--- a/arb/docx/59.content.docx
+++ b/arb/docx/59.content.docx
@@ -147,13 +147,6 @@
         <w:rPr>
           <w:lang w:val="ar_AE" w:bidi="ar_AE"/>
         </w:rPr>
-      </w:r>
-      <w:r>
-        <w:rPr>
-          <w:i/>
-          <w:lang w:val="ar_AE" w:bidi="ar_AE"/>
-        </w:rPr>
-        <w:t>يعقوب 1:1, يعقوب 1: 2, يعقوب ١: ٣, يعقوب 1: 5, يعقوب ١: ٦, يعقوب 1: 7–8, يعقوب 1: 10, يعقوب 1: 11, يعقوب 1: 12, يعقوب ١: ١٤, يعقوب ١: ١٥, يعقوب 1: 17, يعقوب 1: 18, يعقوب 1: 19, يعقوب 1: 22, يعقوب 1: 26, يعقوب 1: 27, يعقوب 2: 1, يعقوب ٢: ٣, يعقوب 2: 3 (#2), يعقوب ٢: ٤, يعقوب ٢: ٥, يعقوب 2: 6–7, يعقوب 2: 8, يعقوب 2: 10, يعقوب ٢: ١٣, يعقوب ٢: ١٤, يعقوب ٢: ١٦, يعقوب ٢: ١٧, يعقوب ٢: ١٨, يعقوب 2: 19, يعقوب 2: 21, يعقوب ٢: ٢٢, يعقوب ٢: ٢٣, يعقوب ٢: ٢٥, يعقوب ٢: ٢٦, يعقوب 3: 1, يعقوب 3: 2, يعقوب 3: 2 (#2), يعقوب 3:3, يعقوب 3: 4, يعقوب ٣: ٦, يعقوب ٣: ٨, يعقوب 3: 9, يعقوب 3: 11, يعقوب 3: 13, يعقوب ٣: ١٥, يعقوب ٣: ١٦, يعقوب ٣: ١٧, يعقوب 4: 1, يعقوب 4: 3, يعقوب 4: 4, يعقوب 4: 6, يعقوب 4: 7, يعقوب 4: 8, يعقوب ٤: ١١, يعقوب ٤: ١٥, يعقوب ٤: ١٦, يعقوب 4: 17, يعقوب 5: 3, يعقوب 5: 4, يعقوب 5: 6, يعقوب 5: 7, يعقوب 5: 8, يعقوب 5: 10, يعقوب 5: 11, يعقوب 5: 12, يعقوب 5: 14, يعقوب 5: 16, يعقوب 5: 17, يعقوب 5: 18, يعقوب 5: 20</w:t>
       </w:r>
       <w:r>
         <w:rPr>

--- a/arb/docx/59.content.docx
+++ b/arb/docx/59.content.docx
@@ -132,21 +132,6 @@
           <w:lang w:val="ar_AE" w:bidi="ar_AE"/>
         </w:rPr>
         <w:t>JAS</w:t>
-      </w:r>
-      <w:r>
-        <w:rPr>
-          <w:lang w:val="ar_AE" w:bidi="ar_AE"/>
-        </w:rPr>
-      </w:r>
-    </w:p>
-    <w:p>
-      <w:pPr>
-        <w:bidi/>
-      </w:pPr>
-      <w:r>
-        <w:rPr>
-          <w:lang w:val="ar_AE" w:bidi="ar_AE"/>
-        </w:rPr>
       </w:r>
       <w:r>
         <w:rPr>

--- a/arb/docx/59.content.docx
+++ b/arb/docx/59.content.docx
@@ -22,7 +22,7 @@
         <w:rPr>
           <w:lang w:val="ar_AE" w:bidi="ar_AE"/>
         </w:rPr>
-        <w:t>Resource: أسئلة الترجمة (unfoldingWord)</w:t>
+        <w:t>Resource: unfoldingWord® Translation Questions</w:t>
       </w:r>
       <w:r>
         <w:rPr>
@@ -91,7 +91,7 @@
         <w:rPr>
           <w:lang w:val="ar_AE" w:bidi="ar_AE"/>
         </w:rPr>
-        <w:t>أسئلة الترجمة (unfoldingWord)</w:t>
+        <w:t>unfoldingWord® Translation Questions</w:t>
       </w:r>
     </w:p>
     <w:p>

--- a/arb/docx/59.content.docx
+++ b/arb/docx/59.content.docx
@@ -9,6 +9,8 @@
       </w:pPr>
       <w:r>
         <w:rPr>
+          <w:rtl/>
+          <w:cs/>
           <w:lang w:val="ar_AE" w:bidi="ar_AE"/>
         </w:rPr>
       </w:r>
@@ -20,64 +22,84 @@
       </w:pPr>
       <w:r>
         <w:rPr>
+          <w:rtl/>
+          <w:cs/>
           <w:lang w:val="ar_AE" w:bidi="ar_AE"/>
         </w:rPr>
         <w:t>Resource: unfoldingWord® Translation Questions</w:t>
       </w:r>
       <w:r>
         <w:rPr>
-          <w:lang w:val="ar_AE" w:bidi="ar_AE"/>
-        </w:rPr>
-      </w:r>
-    </w:p>
-    <w:p>
-      <w:pPr>
-        <w:bidi/>
-      </w:pPr>
-      <w:r>
-        <w:rPr>
+          <w:rtl/>
+          <w:cs/>
+          <w:lang w:val="ar_AE" w:bidi="ar_AE"/>
+        </w:rPr>
+      </w:r>
+    </w:p>
+    <w:p>
+      <w:pPr>
+        <w:bidi/>
+      </w:pPr>
+      <w:r>
+        <w:rPr>
+          <w:rtl/>
+          <w:cs/>
           <w:lang w:val="ar_AE" w:bidi="ar_AE"/>
         </w:rPr>
       </w:r>
       <w:r>
         <w:rPr>
           <w:b/>
+          <w:rtl/>
+          <w:cs/>
           <w:lang w:val="ar_AE" w:bidi="ar_AE"/>
         </w:rPr>
         <w:t>unfoldingWord® Translation Questions</w:t>
       </w:r>
       <w:r>
         <w:rPr>
+          <w:rtl/>
+          <w:cs/>
           <w:lang w:val="ar_AE" w:bidi="ar_AE"/>
         </w:rPr>
         <w:t xml:space="preserve"> © 2022 unfoldingWord. Released under CC BY-SA 4.0 license. </w:t>
       </w:r>
       <w:r>
         <w:rPr>
+          <w:rtl/>
+          <w:cs/>
           <w:lang w:val="ar_AE" w:bidi="ar_AE"/>
         </w:rPr>
         <w:t>unfoldingWord® Translation Questions</w:t>
       </w:r>
       <w:r>
         <w:rPr>
+          <w:rtl/>
+          <w:cs/>
           <w:lang w:val="ar_AE" w:bidi="ar_AE"/>
         </w:rPr>
         <w:t xml:space="preserve"> has been adapted in the following languages: Tok Pisin, Arabic (عربي), French (Français), Hindi (हिंदी), Indonesian (Bahasa Indonesia), Portuguese (Português), Russian (Русский), Spanish (Español), Swahili (Kiswahili), and Simplified Chinese (简体中文) from </w:t>
       </w:r>
       <w:r>
         <w:rPr>
+          <w:rtl/>
+          <w:cs/>
           <w:lang w:val="ar_AE" w:bidi="ar_AE"/>
         </w:rPr>
         <w:t>unfoldingWord® Translation Questions</w:t>
       </w:r>
       <w:r>
         <w:rPr>
+          <w:rtl/>
+          <w:cs/>
           <w:lang w:val="ar_AE" w:bidi="ar_AE"/>
         </w:rPr>
         <w:t xml:space="preserve"> © 2022 unfoldingWord. Released under CC BY-SA 4.0 license by Mission Mutual</w:t>
       </w:r>
       <w:r>
         <w:rPr>
+          <w:rtl/>
+          <w:cs/>
           <w:lang w:val="ar_AE" w:bidi="ar_AE"/>
         </w:rPr>
       </w:r>
@@ -89,6 +111,8 @@
       </w:pPr>
       <w:r>
         <w:rPr>
+          <w:rtl/>
+          <w:cs/>
           <w:lang w:val="ar_AE" w:bidi="ar_AE"/>
         </w:rPr>
         <w:t>unfoldingWord® Translation Questions</w:t>
@@ -118,6 +142,8 @@
       </w:pPr>
       <w:r>
         <w:rPr>
+          <w:rtl/>
+          <w:cs/>
           <w:lang w:val="ar_AE" w:bidi="ar_AE"/>
         </w:rPr>
       </w:r>
@@ -129,38 +155,50 @@
       </w:pPr>
       <w:r>
         <w:rPr>
+          <w:rtl/>
+          <w:cs/>
           <w:lang w:val="ar_AE" w:bidi="ar_AE"/>
         </w:rPr>
         <w:t>JAS</w:t>
       </w:r>
       <w:r>
         <w:rPr>
-          <w:lang w:val="ar_AE" w:bidi="ar_AE"/>
-        </w:rPr>
-      </w:r>
-    </w:p>
-    <w:p>
-      <w:pPr>
-        <w:bidi/>
-      </w:pPr>
-      <w:r>
-        <w:rPr>
-          <w:lang w:val="ar_AE" w:bidi="ar_AE"/>
-        </w:rPr>
-      </w:r>
-      <w:r>
-        <w:rPr>
+          <w:rtl/>
+          <w:cs/>
+          <w:lang w:val="ar_AE" w:bidi="ar_AE"/>
+        </w:rPr>
+      </w:r>
+    </w:p>
+    <w:p>
+      <w:pPr>
+        <w:bidi/>
+      </w:pPr>
+      <w:r>
+        <w:rPr>
+          <w:rtl/>
+          <w:cs/>
+          <w:lang w:val="ar_AE" w:bidi="ar_AE"/>
+        </w:rPr>
+      </w:r>
+      <w:r>
+        <w:rPr>
+          <w:rtl/>
+          <w:cs/>
           <w:lang w:val="ar_AE" w:bidi="ar_AE"/>
         </w:rPr>
         <w:t xml:space="preserve"> </w:t>
       </w:r>
       <w:r>
         <w:rPr>
-          <w:lang w:val="ar_AE" w:bidi="ar_AE"/>
-        </w:rPr>
-      </w:r>
-      <w:r>
-        <w:rPr>
+          <w:rtl/>
+          <w:cs/>
+          <w:lang w:val="ar_AE" w:bidi="ar_AE"/>
+        </w:rPr>
+      </w:r>
+      <w:r>
+        <w:rPr>
+          <w:rtl/>
+          <w:cs/>
           <w:lang w:val="ar_AE" w:bidi="ar_AE"/>
         </w:rPr>
       </w:r>
@@ -186,6 +224,8 @@
       </w:pPr>
       <w:r>
         <w:rPr>
+          <w:rtl/>
+          <w:cs/>
           <w:lang w:val="ar_AE" w:bidi="ar_AE"/>
         </w:rPr>
       </w:r>
@@ -197,28 +237,36 @@
       </w:pPr>
       <w:r>
         <w:rPr>
+          <w:rtl/>
+          <w:cs/>
           <w:lang w:val="ar_AE" w:bidi="ar_AE"/>
         </w:rPr>
         <w:t>يعقوب 1:1</w:t>
       </w:r>
       <w:r>
         <w:rPr>
-          <w:lang w:val="ar_AE" w:bidi="ar_AE"/>
-        </w:rPr>
-      </w:r>
-    </w:p>
-    <w:p>
-      <w:pPr>
-        <w:bidi/>
-      </w:pPr>
-      <w:r>
-        <w:rPr>
+          <w:rtl/>
+          <w:cs/>
+          <w:lang w:val="ar_AE" w:bidi="ar_AE"/>
+        </w:rPr>
+      </w:r>
+    </w:p>
+    <w:p>
+      <w:pPr>
+        <w:bidi/>
+      </w:pPr>
+      <w:r>
+        <w:rPr>
+          <w:rtl/>
+          <w:cs/>
           <w:lang w:val="ar_AE" w:bidi="ar_AE"/>
         </w:rPr>
       </w:r>
       <w:r>
         <w:rPr>
           <w:b/>
+          <w:rtl/>
+          <w:cs/>
           <w:lang w:val="ar_AE" w:bidi="ar_AE"/>
         </w:rPr>
         <w:t>لمَن كتب يَعْقوبَ هذه الرسالة؟</w:t>
@@ -230,32 +278,42 @@
       </w:pPr>
       <w:r>
         <w:rPr>
-          <w:lang w:val="ar_AE" w:bidi="ar_AE"/>
-        </w:rPr>
-      </w:r>
-      <w:r>
-        <w:rPr>
+          <w:rtl/>
+          <w:cs/>
+          <w:lang w:val="ar_AE" w:bidi="ar_AE"/>
+        </w:rPr>
+      </w:r>
+      <w:r>
+        <w:rPr>
+          <w:rtl/>
+          <w:cs/>
           <w:lang w:val="ar_AE" w:bidi="ar_AE"/>
         </w:rPr>
         <w:t>كتب يعقوب هذه الرسالة إلى الأسباط الإثني عشر الذين كانوا في الشتات.</w:t>
       </w:r>
       <w:r>
         <w:rPr>
-          <w:lang w:val="ar_AE" w:bidi="ar_AE"/>
-        </w:rPr>
-      </w:r>
-      <w:r>
-        <w:rPr>
-          <w:lang w:val="ar_AE" w:bidi="ar_AE"/>
-        </w:rPr>
-      </w:r>
-    </w:p>
-    <w:p>
-      <w:pPr>
-        <w:bidi/>
-      </w:pPr>
-      <w:r>
-        <w:rPr>
+          <w:rtl/>
+          <w:cs/>
+          <w:lang w:val="ar_AE" w:bidi="ar_AE"/>
+        </w:rPr>
+      </w:r>
+      <w:r>
+        <w:rPr>
+          <w:rtl/>
+          <w:cs/>
+          <w:lang w:val="ar_AE" w:bidi="ar_AE"/>
+        </w:rPr>
+      </w:r>
+    </w:p>
+    <w:p>
+      <w:pPr>
+        <w:bidi/>
+      </w:pPr>
+      <w:r>
+        <w:rPr>
+          <w:rtl/>
+          <w:cs/>
           <w:lang w:val="ar_AE" w:bidi="ar_AE"/>
         </w:rPr>
       </w:r>
@@ -267,28 +325,36 @@
       </w:pPr>
       <w:r>
         <w:rPr>
+          <w:rtl/>
+          <w:cs/>
           <w:lang w:val="ar_AE" w:bidi="ar_AE"/>
         </w:rPr>
         <w:t>يعقوب 1: 2</w:t>
       </w:r>
       <w:r>
         <w:rPr>
-          <w:lang w:val="ar_AE" w:bidi="ar_AE"/>
-        </w:rPr>
-      </w:r>
-    </w:p>
-    <w:p>
-      <w:pPr>
-        <w:bidi/>
-      </w:pPr>
-      <w:r>
-        <w:rPr>
+          <w:rtl/>
+          <w:cs/>
+          <w:lang w:val="ar_AE" w:bidi="ar_AE"/>
+        </w:rPr>
+      </w:r>
+    </w:p>
+    <w:p>
+      <w:pPr>
+        <w:bidi/>
+      </w:pPr>
+      <w:r>
+        <w:rPr>
+          <w:rtl/>
+          <w:cs/>
           <w:lang w:val="ar_AE" w:bidi="ar_AE"/>
         </w:rPr>
       </w:r>
       <w:r>
         <w:rPr>
           <w:b/>
+          <w:rtl/>
+          <w:cs/>
           <w:lang w:val="ar_AE" w:bidi="ar_AE"/>
         </w:rPr>
         <w:t>عند مواجهة المشكلات، ما الموقف الذي يوصي يَعْقوبَ قُرَّاءه أن يتحلُّوا به؟</w:t>
@@ -300,32 +366,42 @@
       </w:pPr>
       <w:r>
         <w:rPr>
-          <w:lang w:val="ar_AE" w:bidi="ar_AE"/>
-        </w:rPr>
-      </w:r>
-      <w:r>
-        <w:rPr>
+          <w:rtl/>
+          <w:cs/>
+          <w:lang w:val="ar_AE" w:bidi="ar_AE"/>
+        </w:rPr>
+      </w:r>
+      <w:r>
+        <w:rPr>
+          <w:rtl/>
+          <w:cs/>
           <w:lang w:val="ar_AE" w:bidi="ar_AE"/>
         </w:rPr>
         <w:t>يوصيهم يعقوب بأنْ يحسبوا كل ذلك فرحًا عند مواجهة المشكلات.</w:t>
       </w:r>
       <w:r>
         <w:rPr>
-          <w:lang w:val="ar_AE" w:bidi="ar_AE"/>
-        </w:rPr>
-      </w:r>
-      <w:r>
-        <w:rPr>
-          <w:lang w:val="ar_AE" w:bidi="ar_AE"/>
-        </w:rPr>
-      </w:r>
-    </w:p>
-    <w:p>
-      <w:pPr>
-        <w:bidi/>
-      </w:pPr>
-      <w:r>
-        <w:rPr>
+          <w:rtl/>
+          <w:cs/>
+          <w:lang w:val="ar_AE" w:bidi="ar_AE"/>
+        </w:rPr>
+      </w:r>
+      <w:r>
+        <w:rPr>
+          <w:rtl/>
+          <w:cs/>
+          <w:lang w:val="ar_AE" w:bidi="ar_AE"/>
+        </w:rPr>
+      </w:r>
+    </w:p>
+    <w:p>
+      <w:pPr>
+        <w:bidi/>
+      </w:pPr>
+      <w:r>
+        <w:rPr>
+          <w:rtl/>
+          <w:cs/>
           <w:lang w:val="ar_AE" w:bidi="ar_AE"/>
         </w:rPr>
       </w:r>
@@ -337,28 +413,36 @@
       </w:pPr>
       <w:r>
         <w:rPr>
+          <w:rtl/>
+          <w:cs/>
           <w:lang w:val="ar_AE" w:bidi="ar_AE"/>
         </w:rPr>
         <w:t>يعقوب ١: ٣</w:t>
       </w:r>
       <w:r>
         <w:rPr>
-          <w:lang w:val="ar_AE" w:bidi="ar_AE"/>
-        </w:rPr>
-      </w:r>
-    </w:p>
-    <w:p>
-      <w:pPr>
-        <w:bidi/>
-      </w:pPr>
-      <w:r>
-        <w:rPr>
+          <w:rtl/>
+          <w:cs/>
+          <w:lang w:val="ar_AE" w:bidi="ar_AE"/>
+        </w:rPr>
+      </w:r>
+    </w:p>
+    <w:p>
+      <w:pPr>
+        <w:bidi/>
+      </w:pPr>
+      <w:r>
+        <w:rPr>
+          <w:rtl/>
+          <w:cs/>
           <w:lang w:val="ar_AE" w:bidi="ar_AE"/>
         </w:rPr>
       </w:r>
       <w:r>
         <w:rPr>
           <w:b/>
+          <w:rtl/>
+          <w:cs/>
           <w:lang w:val="ar_AE" w:bidi="ar_AE"/>
         </w:rPr>
         <w:t>ماذا ينتج عن اختبار إيماننا؟</w:t>
@@ -370,32 +454,42 @@
       </w:pPr>
       <w:r>
         <w:rPr>
-          <w:lang w:val="ar_AE" w:bidi="ar_AE"/>
-        </w:rPr>
-      </w:r>
-      <w:r>
-        <w:rPr>
+          <w:rtl/>
+          <w:cs/>
+          <w:lang w:val="ar_AE" w:bidi="ar_AE"/>
+        </w:rPr>
+      </w:r>
+      <w:r>
+        <w:rPr>
+          <w:rtl/>
+          <w:cs/>
           <w:lang w:val="ar_AE" w:bidi="ar_AE"/>
         </w:rPr>
         <w:t>اختبار إيماننا يُنتج صبرًا.</w:t>
       </w:r>
       <w:r>
         <w:rPr>
-          <w:lang w:val="ar_AE" w:bidi="ar_AE"/>
-        </w:rPr>
-      </w:r>
-      <w:r>
-        <w:rPr>
-          <w:lang w:val="ar_AE" w:bidi="ar_AE"/>
-        </w:rPr>
-      </w:r>
-    </w:p>
-    <w:p>
-      <w:pPr>
-        <w:bidi/>
-      </w:pPr>
-      <w:r>
-        <w:rPr>
+          <w:rtl/>
+          <w:cs/>
+          <w:lang w:val="ar_AE" w:bidi="ar_AE"/>
+        </w:rPr>
+      </w:r>
+      <w:r>
+        <w:rPr>
+          <w:rtl/>
+          <w:cs/>
+          <w:lang w:val="ar_AE" w:bidi="ar_AE"/>
+        </w:rPr>
+      </w:r>
+    </w:p>
+    <w:p>
+      <w:pPr>
+        <w:bidi/>
+      </w:pPr>
+      <w:r>
+        <w:rPr>
+          <w:rtl/>
+          <w:cs/>
           <w:lang w:val="ar_AE" w:bidi="ar_AE"/>
         </w:rPr>
       </w:r>
@@ -407,28 +501,36 @@
       </w:pPr>
       <w:r>
         <w:rPr>
+          <w:rtl/>
+          <w:cs/>
           <w:lang w:val="ar_AE" w:bidi="ar_AE"/>
         </w:rPr>
         <w:t>يعقوب 1: 5</w:t>
       </w:r>
       <w:r>
         <w:rPr>
-          <w:lang w:val="ar_AE" w:bidi="ar_AE"/>
-        </w:rPr>
-      </w:r>
-    </w:p>
-    <w:p>
-      <w:pPr>
-        <w:bidi/>
-      </w:pPr>
-      <w:r>
-        <w:rPr>
+          <w:rtl/>
+          <w:cs/>
+          <w:lang w:val="ar_AE" w:bidi="ar_AE"/>
+        </w:rPr>
+      </w:r>
+    </w:p>
+    <w:p>
+      <w:pPr>
+        <w:bidi/>
+      </w:pPr>
+      <w:r>
+        <w:rPr>
+          <w:rtl/>
+          <w:cs/>
           <w:lang w:val="ar_AE" w:bidi="ar_AE"/>
         </w:rPr>
       </w:r>
       <w:r>
         <w:rPr>
           <w:b/>
+          <w:rtl/>
+          <w:cs/>
           <w:lang w:val="ar_AE" w:bidi="ar_AE"/>
         </w:rPr>
         <w:t>ماذا يجب أن نطلب من ٱللهِ إذا كُنَّا بحاجة إليها؟</w:t>
@@ -440,32 +542,42 @@
       </w:pPr>
       <w:r>
         <w:rPr>
-          <w:lang w:val="ar_AE" w:bidi="ar_AE"/>
-        </w:rPr>
-      </w:r>
-      <w:r>
-        <w:rPr>
+          <w:rtl/>
+          <w:cs/>
+          <w:lang w:val="ar_AE" w:bidi="ar_AE"/>
+        </w:rPr>
+      </w:r>
+      <w:r>
+        <w:rPr>
+          <w:rtl/>
+          <w:cs/>
           <w:lang w:val="ar_AE" w:bidi="ar_AE"/>
         </w:rPr>
         <w:t>يجب أن نطلب من ٱللهِ الحكمة إذا كنا بحاجة إليها.</w:t>
       </w:r>
       <w:r>
         <w:rPr>
-          <w:lang w:val="ar_AE" w:bidi="ar_AE"/>
-        </w:rPr>
-      </w:r>
-      <w:r>
-        <w:rPr>
-          <w:lang w:val="ar_AE" w:bidi="ar_AE"/>
-        </w:rPr>
-      </w:r>
-    </w:p>
-    <w:p>
-      <w:pPr>
-        <w:bidi/>
-      </w:pPr>
-      <w:r>
-        <w:rPr>
+          <w:rtl/>
+          <w:cs/>
+          <w:lang w:val="ar_AE" w:bidi="ar_AE"/>
+        </w:rPr>
+      </w:r>
+      <w:r>
+        <w:rPr>
+          <w:rtl/>
+          <w:cs/>
+          <w:lang w:val="ar_AE" w:bidi="ar_AE"/>
+        </w:rPr>
+      </w:r>
+    </w:p>
+    <w:p>
+      <w:pPr>
+        <w:bidi/>
+      </w:pPr>
+      <w:r>
+        <w:rPr>
+          <w:rtl/>
+          <w:cs/>
           <w:lang w:val="ar_AE" w:bidi="ar_AE"/>
         </w:rPr>
       </w:r>
@@ -477,28 +589,36 @@
       </w:pPr>
       <w:r>
         <w:rPr>
+          <w:rtl/>
+          <w:cs/>
           <w:lang w:val="ar_AE" w:bidi="ar_AE"/>
         </w:rPr>
         <w:t>يعقوب ١: ٦</w:t>
       </w:r>
       <w:r>
         <w:rPr>
-          <w:lang w:val="ar_AE" w:bidi="ar_AE"/>
-        </w:rPr>
-      </w:r>
-    </w:p>
-    <w:p>
-      <w:pPr>
-        <w:bidi/>
-      </w:pPr>
-      <w:r>
-        <w:rPr>
+          <w:rtl/>
+          <w:cs/>
+          <w:lang w:val="ar_AE" w:bidi="ar_AE"/>
+        </w:rPr>
+      </w:r>
+    </w:p>
+    <w:p>
+      <w:pPr>
+        <w:bidi/>
+      </w:pPr>
+      <w:r>
+        <w:rPr>
+          <w:rtl/>
+          <w:cs/>
           <w:lang w:val="ar_AE" w:bidi="ar_AE"/>
         </w:rPr>
       </w:r>
       <w:r>
         <w:rPr>
           <w:b/>
+          <w:rtl/>
+          <w:cs/>
           <w:lang w:val="ar_AE" w:bidi="ar_AE"/>
         </w:rPr>
         <w:t>كيف يكون الشخص المُتشكِّك؟</w:t>
@@ -510,32 +630,42 @@
       </w:pPr>
       <w:r>
         <w:rPr>
-          <w:lang w:val="ar_AE" w:bidi="ar_AE"/>
-        </w:rPr>
-      </w:r>
-      <w:r>
-        <w:rPr>
+          <w:rtl/>
+          <w:cs/>
+          <w:lang w:val="ar_AE" w:bidi="ar_AE"/>
+        </w:rPr>
+      </w:r>
+      <w:r>
+        <w:rPr>
+          <w:rtl/>
+          <w:cs/>
           <w:lang w:val="ar_AE" w:bidi="ar_AE"/>
         </w:rPr>
         <w:t>الشخص المُتشكِّك يشبه موج البحر الذي تتلاعب به الرياح.</w:t>
       </w:r>
       <w:r>
         <w:rPr>
-          <w:lang w:val="ar_AE" w:bidi="ar_AE"/>
-        </w:rPr>
-      </w:r>
-      <w:r>
-        <w:rPr>
-          <w:lang w:val="ar_AE" w:bidi="ar_AE"/>
-        </w:rPr>
-      </w:r>
-    </w:p>
-    <w:p>
-      <w:pPr>
-        <w:bidi/>
-      </w:pPr>
-      <w:r>
-        <w:rPr>
+          <w:rtl/>
+          <w:cs/>
+          <w:lang w:val="ar_AE" w:bidi="ar_AE"/>
+        </w:rPr>
+      </w:r>
+      <w:r>
+        <w:rPr>
+          <w:rtl/>
+          <w:cs/>
+          <w:lang w:val="ar_AE" w:bidi="ar_AE"/>
+        </w:rPr>
+      </w:r>
+    </w:p>
+    <w:p>
+      <w:pPr>
+        <w:bidi/>
+      </w:pPr>
+      <w:r>
+        <w:rPr>
+          <w:rtl/>
+          <w:cs/>
           <w:lang w:val="ar_AE" w:bidi="ar_AE"/>
         </w:rPr>
       </w:r>
@@ -547,28 +677,36 @@
       </w:pPr>
       <w:r>
         <w:rPr>
+          <w:rtl/>
+          <w:cs/>
           <w:lang w:val="ar_AE" w:bidi="ar_AE"/>
         </w:rPr>
         <w:t>يعقوب 1: 7–8</w:t>
       </w:r>
       <w:r>
         <w:rPr>
-          <w:lang w:val="ar_AE" w:bidi="ar_AE"/>
-        </w:rPr>
-      </w:r>
-    </w:p>
-    <w:p>
-      <w:pPr>
-        <w:bidi/>
-      </w:pPr>
-      <w:r>
-        <w:rPr>
+          <w:rtl/>
+          <w:cs/>
+          <w:lang w:val="ar_AE" w:bidi="ar_AE"/>
+        </w:rPr>
+      </w:r>
+    </w:p>
+    <w:p>
+      <w:pPr>
+        <w:bidi/>
+      </w:pPr>
+      <w:r>
+        <w:rPr>
+          <w:rtl/>
+          <w:cs/>
           <w:lang w:val="ar_AE" w:bidi="ar_AE"/>
         </w:rPr>
       </w:r>
       <w:r>
         <w:rPr>
           <w:b/>
+          <w:rtl/>
+          <w:cs/>
           <w:lang w:val="ar_AE" w:bidi="ar_AE"/>
         </w:rPr>
         <w:t>ماذا يجب أن يتوقع المُتشكِّك نواله؟</w:t>
@@ -580,32 +718,42 @@
       </w:pPr>
       <w:r>
         <w:rPr>
-          <w:lang w:val="ar_AE" w:bidi="ar_AE"/>
-        </w:rPr>
-      </w:r>
-      <w:r>
-        <w:rPr>
+          <w:rtl/>
+          <w:cs/>
+          <w:lang w:val="ar_AE" w:bidi="ar_AE"/>
+        </w:rPr>
+      </w:r>
+      <w:r>
+        <w:rPr>
+          <w:rtl/>
+          <w:cs/>
           <w:lang w:val="ar_AE" w:bidi="ar_AE"/>
         </w:rPr>
         <w:t>مَن يسأل بتشكُّك لا ينبغي أنْ يتوقع نَيْل أي شيء من عند الرب.</w:t>
       </w:r>
       <w:r>
         <w:rPr>
-          <w:lang w:val="ar_AE" w:bidi="ar_AE"/>
-        </w:rPr>
-      </w:r>
-      <w:r>
-        <w:rPr>
-          <w:lang w:val="ar_AE" w:bidi="ar_AE"/>
-        </w:rPr>
-      </w:r>
-    </w:p>
-    <w:p>
-      <w:pPr>
-        <w:bidi/>
-      </w:pPr>
-      <w:r>
-        <w:rPr>
+          <w:rtl/>
+          <w:cs/>
+          <w:lang w:val="ar_AE" w:bidi="ar_AE"/>
+        </w:rPr>
+      </w:r>
+      <w:r>
+        <w:rPr>
+          <w:rtl/>
+          <w:cs/>
+          <w:lang w:val="ar_AE" w:bidi="ar_AE"/>
+        </w:rPr>
+      </w:r>
+    </w:p>
+    <w:p>
+      <w:pPr>
+        <w:bidi/>
+      </w:pPr>
+      <w:r>
+        <w:rPr>
+          <w:rtl/>
+          <w:cs/>
           <w:lang w:val="ar_AE" w:bidi="ar_AE"/>
         </w:rPr>
       </w:r>
@@ -617,28 +765,36 @@
       </w:pPr>
       <w:r>
         <w:rPr>
+          <w:rtl/>
+          <w:cs/>
           <w:lang w:val="ar_AE" w:bidi="ar_AE"/>
         </w:rPr>
         <w:t>يعقوب 1: 10</w:t>
       </w:r>
       <w:r>
         <w:rPr>
-          <w:lang w:val="ar_AE" w:bidi="ar_AE"/>
-        </w:rPr>
-      </w:r>
-    </w:p>
-    <w:p>
-      <w:pPr>
-        <w:bidi/>
-      </w:pPr>
-      <w:r>
-        <w:rPr>
+          <w:rtl/>
+          <w:cs/>
+          <w:lang w:val="ar_AE" w:bidi="ar_AE"/>
+        </w:rPr>
+      </w:r>
+    </w:p>
+    <w:p>
+      <w:pPr>
+        <w:bidi/>
+      </w:pPr>
+      <w:r>
+        <w:rPr>
+          <w:rtl/>
+          <w:cs/>
           <w:lang w:val="ar_AE" w:bidi="ar_AE"/>
         </w:rPr>
       </w:r>
       <w:r>
         <w:rPr>
           <w:b/>
+          <w:rtl/>
+          <w:cs/>
           <w:lang w:val="ar_AE" w:bidi="ar_AE"/>
         </w:rPr>
         <w:t>لماذا يجب أن يكون الأغنياء متواضعين؟</w:t>
@@ -650,32 +806,42 @@
       </w:pPr>
       <w:r>
         <w:rPr>
-          <w:lang w:val="ar_AE" w:bidi="ar_AE"/>
-        </w:rPr>
-      </w:r>
-      <w:r>
-        <w:rPr>
+          <w:rtl/>
+          <w:cs/>
+          <w:lang w:val="ar_AE" w:bidi="ar_AE"/>
+        </w:rPr>
+      </w:r>
+      <w:r>
+        <w:rPr>
+          <w:rtl/>
+          <w:cs/>
           <w:lang w:val="ar_AE" w:bidi="ar_AE"/>
         </w:rPr>
         <w:t>يجب أن يكون الأغنياء متواضعين لأنهم سيموتون مثل الزهور.</w:t>
       </w:r>
       <w:r>
         <w:rPr>
-          <w:lang w:val="ar_AE" w:bidi="ar_AE"/>
-        </w:rPr>
-      </w:r>
-      <w:r>
-        <w:rPr>
-          <w:lang w:val="ar_AE" w:bidi="ar_AE"/>
-        </w:rPr>
-      </w:r>
-    </w:p>
-    <w:p>
-      <w:pPr>
-        <w:bidi/>
-      </w:pPr>
-      <w:r>
-        <w:rPr>
+          <w:rtl/>
+          <w:cs/>
+          <w:lang w:val="ar_AE" w:bidi="ar_AE"/>
+        </w:rPr>
+      </w:r>
+      <w:r>
+        <w:rPr>
+          <w:rtl/>
+          <w:cs/>
+          <w:lang w:val="ar_AE" w:bidi="ar_AE"/>
+        </w:rPr>
+      </w:r>
+    </w:p>
+    <w:p>
+      <w:pPr>
+        <w:bidi/>
+      </w:pPr>
+      <w:r>
+        <w:rPr>
+          <w:rtl/>
+          <w:cs/>
           <w:lang w:val="ar_AE" w:bidi="ar_AE"/>
         </w:rPr>
       </w:r>
@@ -687,28 +853,36 @@
       </w:pPr>
       <w:r>
         <w:rPr>
+          <w:rtl/>
+          <w:cs/>
           <w:lang w:val="ar_AE" w:bidi="ar_AE"/>
         </w:rPr>
         <w:t>يعقوب 1: 11</w:t>
       </w:r>
       <w:r>
         <w:rPr>
-          <w:lang w:val="ar_AE" w:bidi="ar_AE"/>
-        </w:rPr>
-      </w:r>
-    </w:p>
-    <w:p>
-      <w:pPr>
-        <w:bidi/>
-      </w:pPr>
-      <w:r>
-        <w:rPr>
+          <w:rtl/>
+          <w:cs/>
+          <w:lang w:val="ar_AE" w:bidi="ar_AE"/>
+        </w:rPr>
+      </w:r>
+    </w:p>
+    <w:p>
+      <w:pPr>
+        <w:bidi/>
+      </w:pPr>
+      <w:r>
+        <w:rPr>
+          <w:rtl/>
+          <w:cs/>
           <w:lang w:val="ar_AE" w:bidi="ar_AE"/>
         </w:rPr>
       </w:r>
       <w:r>
         <w:rPr>
           <w:b/>
+          <w:rtl/>
+          <w:cs/>
           <w:lang w:val="ar_AE" w:bidi="ar_AE"/>
         </w:rPr>
         <w:t>بماذا يمكن مقارنة الأغنياء؟</w:t>
@@ -720,32 +894,42 @@
       </w:pPr>
       <w:r>
         <w:rPr>
-          <w:lang w:val="ar_AE" w:bidi="ar_AE"/>
-        </w:rPr>
-      </w:r>
-      <w:r>
-        <w:rPr>
+          <w:rtl/>
+          <w:cs/>
+          <w:lang w:val="ar_AE" w:bidi="ar_AE"/>
+        </w:rPr>
+      </w:r>
+      <w:r>
+        <w:rPr>
+          <w:rtl/>
+          <w:cs/>
           <w:lang w:val="ar_AE" w:bidi="ar_AE"/>
         </w:rPr>
         <w:t>يمكن مقارنة الأغنياء بزهر العُشب الذي ييبس، يسقط ويفنَى.</w:t>
       </w:r>
       <w:r>
         <w:rPr>
-          <w:lang w:val="ar_AE" w:bidi="ar_AE"/>
-        </w:rPr>
-      </w:r>
-      <w:r>
-        <w:rPr>
-          <w:lang w:val="ar_AE" w:bidi="ar_AE"/>
-        </w:rPr>
-      </w:r>
-    </w:p>
-    <w:p>
-      <w:pPr>
-        <w:bidi/>
-      </w:pPr>
-      <w:r>
-        <w:rPr>
+          <w:rtl/>
+          <w:cs/>
+          <w:lang w:val="ar_AE" w:bidi="ar_AE"/>
+        </w:rPr>
+      </w:r>
+      <w:r>
+        <w:rPr>
+          <w:rtl/>
+          <w:cs/>
+          <w:lang w:val="ar_AE" w:bidi="ar_AE"/>
+        </w:rPr>
+      </w:r>
+    </w:p>
+    <w:p>
+      <w:pPr>
+        <w:bidi/>
+      </w:pPr>
+      <w:r>
+        <w:rPr>
+          <w:rtl/>
+          <w:cs/>
           <w:lang w:val="ar_AE" w:bidi="ar_AE"/>
         </w:rPr>
       </w:r>
@@ -757,28 +941,36 @@
       </w:pPr>
       <w:r>
         <w:rPr>
+          <w:rtl/>
+          <w:cs/>
           <w:lang w:val="ar_AE" w:bidi="ar_AE"/>
         </w:rPr>
         <w:t>يعقوب 1: 12</w:t>
       </w:r>
       <w:r>
         <w:rPr>
-          <w:lang w:val="ar_AE" w:bidi="ar_AE"/>
-        </w:rPr>
-      </w:r>
-    </w:p>
-    <w:p>
-      <w:pPr>
-        <w:bidi/>
-      </w:pPr>
-      <w:r>
-        <w:rPr>
+          <w:rtl/>
+          <w:cs/>
+          <w:lang w:val="ar_AE" w:bidi="ar_AE"/>
+        </w:rPr>
+      </w:r>
+    </w:p>
+    <w:p>
+      <w:pPr>
+        <w:bidi/>
+      </w:pPr>
+      <w:r>
+        <w:rPr>
+          <w:rtl/>
+          <w:cs/>
           <w:lang w:val="ar_AE" w:bidi="ar_AE"/>
         </w:rPr>
       </w:r>
       <w:r>
         <w:rPr>
           <w:b/>
+          <w:rtl/>
+          <w:cs/>
           <w:lang w:val="ar_AE" w:bidi="ar_AE"/>
         </w:rPr>
         <w:t>علامَ سيحصُل أولئك الذين يجتازون تجرِبة الإيمان؟</w:t>
@@ -790,32 +982,42 @@
       </w:pPr>
       <w:r>
         <w:rPr>
-          <w:lang w:val="ar_AE" w:bidi="ar_AE"/>
-        </w:rPr>
-      </w:r>
-      <w:r>
-        <w:rPr>
+          <w:rtl/>
+          <w:cs/>
+          <w:lang w:val="ar_AE" w:bidi="ar_AE"/>
+        </w:rPr>
+      </w:r>
+      <w:r>
+        <w:rPr>
+          <w:rtl/>
+          <w:cs/>
           <w:lang w:val="ar_AE" w:bidi="ar_AE"/>
         </w:rPr>
         <w:t>أولئك الذين يجتازون تجرِبة الإيمان سيحصلون على إكليل الحياة.</w:t>
       </w:r>
       <w:r>
         <w:rPr>
-          <w:lang w:val="ar_AE" w:bidi="ar_AE"/>
-        </w:rPr>
-      </w:r>
-      <w:r>
-        <w:rPr>
-          <w:lang w:val="ar_AE" w:bidi="ar_AE"/>
-        </w:rPr>
-      </w:r>
-    </w:p>
-    <w:p>
-      <w:pPr>
-        <w:bidi/>
-      </w:pPr>
-      <w:r>
-        <w:rPr>
+          <w:rtl/>
+          <w:cs/>
+          <w:lang w:val="ar_AE" w:bidi="ar_AE"/>
+        </w:rPr>
+      </w:r>
+      <w:r>
+        <w:rPr>
+          <w:rtl/>
+          <w:cs/>
+          <w:lang w:val="ar_AE" w:bidi="ar_AE"/>
+        </w:rPr>
+      </w:r>
+    </w:p>
+    <w:p>
+      <w:pPr>
+        <w:bidi/>
+      </w:pPr>
+      <w:r>
+        <w:rPr>
+          <w:rtl/>
+          <w:cs/>
           <w:lang w:val="ar_AE" w:bidi="ar_AE"/>
         </w:rPr>
       </w:r>
@@ -827,28 +1029,36 @@
       </w:pPr>
       <w:r>
         <w:rPr>
+          <w:rtl/>
+          <w:cs/>
           <w:lang w:val="ar_AE" w:bidi="ar_AE"/>
         </w:rPr>
         <w:t>يعقوب ١: ١٤</w:t>
       </w:r>
       <w:r>
         <w:rPr>
-          <w:lang w:val="ar_AE" w:bidi="ar_AE"/>
-        </w:rPr>
-      </w:r>
-    </w:p>
-    <w:p>
-      <w:pPr>
-        <w:bidi/>
-      </w:pPr>
-      <w:r>
-        <w:rPr>
+          <w:rtl/>
+          <w:cs/>
+          <w:lang w:val="ar_AE" w:bidi="ar_AE"/>
+        </w:rPr>
+      </w:r>
+    </w:p>
+    <w:p>
+      <w:pPr>
+        <w:bidi/>
+      </w:pPr>
+      <w:r>
+        <w:rPr>
+          <w:rtl/>
+          <w:cs/>
           <w:lang w:val="ar_AE" w:bidi="ar_AE"/>
         </w:rPr>
       </w:r>
       <w:r>
         <w:rPr>
           <w:b/>
+          <w:rtl/>
+          <w:cs/>
           <w:lang w:val="ar_AE" w:bidi="ar_AE"/>
         </w:rPr>
         <w:t>ما الذي يجعل الشخص مُجرَّبًا بالشر؟</w:t>
@@ -860,32 +1070,42 @@
       </w:pPr>
       <w:r>
         <w:rPr>
-          <w:lang w:val="ar_AE" w:bidi="ar_AE"/>
-        </w:rPr>
-      </w:r>
-      <w:r>
-        <w:rPr>
+          <w:rtl/>
+          <w:cs/>
+          <w:lang w:val="ar_AE" w:bidi="ar_AE"/>
+        </w:rPr>
+      </w:r>
+      <w:r>
+        <w:rPr>
+          <w:rtl/>
+          <w:cs/>
           <w:lang w:val="ar_AE" w:bidi="ar_AE"/>
         </w:rPr>
         <w:t>إنَّ شهوات الإنسان الشريرة تجعله مُجرَّبًا بالشر.</w:t>
       </w:r>
       <w:r>
         <w:rPr>
-          <w:lang w:val="ar_AE" w:bidi="ar_AE"/>
-        </w:rPr>
-      </w:r>
-      <w:r>
-        <w:rPr>
-          <w:lang w:val="ar_AE" w:bidi="ar_AE"/>
-        </w:rPr>
-      </w:r>
-    </w:p>
-    <w:p>
-      <w:pPr>
-        <w:bidi/>
-      </w:pPr>
-      <w:r>
-        <w:rPr>
+          <w:rtl/>
+          <w:cs/>
+          <w:lang w:val="ar_AE" w:bidi="ar_AE"/>
+        </w:rPr>
+      </w:r>
+      <w:r>
+        <w:rPr>
+          <w:rtl/>
+          <w:cs/>
+          <w:lang w:val="ar_AE" w:bidi="ar_AE"/>
+        </w:rPr>
+      </w:r>
+    </w:p>
+    <w:p>
+      <w:pPr>
+        <w:bidi/>
+      </w:pPr>
+      <w:r>
+        <w:rPr>
+          <w:rtl/>
+          <w:cs/>
           <w:lang w:val="ar_AE" w:bidi="ar_AE"/>
         </w:rPr>
       </w:r>
@@ -897,28 +1117,36 @@
       </w:pPr>
       <w:r>
         <w:rPr>
+          <w:rtl/>
+          <w:cs/>
           <w:lang w:val="ar_AE" w:bidi="ar_AE"/>
         </w:rPr>
         <w:t>يعقوب ١: ١٥</w:t>
       </w:r>
       <w:r>
         <w:rPr>
-          <w:lang w:val="ar_AE" w:bidi="ar_AE"/>
-        </w:rPr>
-      </w:r>
-    </w:p>
-    <w:p>
-      <w:pPr>
-        <w:bidi/>
-      </w:pPr>
-      <w:r>
-        <w:rPr>
+          <w:rtl/>
+          <w:cs/>
+          <w:lang w:val="ar_AE" w:bidi="ar_AE"/>
+        </w:rPr>
+      </w:r>
+    </w:p>
+    <w:p>
+      <w:pPr>
+        <w:bidi/>
+      </w:pPr>
+      <w:r>
+        <w:rPr>
+          <w:rtl/>
+          <w:cs/>
           <w:lang w:val="ar_AE" w:bidi="ar_AE"/>
         </w:rPr>
       </w:r>
       <w:r>
         <w:rPr>
           <w:b/>
+          <w:rtl/>
+          <w:cs/>
           <w:lang w:val="ar_AE" w:bidi="ar_AE"/>
         </w:rPr>
         <w:t>ما نتيجة الخطيئة التي كمُلَتْ؟</w:t>
@@ -930,32 +1158,42 @@
       </w:pPr>
       <w:r>
         <w:rPr>
-          <w:lang w:val="ar_AE" w:bidi="ar_AE"/>
-        </w:rPr>
-      </w:r>
-      <w:r>
-        <w:rPr>
+          <w:rtl/>
+          <w:cs/>
+          <w:lang w:val="ar_AE" w:bidi="ar_AE"/>
+        </w:rPr>
+      </w:r>
+      <w:r>
+        <w:rPr>
+          <w:rtl/>
+          <w:cs/>
           <w:lang w:val="ar_AE" w:bidi="ar_AE"/>
         </w:rPr>
         <w:t>نتيجة الخطيئة المُكتملة الموت.</w:t>
       </w:r>
       <w:r>
         <w:rPr>
-          <w:lang w:val="ar_AE" w:bidi="ar_AE"/>
-        </w:rPr>
-      </w:r>
-      <w:r>
-        <w:rPr>
-          <w:lang w:val="ar_AE" w:bidi="ar_AE"/>
-        </w:rPr>
-      </w:r>
-    </w:p>
-    <w:p>
-      <w:pPr>
-        <w:bidi/>
-      </w:pPr>
-      <w:r>
-        <w:rPr>
+          <w:rtl/>
+          <w:cs/>
+          <w:lang w:val="ar_AE" w:bidi="ar_AE"/>
+        </w:rPr>
+      </w:r>
+      <w:r>
+        <w:rPr>
+          <w:rtl/>
+          <w:cs/>
+          <w:lang w:val="ar_AE" w:bidi="ar_AE"/>
+        </w:rPr>
+      </w:r>
+    </w:p>
+    <w:p>
+      <w:pPr>
+        <w:bidi/>
+      </w:pPr>
+      <w:r>
+        <w:rPr>
+          <w:rtl/>
+          <w:cs/>
           <w:lang w:val="ar_AE" w:bidi="ar_AE"/>
         </w:rPr>
       </w:r>
@@ -967,28 +1205,36 @@
       </w:pPr>
       <w:r>
         <w:rPr>
+          <w:rtl/>
+          <w:cs/>
           <w:lang w:val="ar_AE" w:bidi="ar_AE"/>
         </w:rPr>
         <w:t>يعقوب 1: 17</w:t>
       </w:r>
       <w:r>
         <w:rPr>
-          <w:lang w:val="ar_AE" w:bidi="ar_AE"/>
-        </w:rPr>
-      </w:r>
-    </w:p>
-    <w:p>
-      <w:pPr>
-        <w:bidi/>
-      </w:pPr>
-      <w:r>
-        <w:rPr>
+          <w:rtl/>
+          <w:cs/>
+          <w:lang w:val="ar_AE" w:bidi="ar_AE"/>
+        </w:rPr>
+      </w:r>
+    </w:p>
+    <w:p>
+      <w:pPr>
+        <w:bidi/>
+      </w:pPr>
+      <w:r>
+        <w:rPr>
+          <w:rtl/>
+          <w:cs/>
           <w:lang w:val="ar_AE" w:bidi="ar_AE"/>
         </w:rPr>
       </w:r>
       <w:r>
         <w:rPr>
           <w:b/>
+          <w:rtl/>
+          <w:cs/>
           <w:lang w:val="ar_AE" w:bidi="ar_AE"/>
         </w:rPr>
         <w:t>ما الذي ينزل من عند أبي الأنوار؟</w:t>
@@ -1000,32 +1246,42 @@
       </w:pPr>
       <w:r>
         <w:rPr>
-          <w:lang w:val="ar_AE" w:bidi="ar_AE"/>
-        </w:rPr>
-      </w:r>
-      <w:r>
-        <w:rPr>
+          <w:rtl/>
+          <w:cs/>
+          <w:lang w:val="ar_AE" w:bidi="ar_AE"/>
+        </w:rPr>
+      </w:r>
+      <w:r>
+        <w:rPr>
+          <w:rtl/>
+          <w:cs/>
           <w:lang w:val="ar_AE" w:bidi="ar_AE"/>
         </w:rPr>
         <w:t>كل عطية صالحة وكل موهبة كاملة تنزل من عند الآب، أبي الأنوار.</w:t>
       </w:r>
       <w:r>
         <w:rPr>
-          <w:lang w:val="ar_AE" w:bidi="ar_AE"/>
-        </w:rPr>
-      </w:r>
-      <w:r>
-        <w:rPr>
-          <w:lang w:val="ar_AE" w:bidi="ar_AE"/>
-        </w:rPr>
-      </w:r>
-    </w:p>
-    <w:p>
-      <w:pPr>
-        <w:bidi/>
-      </w:pPr>
-      <w:r>
-        <w:rPr>
+          <w:rtl/>
+          <w:cs/>
+          <w:lang w:val="ar_AE" w:bidi="ar_AE"/>
+        </w:rPr>
+      </w:r>
+      <w:r>
+        <w:rPr>
+          <w:rtl/>
+          <w:cs/>
+          <w:lang w:val="ar_AE" w:bidi="ar_AE"/>
+        </w:rPr>
+      </w:r>
+    </w:p>
+    <w:p>
+      <w:pPr>
+        <w:bidi/>
+      </w:pPr>
+      <w:r>
+        <w:rPr>
+          <w:rtl/>
+          <w:cs/>
           <w:lang w:val="ar_AE" w:bidi="ar_AE"/>
         </w:rPr>
       </w:r>
@@ -1037,28 +1293,36 @@
       </w:pPr>
       <w:r>
         <w:rPr>
+          <w:rtl/>
+          <w:cs/>
           <w:lang w:val="ar_AE" w:bidi="ar_AE"/>
         </w:rPr>
         <w:t>يعقوب 1: 18</w:t>
       </w:r>
       <w:r>
         <w:rPr>
-          <w:lang w:val="ar_AE" w:bidi="ar_AE"/>
-        </w:rPr>
-      </w:r>
-    </w:p>
-    <w:p>
-      <w:pPr>
-        <w:bidi/>
-      </w:pPr>
-      <w:r>
-        <w:rPr>
+          <w:rtl/>
+          <w:cs/>
+          <w:lang w:val="ar_AE" w:bidi="ar_AE"/>
+        </w:rPr>
+      </w:r>
+    </w:p>
+    <w:p>
+      <w:pPr>
+        <w:bidi/>
+      </w:pPr>
+      <w:r>
+        <w:rPr>
+          <w:rtl/>
+          <w:cs/>
           <w:lang w:val="ar_AE" w:bidi="ar_AE"/>
         </w:rPr>
       </w:r>
       <w:r>
         <w:rPr>
           <w:b/>
+          <w:rtl/>
+          <w:cs/>
           <w:lang w:val="ar_AE" w:bidi="ar_AE"/>
         </w:rPr>
         <w:t>بأي وسيلة اختار ٱلله أن يمنحنا الحياة؟</w:t>
@@ -1070,32 +1334,42 @@
       </w:pPr>
       <w:r>
         <w:rPr>
-          <w:lang w:val="ar_AE" w:bidi="ar_AE"/>
-        </w:rPr>
-      </w:r>
-      <w:r>
-        <w:rPr>
+          <w:rtl/>
+          <w:cs/>
+          <w:lang w:val="ar_AE" w:bidi="ar_AE"/>
+        </w:rPr>
+      </w:r>
+      <w:r>
+        <w:rPr>
+          <w:rtl/>
+          <w:cs/>
           <w:lang w:val="ar_AE" w:bidi="ar_AE"/>
         </w:rPr>
         <w:t>اختار ٱلله أن يمنحنا الحياة بكلمة الحق.</w:t>
       </w:r>
       <w:r>
         <w:rPr>
-          <w:lang w:val="ar_AE" w:bidi="ar_AE"/>
-        </w:rPr>
-      </w:r>
-      <w:r>
-        <w:rPr>
-          <w:lang w:val="ar_AE" w:bidi="ar_AE"/>
-        </w:rPr>
-      </w:r>
-    </w:p>
-    <w:p>
-      <w:pPr>
-        <w:bidi/>
-      </w:pPr>
-      <w:r>
-        <w:rPr>
+          <w:rtl/>
+          <w:cs/>
+          <w:lang w:val="ar_AE" w:bidi="ar_AE"/>
+        </w:rPr>
+      </w:r>
+      <w:r>
+        <w:rPr>
+          <w:rtl/>
+          <w:cs/>
+          <w:lang w:val="ar_AE" w:bidi="ar_AE"/>
+        </w:rPr>
+      </w:r>
+    </w:p>
+    <w:p>
+      <w:pPr>
+        <w:bidi/>
+      </w:pPr>
+      <w:r>
+        <w:rPr>
+          <w:rtl/>
+          <w:cs/>
           <w:lang w:val="ar_AE" w:bidi="ar_AE"/>
         </w:rPr>
       </w:r>
@@ -1107,28 +1381,36 @@
       </w:pPr>
       <w:r>
         <w:rPr>
+          <w:rtl/>
+          <w:cs/>
           <w:lang w:val="ar_AE" w:bidi="ar_AE"/>
         </w:rPr>
         <w:t>يعقوب 1: 19</w:t>
       </w:r>
       <w:r>
         <w:rPr>
-          <w:lang w:val="ar_AE" w:bidi="ar_AE"/>
-        </w:rPr>
-      </w:r>
-    </w:p>
-    <w:p>
-      <w:pPr>
-        <w:bidi/>
-      </w:pPr>
-      <w:r>
-        <w:rPr>
+          <w:rtl/>
+          <w:cs/>
+          <w:lang w:val="ar_AE" w:bidi="ar_AE"/>
+        </w:rPr>
+      </w:r>
+    </w:p>
+    <w:p>
+      <w:pPr>
+        <w:bidi/>
+      </w:pPr>
+      <w:r>
+        <w:rPr>
+          <w:rtl/>
+          <w:cs/>
           <w:lang w:val="ar_AE" w:bidi="ar_AE"/>
         </w:rPr>
       </w:r>
       <w:r>
         <w:rPr>
           <w:b/>
+          <w:rtl/>
+          <w:cs/>
           <w:lang w:val="ar_AE" w:bidi="ar_AE"/>
         </w:rPr>
         <w:t>ماذا يخبرنا يَعْقوب أن نفعل فيمَا يخص سمعنا وكلامنا ومشاعرنا؟</w:t>
@@ -1140,32 +1422,42 @@
       </w:pPr>
       <w:r>
         <w:rPr>
-          <w:lang w:val="ar_AE" w:bidi="ar_AE"/>
-        </w:rPr>
-      </w:r>
-      <w:r>
-        <w:rPr>
+          <w:rtl/>
+          <w:cs/>
+          <w:lang w:val="ar_AE" w:bidi="ar_AE"/>
+        </w:rPr>
+      </w:r>
+      <w:r>
+        <w:rPr>
+          <w:rtl/>
+          <w:cs/>
           <w:lang w:val="ar_AE" w:bidi="ar_AE"/>
         </w:rPr>
         <w:t>يخبرنا يَعْقوب أن نكون مسرعين في الاستماع، بطيئين في الكلام وبطيئين في الغضب.</w:t>
       </w:r>
       <w:r>
         <w:rPr>
-          <w:lang w:val="ar_AE" w:bidi="ar_AE"/>
-        </w:rPr>
-      </w:r>
-      <w:r>
-        <w:rPr>
-          <w:lang w:val="ar_AE" w:bidi="ar_AE"/>
-        </w:rPr>
-      </w:r>
-    </w:p>
-    <w:p>
-      <w:pPr>
-        <w:bidi/>
-      </w:pPr>
-      <w:r>
-        <w:rPr>
+          <w:rtl/>
+          <w:cs/>
+          <w:lang w:val="ar_AE" w:bidi="ar_AE"/>
+        </w:rPr>
+      </w:r>
+      <w:r>
+        <w:rPr>
+          <w:rtl/>
+          <w:cs/>
+          <w:lang w:val="ar_AE" w:bidi="ar_AE"/>
+        </w:rPr>
+      </w:r>
+    </w:p>
+    <w:p>
+      <w:pPr>
+        <w:bidi/>
+      </w:pPr>
+      <w:r>
+        <w:rPr>
+          <w:rtl/>
+          <w:cs/>
           <w:lang w:val="ar_AE" w:bidi="ar_AE"/>
         </w:rPr>
       </w:r>
@@ -1177,28 +1469,36 @@
       </w:pPr>
       <w:r>
         <w:rPr>
+          <w:rtl/>
+          <w:cs/>
           <w:lang w:val="ar_AE" w:bidi="ar_AE"/>
         </w:rPr>
         <w:t>يعقوب 1: 22</w:t>
       </w:r>
       <w:r>
         <w:rPr>
-          <w:lang w:val="ar_AE" w:bidi="ar_AE"/>
-        </w:rPr>
-      </w:r>
-    </w:p>
-    <w:p>
-      <w:pPr>
-        <w:bidi/>
-      </w:pPr>
-      <w:r>
-        <w:rPr>
+          <w:rtl/>
+          <w:cs/>
+          <w:lang w:val="ar_AE" w:bidi="ar_AE"/>
+        </w:rPr>
+      </w:r>
+    </w:p>
+    <w:p>
+      <w:pPr>
+        <w:bidi/>
+      </w:pPr>
+      <w:r>
+        <w:rPr>
+          <w:rtl/>
+          <w:cs/>
           <w:lang w:val="ar_AE" w:bidi="ar_AE"/>
         </w:rPr>
       </w:r>
       <w:r>
         <w:rPr>
           <w:b/>
+          <w:rtl/>
+          <w:cs/>
           <w:lang w:val="ar_AE" w:bidi="ar_AE"/>
         </w:rPr>
         <w:t>كيف يمكن أن نخدع أنفسنا، كما يقول يَعْقوب؟</w:t>
@@ -1210,32 +1510,42 @@
       </w:pPr>
       <w:r>
         <w:rPr>
-          <w:lang w:val="ar_AE" w:bidi="ar_AE"/>
-        </w:rPr>
-      </w:r>
-      <w:r>
-        <w:rPr>
+          <w:rtl/>
+          <w:cs/>
+          <w:lang w:val="ar_AE" w:bidi="ar_AE"/>
+        </w:rPr>
+      </w:r>
+      <w:r>
+        <w:rPr>
+          <w:rtl/>
+          <w:cs/>
           <w:lang w:val="ar_AE" w:bidi="ar_AE"/>
         </w:rPr>
         <w:t>يقول يَعْقوبَ إننا يمكن أن نخدع أنفسنا بسماع الكلمة دون تنفيذها.</w:t>
       </w:r>
       <w:r>
         <w:rPr>
-          <w:lang w:val="ar_AE" w:bidi="ar_AE"/>
-        </w:rPr>
-      </w:r>
-      <w:r>
-        <w:rPr>
-          <w:lang w:val="ar_AE" w:bidi="ar_AE"/>
-        </w:rPr>
-      </w:r>
-    </w:p>
-    <w:p>
-      <w:pPr>
-        <w:bidi/>
-      </w:pPr>
-      <w:r>
-        <w:rPr>
+          <w:rtl/>
+          <w:cs/>
+          <w:lang w:val="ar_AE" w:bidi="ar_AE"/>
+        </w:rPr>
+      </w:r>
+      <w:r>
+        <w:rPr>
+          <w:rtl/>
+          <w:cs/>
+          <w:lang w:val="ar_AE" w:bidi="ar_AE"/>
+        </w:rPr>
+      </w:r>
+    </w:p>
+    <w:p>
+      <w:pPr>
+        <w:bidi/>
+      </w:pPr>
+      <w:r>
+        <w:rPr>
+          <w:rtl/>
+          <w:cs/>
           <w:lang w:val="ar_AE" w:bidi="ar_AE"/>
         </w:rPr>
       </w:r>
@@ -1247,28 +1557,36 @@
       </w:pPr>
       <w:r>
         <w:rPr>
+          <w:rtl/>
+          <w:cs/>
           <w:lang w:val="ar_AE" w:bidi="ar_AE"/>
         </w:rPr>
         <w:t>يعقوب 1: 26</w:t>
       </w:r>
       <w:r>
         <w:rPr>
-          <w:lang w:val="ar_AE" w:bidi="ar_AE"/>
-        </w:rPr>
-      </w:r>
-    </w:p>
-    <w:p>
-      <w:pPr>
-        <w:bidi/>
-      </w:pPr>
-      <w:r>
-        <w:rPr>
+          <w:rtl/>
+          <w:cs/>
+          <w:lang w:val="ar_AE" w:bidi="ar_AE"/>
+        </w:rPr>
+      </w:r>
+    </w:p>
+    <w:p>
+      <w:pPr>
+        <w:bidi/>
+      </w:pPr>
+      <w:r>
+        <w:rPr>
+          <w:rtl/>
+          <w:cs/>
           <w:lang w:val="ar_AE" w:bidi="ar_AE"/>
         </w:rPr>
       </w:r>
       <w:r>
         <w:rPr>
           <w:b/>
+          <w:rtl/>
+          <w:cs/>
           <w:lang w:val="ar_AE" w:bidi="ar_AE"/>
         </w:rPr>
         <w:t>ما الذي يجب التحكُّم فيه لكي نكون مُتدينين حقًا؟</w:t>
@@ -1280,32 +1598,42 @@
       </w:pPr>
       <w:r>
         <w:rPr>
-          <w:lang w:val="ar_AE" w:bidi="ar_AE"/>
-        </w:rPr>
-      </w:r>
-      <w:r>
-        <w:rPr>
+          <w:rtl/>
+          <w:cs/>
+          <w:lang w:val="ar_AE" w:bidi="ar_AE"/>
+        </w:rPr>
+      </w:r>
+      <w:r>
+        <w:rPr>
+          <w:rtl/>
+          <w:cs/>
           <w:lang w:val="ar_AE" w:bidi="ar_AE"/>
         </w:rPr>
         <w:t>يجب التحكُّم في اللسان لكي نكون مُتديِّنين حقًا.</w:t>
       </w:r>
       <w:r>
         <w:rPr>
-          <w:lang w:val="ar_AE" w:bidi="ar_AE"/>
-        </w:rPr>
-      </w:r>
-      <w:r>
-        <w:rPr>
-          <w:lang w:val="ar_AE" w:bidi="ar_AE"/>
-        </w:rPr>
-      </w:r>
-    </w:p>
-    <w:p>
-      <w:pPr>
-        <w:bidi/>
-      </w:pPr>
-      <w:r>
-        <w:rPr>
+          <w:rtl/>
+          <w:cs/>
+          <w:lang w:val="ar_AE" w:bidi="ar_AE"/>
+        </w:rPr>
+      </w:r>
+      <w:r>
+        <w:rPr>
+          <w:rtl/>
+          <w:cs/>
+          <w:lang w:val="ar_AE" w:bidi="ar_AE"/>
+        </w:rPr>
+      </w:r>
+    </w:p>
+    <w:p>
+      <w:pPr>
+        <w:bidi/>
+      </w:pPr>
+      <w:r>
+        <w:rPr>
+          <w:rtl/>
+          <w:cs/>
           <w:lang w:val="ar_AE" w:bidi="ar_AE"/>
         </w:rPr>
       </w:r>
@@ -1317,28 +1645,36 @@
       </w:pPr>
       <w:r>
         <w:rPr>
+          <w:rtl/>
+          <w:cs/>
           <w:lang w:val="ar_AE" w:bidi="ar_AE"/>
         </w:rPr>
         <w:t>يعقوب 1: 27</w:t>
       </w:r>
       <w:r>
         <w:rPr>
-          <w:lang w:val="ar_AE" w:bidi="ar_AE"/>
-        </w:rPr>
-      </w:r>
-    </w:p>
-    <w:p>
-      <w:pPr>
-        <w:bidi/>
-      </w:pPr>
-      <w:r>
-        <w:rPr>
+          <w:rtl/>
+          <w:cs/>
+          <w:lang w:val="ar_AE" w:bidi="ar_AE"/>
+        </w:rPr>
+      </w:r>
+    </w:p>
+    <w:p>
+      <w:pPr>
+        <w:bidi/>
+      </w:pPr>
+      <w:r>
+        <w:rPr>
+          <w:rtl/>
+          <w:cs/>
           <w:lang w:val="ar_AE" w:bidi="ar_AE"/>
         </w:rPr>
       </w:r>
       <w:r>
         <w:rPr>
           <w:b/>
+          <w:rtl/>
+          <w:cs/>
           <w:lang w:val="ar_AE" w:bidi="ar_AE"/>
         </w:rPr>
         <w:t>ما الديانة الطاهرة والنقية أمام ٱللهِ؟</w:t>
@@ -1350,32 +1686,42 @@
       </w:pPr>
       <w:r>
         <w:rPr>
-          <w:lang w:val="ar_AE" w:bidi="ar_AE"/>
-        </w:rPr>
-      </w:r>
-      <w:r>
-        <w:rPr>
+          <w:rtl/>
+          <w:cs/>
+          <w:lang w:val="ar_AE" w:bidi="ar_AE"/>
+        </w:rPr>
+      </w:r>
+      <w:r>
+        <w:rPr>
+          <w:rtl/>
+          <w:cs/>
           <w:lang w:val="ar_AE" w:bidi="ar_AE"/>
         </w:rPr>
         <w:t>الديانة النقية غير الدنسة أمام ٱللهِ هي زيارة الأيتام والأرامل وحماية أنفسنا من فساد العالم.</w:t>
       </w:r>
       <w:r>
         <w:rPr>
-          <w:lang w:val="ar_AE" w:bidi="ar_AE"/>
-        </w:rPr>
-      </w:r>
-      <w:r>
-        <w:rPr>
-          <w:lang w:val="ar_AE" w:bidi="ar_AE"/>
-        </w:rPr>
-      </w:r>
-    </w:p>
-    <w:p>
-      <w:pPr>
-        <w:bidi/>
-      </w:pPr>
-      <w:r>
-        <w:rPr>
+          <w:rtl/>
+          <w:cs/>
+          <w:lang w:val="ar_AE" w:bidi="ar_AE"/>
+        </w:rPr>
+      </w:r>
+      <w:r>
+        <w:rPr>
+          <w:rtl/>
+          <w:cs/>
+          <w:lang w:val="ar_AE" w:bidi="ar_AE"/>
+        </w:rPr>
+      </w:r>
+    </w:p>
+    <w:p>
+      <w:pPr>
+        <w:bidi/>
+      </w:pPr>
+      <w:r>
+        <w:rPr>
+          <w:rtl/>
+          <w:cs/>
           <w:lang w:val="ar_AE" w:bidi="ar_AE"/>
         </w:rPr>
       </w:r>
@@ -1387,28 +1733,36 @@
       </w:pPr>
       <w:r>
         <w:rPr>
+          <w:rtl/>
+          <w:cs/>
           <w:lang w:val="ar_AE" w:bidi="ar_AE"/>
         </w:rPr>
         <w:t>يعقوب 2: 1</w:t>
       </w:r>
       <w:r>
         <w:rPr>
-          <w:lang w:val="ar_AE" w:bidi="ar_AE"/>
-        </w:rPr>
-      </w:r>
-    </w:p>
-    <w:p>
-      <w:pPr>
-        <w:bidi/>
-      </w:pPr>
-      <w:r>
-        <w:rPr>
+          <w:rtl/>
+          <w:cs/>
+          <w:lang w:val="ar_AE" w:bidi="ar_AE"/>
+        </w:rPr>
+      </w:r>
+    </w:p>
+    <w:p>
+      <w:pPr>
+        <w:bidi/>
+      </w:pPr>
+      <w:r>
+        <w:rPr>
+          <w:rtl/>
+          <w:cs/>
           <w:lang w:val="ar_AE" w:bidi="ar_AE"/>
         </w:rPr>
       </w:r>
       <w:r>
         <w:rPr>
           <w:b/>
+          <w:rtl/>
+          <w:cs/>
           <w:lang w:val="ar_AE" w:bidi="ar_AE"/>
         </w:rPr>
         <w:t>ما السلوك الذي يجب ألا يتحلَّى به المؤمنون؟</w:t>
@@ -1420,32 +1774,42 @@
       </w:pPr>
       <w:r>
         <w:rPr>
-          <w:lang w:val="ar_AE" w:bidi="ar_AE"/>
-        </w:rPr>
-      </w:r>
-      <w:r>
-        <w:rPr>
+          <w:rtl/>
+          <w:cs/>
+          <w:lang w:val="ar_AE" w:bidi="ar_AE"/>
+        </w:rPr>
+      </w:r>
+      <w:r>
+        <w:rPr>
+          <w:rtl/>
+          <w:cs/>
           <w:lang w:val="ar_AE" w:bidi="ar_AE"/>
         </w:rPr>
         <w:t>لا ينبغي أن يكون للمؤمنين موقف مُحاباة.</w:t>
       </w:r>
       <w:r>
         <w:rPr>
-          <w:lang w:val="ar_AE" w:bidi="ar_AE"/>
-        </w:rPr>
-      </w:r>
-      <w:r>
-        <w:rPr>
-          <w:lang w:val="ar_AE" w:bidi="ar_AE"/>
-        </w:rPr>
-      </w:r>
-    </w:p>
-    <w:p>
-      <w:pPr>
-        <w:bidi/>
-      </w:pPr>
-      <w:r>
-        <w:rPr>
+          <w:rtl/>
+          <w:cs/>
+          <w:lang w:val="ar_AE" w:bidi="ar_AE"/>
+        </w:rPr>
+      </w:r>
+      <w:r>
+        <w:rPr>
+          <w:rtl/>
+          <w:cs/>
+          <w:lang w:val="ar_AE" w:bidi="ar_AE"/>
+        </w:rPr>
+      </w:r>
+    </w:p>
+    <w:p>
+      <w:pPr>
+        <w:bidi/>
+      </w:pPr>
+      <w:r>
+        <w:rPr>
+          <w:rtl/>
+          <w:cs/>
           <w:lang w:val="ar_AE" w:bidi="ar_AE"/>
         </w:rPr>
       </w:r>
@@ -1457,28 +1821,36 @@
       </w:pPr>
       <w:r>
         <w:rPr>
+          <w:rtl/>
+          <w:cs/>
           <w:lang w:val="ar_AE" w:bidi="ar_AE"/>
         </w:rPr>
         <w:t>يعقوب ٢: ٣</w:t>
       </w:r>
       <w:r>
         <w:rPr>
-          <w:lang w:val="ar_AE" w:bidi="ar_AE"/>
-        </w:rPr>
-      </w:r>
-    </w:p>
-    <w:p>
-      <w:pPr>
-        <w:bidi/>
-      </w:pPr>
-      <w:r>
-        <w:rPr>
+          <w:rtl/>
+          <w:cs/>
+          <w:lang w:val="ar_AE" w:bidi="ar_AE"/>
+        </w:rPr>
+      </w:r>
+    </w:p>
+    <w:p>
+      <w:pPr>
+        <w:bidi/>
+      </w:pPr>
+      <w:r>
+        <w:rPr>
+          <w:rtl/>
+          <w:cs/>
           <w:lang w:val="ar_AE" w:bidi="ar_AE"/>
         </w:rPr>
       </w:r>
       <w:r>
         <w:rPr>
           <w:b/>
+          <w:rtl/>
+          <w:cs/>
           <w:lang w:val="ar_AE" w:bidi="ar_AE"/>
         </w:rPr>
         <w:t>ماذا يقول المؤمنون لرجُل غني يدخل اجتماعهم؟</w:t>
@@ -1490,32 +1862,42 @@
       </w:pPr>
       <w:r>
         <w:rPr>
-          <w:lang w:val="ar_AE" w:bidi="ar_AE"/>
-        </w:rPr>
-      </w:r>
-      <w:r>
-        <w:rPr>
+          <w:rtl/>
+          <w:cs/>
+          <w:lang w:val="ar_AE" w:bidi="ar_AE"/>
+        </w:rPr>
+      </w:r>
+      <w:r>
+        <w:rPr>
+          <w:rtl/>
+          <w:cs/>
           <w:lang w:val="ar_AE" w:bidi="ar_AE"/>
         </w:rPr>
         <w:t>يطلبون منه أن يتقدَّم إلى الأمام إلى أفضل موقع.</w:t>
       </w:r>
       <w:r>
         <w:rPr>
-          <w:lang w:val="ar_AE" w:bidi="ar_AE"/>
-        </w:rPr>
-      </w:r>
-      <w:r>
-        <w:rPr>
-          <w:lang w:val="ar_AE" w:bidi="ar_AE"/>
-        </w:rPr>
-      </w:r>
-    </w:p>
-    <w:p>
-      <w:pPr>
-        <w:bidi/>
-      </w:pPr>
-      <w:r>
-        <w:rPr>
+          <w:rtl/>
+          <w:cs/>
+          <w:lang w:val="ar_AE" w:bidi="ar_AE"/>
+        </w:rPr>
+      </w:r>
+      <w:r>
+        <w:rPr>
+          <w:rtl/>
+          <w:cs/>
+          <w:lang w:val="ar_AE" w:bidi="ar_AE"/>
+        </w:rPr>
+      </w:r>
+    </w:p>
+    <w:p>
+      <w:pPr>
+        <w:bidi/>
+      </w:pPr>
+      <w:r>
+        <w:rPr>
+          <w:rtl/>
+          <w:cs/>
           <w:lang w:val="ar_AE" w:bidi="ar_AE"/>
         </w:rPr>
       </w:r>
@@ -1527,28 +1909,36 @@
       </w:pPr>
       <w:r>
         <w:rPr>
+          <w:rtl/>
+          <w:cs/>
           <w:lang w:val="ar_AE" w:bidi="ar_AE"/>
         </w:rPr>
         <w:t>يعقوب 2: 3 (#2)</w:t>
       </w:r>
       <w:r>
         <w:rPr>
-          <w:lang w:val="ar_AE" w:bidi="ar_AE"/>
-        </w:rPr>
-      </w:r>
-    </w:p>
-    <w:p>
-      <w:pPr>
-        <w:bidi/>
-      </w:pPr>
-      <w:r>
-        <w:rPr>
+          <w:rtl/>
+          <w:cs/>
+          <w:lang w:val="ar_AE" w:bidi="ar_AE"/>
+        </w:rPr>
+      </w:r>
+    </w:p>
+    <w:p>
+      <w:pPr>
+        <w:bidi/>
+      </w:pPr>
+      <w:r>
+        <w:rPr>
+          <w:rtl/>
+          <w:cs/>
           <w:lang w:val="ar_AE" w:bidi="ar_AE"/>
         </w:rPr>
       </w:r>
       <w:r>
         <w:rPr>
           <w:b/>
+          <w:rtl/>
+          <w:cs/>
           <w:lang w:val="ar_AE" w:bidi="ar_AE"/>
         </w:rPr>
         <w:t>ماذا يقول المؤمنون للرجُل الفقير الذي يدخل اجتماعهم؟</w:t>
@@ -1560,32 +1950,42 @@
       </w:pPr>
       <w:r>
         <w:rPr>
-          <w:lang w:val="ar_AE" w:bidi="ar_AE"/>
-        </w:rPr>
-      </w:r>
-      <w:r>
-        <w:rPr>
+          <w:rtl/>
+          <w:cs/>
+          <w:lang w:val="ar_AE" w:bidi="ar_AE"/>
+        </w:rPr>
+      </w:r>
+      <w:r>
+        <w:rPr>
+          <w:rtl/>
+          <w:cs/>
           <w:lang w:val="ar_AE" w:bidi="ar_AE"/>
         </w:rPr>
         <w:t>يطلبون منه الوقوف بعيدًا أو في مكان سيء.</w:t>
       </w:r>
       <w:r>
         <w:rPr>
-          <w:lang w:val="ar_AE" w:bidi="ar_AE"/>
-        </w:rPr>
-      </w:r>
-      <w:r>
-        <w:rPr>
-          <w:lang w:val="ar_AE" w:bidi="ar_AE"/>
-        </w:rPr>
-      </w:r>
-    </w:p>
-    <w:p>
-      <w:pPr>
-        <w:bidi/>
-      </w:pPr>
-      <w:r>
-        <w:rPr>
+          <w:rtl/>
+          <w:cs/>
+          <w:lang w:val="ar_AE" w:bidi="ar_AE"/>
+        </w:rPr>
+      </w:r>
+      <w:r>
+        <w:rPr>
+          <w:rtl/>
+          <w:cs/>
+          <w:lang w:val="ar_AE" w:bidi="ar_AE"/>
+        </w:rPr>
+      </w:r>
+    </w:p>
+    <w:p>
+      <w:pPr>
+        <w:bidi/>
+      </w:pPr>
+      <w:r>
+        <w:rPr>
+          <w:rtl/>
+          <w:cs/>
           <w:lang w:val="ar_AE" w:bidi="ar_AE"/>
         </w:rPr>
       </w:r>
@@ -1597,28 +1997,36 @@
       </w:pPr>
       <w:r>
         <w:rPr>
+          <w:rtl/>
+          <w:cs/>
           <w:lang w:val="ar_AE" w:bidi="ar_AE"/>
         </w:rPr>
         <w:t>يعقوب ٢: ٤</w:t>
       </w:r>
       <w:r>
         <w:rPr>
-          <w:lang w:val="ar_AE" w:bidi="ar_AE"/>
-        </w:rPr>
-      </w:r>
-    </w:p>
-    <w:p>
-      <w:pPr>
-        <w:bidi/>
-      </w:pPr>
-      <w:r>
-        <w:rPr>
+          <w:rtl/>
+          <w:cs/>
+          <w:lang w:val="ar_AE" w:bidi="ar_AE"/>
+        </w:rPr>
+      </w:r>
+    </w:p>
+    <w:p>
+      <w:pPr>
+        <w:bidi/>
+      </w:pPr>
+      <w:r>
+        <w:rPr>
+          <w:rtl/>
+          <w:cs/>
           <w:lang w:val="ar_AE" w:bidi="ar_AE"/>
         </w:rPr>
       </w:r>
       <w:r>
         <w:rPr>
           <w:b/>
+          <w:rtl/>
+          <w:cs/>
           <w:lang w:val="ar_AE" w:bidi="ar_AE"/>
         </w:rPr>
         <w:t>ماذا أصبح المؤمنون بسبب محاباتهم؟</w:t>
@@ -1630,32 +2038,42 @@
       </w:pPr>
       <w:r>
         <w:rPr>
-          <w:lang w:val="ar_AE" w:bidi="ar_AE"/>
-        </w:rPr>
-      </w:r>
-      <w:r>
-        <w:rPr>
+          <w:rtl/>
+          <w:cs/>
+          <w:lang w:val="ar_AE" w:bidi="ar_AE"/>
+        </w:rPr>
+      </w:r>
+      <w:r>
+        <w:rPr>
+          <w:rtl/>
+          <w:cs/>
           <w:lang w:val="ar_AE" w:bidi="ar_AE"/>
         </w:rPr>
         <w:t>أصبحوا قضاة الأفكار الشريرة.</w:t>
       </w:r>
       <w:r>
         <w:rPr>
-          <w:lang w:val="ar_AE" w:bidi="ar_AE"/>
-        </w:rPr>
-      </w:r>
-      <w:r>
-        <w:rPr>
-          <w:lang w:val="ar_AE" w:bidi="ar_AE"/>
-        </w:rPr>
-      </w:r>
-    </w:p>
-    <w:p>
-      <w:pPr>
-        <w:bidi/>
-      </w:pPr>
-      <w:r>
-        <w:rPr>
+          <w:rtl/>
+          <w:cs/>
+          <w:lang w:val="ar_AE" w:bidi="ar_AE"/>
+        </w:rPr>
+      </w:r>
+      <w:r>
+        <w:rPr>
+          <w:rtl/>
+          <w:cs/>
+          <w:lang w:val="ar_AE" w:bidi="ar_AE"/>
+        </w:rPr>
+      </w:r>
+    </w:p>
+    <w:p>
+      <w:pPr>
+        <w:bidi/>
+      </w:pPr>
+      <w:r>
+        <w:rPr>
+          <w:rtl/>
+          <w:cs/>
           <w:lang w:val="ar_AE" w:bidi="ar_AE"/>
         </w:rPr>
       </w:r>
@@ -1667,28 +2085,36 @@
       </w:pPr>
       <w:r>
         <w:rPr>
+          <w:rtl/>
+          <w:cs/>
           <w:lang w:val="ar_AE" w:bidi="ar_AE"/>
         </w:rPr>
         <w:t>يعقوب ٢: ٥</w:t>
       </w:r>
       <w:r>
         <w:rPr>
-          <w:lang w:val="ar_AE" w:bidi="ar_AE"/>
-        </w:rPr>
-      </w:r>
-    </w:p>
-    <w:p>
-      <w:pPr>
-        <w:bidi/>
-      </w:pPr>
-      <w:r>
-        <w:rPr>
+          <w:rtl/>
+          <w:cs/>
+          <w:lang w:val="ar_AE" w:bidi="ar_AE"/>
+        </w:rPr>
+      </w:r>
+    </w:p>
+    <w:p>
+      <w:pPr>
+        <w:bidi/>
+      </w:pPr>
+      <w:r>
+        <w:rPr>
+          <w:rtl/>
+          <w:cs/>
           <w:lang w:val="ar_AE" w:bidi="ar_AE"/>
         </w:rPr>
       </w:r>
       <w:r>
         <w:rPr>
           <w:b/>
+          <w:rtl/>
+          <w:cs/>
           <w:lang w:val="ar_AE" w:bidi="ar_AE"/>
         </w:rPr>
         <w:t>ماذا يقول يعقوب عن اختيار الله للفقراء؟</w:t>
@@ -1700,32 +2126,42 @@
       </w:pPr>
       <w:r>
         <w:rPr>
-          <w:lang w:val="ar_AE" w:bidi="ar_AE"/>
-        </w:rPr>
-      </w:r>
-      <w:r>
-        <w:rPr>
+          <w:rtl/>
+          <w:cs/>
+          <w:lang w:val="ar_AE" w:bidi="ar_AE"/>
+        </w:rPr>
+      </w:r>
+      <w:r>
+        <w:rPr>
+          <w:rtl/>
+          <w:cs/>
           <w:lang w:val="ar_AE" w:bidi="ar_AE"/>
         </w:rPr>
         <w:t>يقول يعقوب إن الله اختار الفقراء ليكونوا أغنياء في الإيمان ولكي يرثوا الملكوت.</w:t>
       </w:r>
       <w:r>
         <w:rPr>
-          <w:lang w:val="ar_AE" w:bidi="ar_AE"/>
-        </w:rPr>
-      </w:r>
-      <w:r>
-        <w:rPr>
-          <w:lang w:val="ar_AE" w:bidi="ar_AE"/>
-        </w:rPr>
-      </w:r>
-    </w:p>
-    <w:p>
-      <w:pPr>
-        <w:bidi/>
-      </w:pPr>
-      <w:r>
-        <w:rPr>
+          <w:rtl/>
+          <w:cs/>
+          <w:lang w:val="ar_AE" w:bidi="ar_AE"/>
+        </w:rPr>
+      </w:r>
+      <w:r>
+        <w:rPr>
+          <w:rtl/>
+          <w:cs/>
+          <w:lang w:val="ar_AE" w:bidi="ar_AE"/>
+        </w:rPr>
+      </w:r>
+    </w:p>
+    <w:p>
+      <w:pPr>
+        <w:bidi/>
+      </w:pPr>
+      <w:r>
+        <w:rPr>
+          <w:rtl/>
+          <w:cs/>
           <w:lang w:val="ar_AE" w:bidi="ar_AE"/>
         </w:rPr>
       </w:r>
@@ -1737,28 +2173,36 @@
       </w:pPr>
       <w:r>
         <w:rPr>
+          <w:rtl/>
+          <w:cs/>
           <w:lang w:val="ar_AE" w:bidi="ar_AE"/>
         </w:rPr>
         <w:t>يعقوب 2: 6–7</w:t>
       </w:r>
       <w:r>
         <w:rPr>
-          <w:lang w:val="ar_AE" w:bidi="ar_AE"/>
-        </w:rPr>
-      </w:r>
-    </w:p>
-    <w:p>
-      <w:pPr>
-        <w:bidi/>
-      </w:pPr>
-      <w:r>
-        <w:rPr>
+          <w:rtl/>
+          <w:cs/>
+          <w:lang w:val="ar_AE" w:bidi="ar_AE"/>
+        </w:rPr>
+      </w:r>
+    </w:p>
+    <w:p>
+      <w:pPr>
+        <w:bidi/>
+      </w:pPr>
+      <w:r>
+        <w:rPr>
+          <w:rtl/>
+          <w:cs/>
           <w:lang w:val="ar_AE" w:bidi="ar_AE"/>
         </w:rPr>
       </w:r>
       <w:r>
         <w:rPr>
           <w:b/>
+          <w:rtl/>
+          <w:cs/>
           <w:lang w:val="ar_AE" w:bidi="ar_AE"/>
         </w:rPr>
         <w:t>ماذا يقول يَعْقوب عمَّا كان يفعل الأغنياء؟</w:t>
@@ -1770,32 +2214,42 @@
       </w:pPr>
       <w:r>
         <w:rPr>
-          <w:lang w:val="ar_AE" w:bidi="ar_AE"/>
-        </w:rPr>
-      </w:r>
-      <w:r>
-        <w:rPr>
+          <w:rtl/>
+          <w:cs/>
+          <w:lang w:val="ar_AE" w:bidi="ar_AE"/>
+        </w:rPr>
+      </w:r>
+      <w:r>
+        <w:rPr>
+          <w:rtl/>
+          <w:cs/>
           <w:lang w:val="ar_AE" w:bidi="ar_AE"/>
         </w:rPr>
         <w:t>يقول يَعْقوب إنَّ الأغنياء كانوا يضطهدون الإخوة ويُجدِّفون على اسم ٱللهِ.</w:t>
       </w:r>
       <w:r>
         <w:rPr>
-          <w:lang w:val="ar_AE" w:bidi="ar_AE"/>
-        </w:rPr>
-      </w:r>
-      <w:r>
-        <w:rPr>
-          <w:lang w:val="ar_AE" w:bidi="ar_AE"/>
-        </w:rPr>
-      </w:r>
-    </w:p>
-    <w:p>
-      <w:pPr>
-        <w:bidi/>
-      </w:pPr>
-      <w:r>
-        <w:rPr>
+          <w:rtl/>
+          <w:cs/>
+          <w:lang w:val="ar_AE" w:bidi="ar_AE"/>
+        </w:rPr>
+      </w:r>
+      <w:r>
+        <w:rPr>
+          <w:rtl/>
+          <w:cs/>
+          <w:lang w:val="ar_AE" w:bidi="ar_AE"/>
+        </w:rPr>
+      </w:r>
+    </w:p>
+    <w:p>
+      <w:pPr>
+        <w:bidi/>
+      </w:pPr>
+      <w:r>
+        <w:rPr>
+          <w:rtl/>
+          <w:cs/>
           <w:lang w:val="ar_AE" w:bidi="ar_AE"/>
         </w:rPr>
       </w:r>
@@ -1807,28 +2261,36 @@
       </w:pPr>
       <w:r>
         <w:rPr>
+          <w:rtl/>
+          <w:cs/>
           <w:lang w:val="ar_AE" w:bidi="ar_AE"/>
         </w:rPr>
         <w:t>يعقوب 2: 8</w:t>
       </w:r>
       <w:r>
         <w:rPr>
-          <w:lang w:val="ar_AE" w:bidi="ar_AE"/>
-        </w:rPr>
-      </w:r>
-    </w:p>
-    <w:p>
-      <w:pPr>
-        <w:bidi/>
-      </w:pPr>
-      <w:r>
-        <w:rPr>
+          <w:rtl/>
+          <w:cs/>
+          <w:lang w:val="ar_AE" w:bidi="ar_AE"/>
+        </w:rPr>
+      </w:r>
+    </w:p>
+    <w:p>
+      <w:pPr>
+        <w:bidi/>
+      </w:pPr>
+      <w:r>
+        <w:rPr>
+          <w:rtl/>
+          <w:cs/>
           <w:lang w:val="ar_AE" w:bidi="ar_AE"/>
         </w:rPr>
       </w:r>
       <w:r>
         <w:rPr>
           <w:b/>
+          <w:rtl/>
+          <w:cs/>
           <w:lang w:val="ar_AE" w:bidi="ar_AE"/>
         </w:rPr>
         <w:t>ما القانون الملَوكي للكتب المقدسة؟</w:t>
@@ -1840,32 +2302,42 @@
       </w:pPr>
       <w:r>
         <w:rPr>
-          <w:lang w:val="ar_AE" w:bidi="ar_AE"/>
-        </w:rPr>
-      </w:r>
-      <w:r>
-        <w:rPr>
+          <w:rtl/>
+          <w:cs/>
+          <w:lang w:val="ar_AE" w:bidi="ar_AE"/>
+        </w:rPr>
+      </w:r>
+      <w:r>
+        <w:rPr>
+          <w:rtl/>
+          <w:cs/>
           <w:lang w:val="ar_AE" w:bidi="ar_AE"/>
         </w:rPr>
         <w:t>القانون الملوكي هو: "تُحب قريبك كنفسك".</w:t>
       </w:r>
       <w:r>
         <w:rPr>
-          <w:lang w:val="ar_AE" w:bidi="ar_AE"/>
-        </w:rPr>
-      </w:r>
-      <w:r>
-        <w:rPr>
-          <w:lang w:val="ar_AE" w:bidi="ar_AE"/>
-        </w:rPr>
-      </w:r>
-    </w:p>
-    <w:p>
-      <w:pPr>
-        <w:bidi/>
-      </w:pPr>
-      <w:r>
-        <w:rPr>
+          <w:rtl/>
+          <w:cs/>
+          <w:lang w:val="ar_AE" w:bidi="ar_AE"/>
+        </w:rPr>
+      </w:r>
+      <w:r>
+        <w:rPr>
+          <w:rtl/>
+          <w:cs/>
+          <w:lang w:val="ar_AE" w:bidi="ar_AE"/>
+        </w:rPr>
+      </w:r>
+    </w:p>
+    <w:p>
+      <w:pPr>
+        <w:bidi/>
+      </w:pPr>
+      <w:r>
+        <w:rPr>
+          <w:rtl/>
+          <w:cs/>
           <w:lang w:val="ar_AE" w:bidi="ar_AE"/>
         </w:rPr>
       </w:r>
@@ -1877,28 +2349,36 @@
       </w:pPr>
       <w:r>
         <w:rPr>
+          <w:rtl/>
+          <w:cs/>
           <w:lang w:val="ar_AE" w:bidi="ar_AE"/>
         </w:rPr>
         <w:t>يعقوب 2: 10</w:t>
       </w:r>
       <w:r>
         <w:rPr>
-          <w:lang w:val="ar_AE" w:bidi="ar_AE"/>
-        </w:rPr>
-      </w:r>
-    </w:p>
-    <w:p>
-      <w:pPr>
-        <w:bidi/>
-      </w:pPr>
-      <w:r>
-        <w:rPr>
+          <w:rtl/>
+          <w:cs/>
+          <w:lang w:val="ar_AE" w:bidi="ar_AE"/>
+        </w:rPr>
+      </w:r>
+    </w:p>
+    <w:p>
+      <w:pPr>
+        <w:bidi/>
+      </w:pPr>
+      <w:r>
+        <w:rPr>
+          <w:rtl/>
+          <w:cs/>
           <w:lang w:val="ar_AE" w:bidi="ar_AE"/>
         </w:rPr>
       </w:r>
       <w:r>
         <w:rPr>
           <w:b/>
+          <w:rtl/>
+          <w:cs/>
           <w:lang w:val="ar_AE" w:bidi="ar_AE"/>
         </w:rPr>
         <w:t>بماذا يكون مذنبًا مَن يكسر وصية واحدة من شريعة ٱللهِ؟</w:t>
@@ -1910,32 +2390,42 @@
       </w:pPr>
       <w:r>
         <w:rPr>
-          <w:lang w:val="ar_AE" w:bidi="ar_AE"/>
-        </w:rPr>
-      </w:r>
-      <w:r>
-        <w:rPr>
+          <w:rtl/>
+          <w:cs/>
+          <w:lang w:val="ar_AE" w:bidi="ar_AE"/>
+        </w:rPr>
+      </w:r>
+      <w:r>
+        <w:rPr>
+          <w:rtl/>
+          <w:cs/>
           <w:lang w:val="ar_AE" w:bidi="ar_AE"/>
         </w:rPr>
         <w:t>مَن يكسر وصية واحدة من شريعة ٱللهِ يكون مذنبًا بكسر كل الشريعة.</w:t>
       </w:r>
       <w:r>
         <w:rPr>
-          <w:lang w:val="ar_AE" w:bidi="ar_AE"/>
-        </w:rPr>
-      </w:r>
-      <w:r>
-        <w:rPr>
-          <w:lang w:val="ar_AE" w:bidi="ar_AE"/>
-        </w:rPr>
-      </w:r>
-    </w:p>
-    <w:p>
-      <w:pPr>
-        <w:bidi/>
-      </w:pPr>
-      <w:r>
-        <w:rPr>
+          <w:rtl/>
+          <w:cs/>
+          <w:lang w:val="ar_AE" w:bidi="ar_AE"/>
+        </w:rPr>
+      </w:r>
+      <w:r>
+        <w:rPr>
+          <w:rtl/>
+          <w:cs/>
+          <w:lang w:val="ar_AE" w:bidi="ar_AE"/>
+        </w:rPr>
+      </w:r>
+    </w:p>
+    <w:p>
+      <w:pPr>
+        <w:bidi/>
+      </w:pPr>
+      <w:r>
+        <w:rPr>
+          <w:rtl/>
+          <w:cs/>
           <w:lang w:val="ar_AE" w:bidi="ar_AE"/>
         </w:rPr>
       </w:r>
@@ -1947,28 +2437,36 @@
       </w:pPr>
       <w:r>
         <w:rPr>
+          <w:rtl/>
+          <w:cs/>
           <w:lang w:val="ar_AE" w:bidi="ar_AE"/>
         </w:rPr>
         <w:t>يعقوب ٢: ١٣</w:t>
       </w:r>
       <w:r>
         <w:rPr>
-          <w:lang w:val="ar_AE" w:bidi="ar_AE"/>
-        </w:rPr>
-      </w:r>
-    </w:p>
-    <w:p>
-      <w:pPr>
-        <w:bidi/>
-      </w:pPr>
-      <w:r>
-        <w:rPr>
+          <w:rtl/>
+          <w:cs/>
+          <w:lang w:val="ar_AE" w:bidi="ar_AE"/>
+        </w:rPr>
+      </w:r>
+    </w:p>
+    <w:p>
+      <w:pPr>
+        <w:bidi/>
+      </w:pPr>
+      <w:r>
+        <w:rPr>
+          <w:rtl/>
+          <w:cs/>
           <w:lang w:val="ar_AE" w:bidi="ar_AE"/>
         </w:rPr>
       </w:r>
       <w:r>
         <w:rPr>
           <w:b/>
+          <w:rtl/>
+          <w:cs/>
           <w:lang w:val="ar_AE" w:bidi="ar_AE"/>
         </w:rPr>
         <w:t>ما الذي يأتي على الذين لم يُظهروا الرحمة؟</w:t>
@@ -1980,32 +2478,42 @@
       </w:pPr>
       <w:r>
         <w:rPr>
-          <w:lang w:val="ar_AE" w:bidi="ar_AE"/>
-        </w:rPr>
-      </w:r>
-      <w:r>
-        <w:rPr>
+          <w:rtl/>
+          <w:cs/>
+          <w:lang w:val="ar_AE" w:bidi="ar_AE"/>
+        </w:rPr>
+      </w:r>
+      <w:r>
+        <w:rPr>
+          <w:rtl/>
+          <w:cs/>
           <w:lang w:val="ar_AE" w:bidi="ar_AE"/>
         </w:rPr>
         <w:t>يأتي الحُكم بلا رحمة على أولئك الذين لم يُظهروا الرحمة.</w:t>
       </w:r>
       <w:r>
         <w:rPr>
-          <w:lang w:val="ar_AE" w:bidi="ar_AE"/>
-        </w:rPr>
-      </w:r>
-      <w:r>
-        <w:rPr>
-          <w:lang w:val="ar_AE" w:bidi="ar_AE"/>
-        </w:rPr>
-      </w:r>
-    </w:p>
-    <w:p>
-      <w:pPr>
-        <w:bidi/>
-      </w:pPr>
-      <w:r>
-        <w:rPr>
+          <w:rtl/>
+          <w:cs/>
+          <w:lang w:val="ar_AE" w:bidi="ar_AE"/>
+        </w:rPr>
+      </w:r>
+      <w:r>
+        <w:rPr>
+          <w:rtl/>
+          <w:cs/>
+          <w:lang w:val="ar_AE" w:bidi="ar_AE"/>
+        </w:rPr>
+      </w:r>
+    </w:p>
+    <w:p>
+      <w:pPr>
+        <w:bidi/>
+      </w:pPr>
+      <w:r>
+        <w:rPr>
+          <w:rtl/>
+          <w:cs/>
           <w:lang w:val="ar_AE" w:bidi="ar_AE"/>
         </w:rPr>
       </w:r>
@@ -2017,28 +2525,36 @@
       </w:pPr>
       <w:r>
         <w:rPr>
+          <w:rtl/>
+          <w:cs/>
           <w:lang w:val="ar_AE" w:bidi="ar_AE"/>
         </w:rPr>
         <w:t>يعقوب ٢: ١٤</w:t>
       </w:r>
       <w:r>
         <w:rPr>
-          <w:lang w:val="ar_AE" w:bidi="ar_AE"/>
-        </w:rPr>
-      </w:r>
-    </w:p>
-    <w:p>
-      <w:pPr>
-        <w:bidi/>
-      </w:pPr>
-      <w:r>
-        <w:rPr>
+          <w:rtl/>
+          <w:cs/>
+          <w:lang w:val="ar_AE" w:bidi="ar_AE"/>
+        </w:rPr>
+      </w:r>
+    </w:p>
+    <w:p>
+      <w:pPr>
+        <w:bidi/>
+      </w:pPr>
+      <w:r>
+        <w:rPr>
+          <w:rtl/>
+          <w:cs/>
           <w:lang w:val="ar_AE" w:bidi="ar_AE"/>
         </w:rPr>
       </w:r>
       <w:r>
         <w:rPr>
           <w:b/>
+          <w:rtl/>
+          <w:cs/>
           <w:lang w:val="ar_AE" w:bidi="ar_AE"/>
         </w:rPr>
         <w:t>ماذا يقول يعقوب عن أولئك الذين يدَّعون الإيمان، لكنهم لا يساعدون المحتاجين؟</w:t>
@@ -2050,32 +2566,42 @@
       </w:pPr>
       <w:r>
         <w:rPr>
-          <w:lang w:val="ar_AE" w:bidi="ar_AE"/>
-        </w:rPr>
-      </w:r>
-      <w:r>
-        <w:rPr>
+          <w:rtl/>
+          <w:cs/>
+          <w:lang w:val="ar_AE" w:bidi="ar_AE"/>
+        </w:rPr>
+      </w:r>
+      <w:r>
+        <w:rPr>
+          <w:rtl/>
+          <w:cs/>
           <w:lang w:val="ar_AE" w:bidi="ar_AE"/>
         </w:rPr>
         <w:t>يقول يَعْقوب إنَّ الذين يدَّعون الإيمان ولكنهم لا يساعدون المحتاجين لن يُخلِّصهم إيمانهم.</w:t>
       </w:r>
       <w:r>
         <w:rPr>
-          <w:lang w:val="ar_AE" w:bidi="ar_AE"/>
-        </w:rPr>
-      </w:r>
-      <w:r>
-        <w:rPr>
-          <w:lang w:val="ar_AE" w:bidi="ar_AE"/>
-        </w:rPr>
-      </w:r>
-    </w:p>
-    <w:p>
-      <w:pPr>
-        <w:bidi/>
-      </w:pPr>
-      <w:r>
-        <w:rPr>
+          <w:rtl/>
+          <w:cs/>
+          <w:lang w:val="ar_AE" w:bidi="ar_AE"/>
+        </w:rPr>
+      </w:r>
+      <w:r>
+        <w:rPr>
+          <w:rtl/>
+          <w:cs/>
+          <w:lang w:val="ar_AE" w:bidi="ar_AE"/>
+        </w:rPr>
+      </w:r>
+    </w:p>
+    <w:p>
+      <w:pPr>
+        <w:bidi/>
+      </w:pPr>
+      <w:r>
+        <w:rPr>
+          <w:rtl/>
+          <w:cs/>
           <w:lang w:val="ar_AE" w:bidi="ar_AE"/>
         </w:rPr>
       </w:r>
@@ -2087,28 +2613,36 @@
       </w:pPr>
       <w:r>
         <w:rPr>
+          <w:rtl/>
+          <w:cs/>
           <w:lang w:val="ar_AE" w:bidi="ar_AE"/>
         </w:rPr>
         <w:t>يعقوب ٢: ١٦</w:t>
       </w:r>
       <w:r>
         <w:rPr>
-          <w:lang w:val="ar_AE" w:bidi="ar_AE"/>
-        </w:rPr>
-      </w:r>
-    </w:p>
-    <w:p>
-      <w:pPr>
-        <w:bidi/>
-      </w:pPr>
-      <w:r>
-        <w:rPr>
+          <w:rtl/>
+          <w:cs/>
+          <w:lang w:val="ar_AE" w:bidi="ar_AE"/>
+        </w:rPr>
+      </w:r>
+    </w:p>
+    <w:p>
+      <w:pPr>
+        <w:bidi/>
+      </w:pPr>
+      <w:r>
+        <w:rPr>
+          <w:rtl/>
+          <w:cs/>
           <w:lang w:val="ar_AE" w:bidi="ar_AE"/>
         </w:rPr>
       </w:r>
       <w:r>
         <w:rPr>
           <w:b/>
+          <w:rtl/>
+          <w:cs/>
           <w:lang w:val="ar_AE" w:bidi="ar_AE"/>
         </w:rPr>
         <w:t>هل إذا قلنا للفقير استدفئ وامتلئ، لكن لم نعطه شيئًا، فنحن نساعده؟</w:t>
@@ -2120,32 +2654,42 @@
       </w:pPr>
       <w:r>
         <w:rPr>
-          <w:lang w:val="ar_AE" w:bidi="ar_AE"/>
-        </w:rPr>
-      </w:r>
-      <w:r>
-        <w:rPr>
+          <w:rtl/>
+          <w:cs/>
+          <w:lang w:val="ar_AE" w:bidi="ar_AE"/>
+        </w:rPr>
+      </w:r>
+      <w:r>
+        <w:rPr>
+          <w:rtl/>
+          <w:cs/>
           <w:lang w:val="ar_AE" w:bidi="ar_AE"/>
         </w:rPr>
         <w:t>لا، لا تُعد هذه مساعدة إنْ لم نعطه شيئًا لتدفئته أو إطعامه.</w:t>
       </w:r>
       <w:r>
         <w:rPr>
-          <w:lang w:val="ar_AE" w:bidi="ar_AE"/>
-        </w:rPr>
-      </w:r>
-      <w:r>
-        <w:rPr>
-          <w:lang w:val="ar_AE" w:bidi="ar_AE"/>
-        </w:rPr>
-      </w:r>
-    </w:p>
-    <w:p>
-      <w:pPr>
-        <w:bidi/>
-      </w:pPr>
-      <w:r>
-        <w:rPr>
+          <w:rtl/>
+          <w:cs/>
+          <w:lang w:val="ar_AE" w:bidi="ar_AE"/>
+        </w:rPr>
+      </w:r>
+      <w:r>
+        <w:rPr>
+          <w:rtl/>
+          <w:cs/>
+          <w:lang w:val="ar_AE" w:bidi="ar_AE"/>
+        </w:rPr>
+      </w:r>
+    </w:p>
+    <w:p>
+      <w:pPr>
+        <w:bidi/>
+      </w:pPr>
+      <w:r>
+        <w:rPr>
+          <w:rtl/>
+          <w:cs/>
           <w:lang w:val="ar_AE" w:bidi="ar_AE"/>
         </w:rPr>
       </w:r>
@@ -2157,28 +2701,36 @@
       </w:pPr>
       <w:r>
         <w:rPr>
+          <w:rtl/>
+          <w:cs/>
           <w:lang w:val="ar_AE" w:bidi="ar_AE"/>
         </w:rPr>
         <w:t>يعقوب ٢: ١٧</w:t>
       </w:r>
       <w:r>
         <w:rPr>
-          <w:lang w:val="ar_AE" w:bidi="ar_AE"/>
-        </w:rPr>
-      </w:r>
-    </w:p>
-    <w:p>
-      <w:pPr>
-        <w:bidi/>
-      </w:pPr>
-      <w:r>
-        <w:rPr>
+          <w:rtl/>
+          <w:cs/>
+          <w:lang w:val="ar_AE" w:bidi="ar_AE"/>
+        </w:rPr>
+      </w:r>
+    </w:p>
+    <w:p>
+      <w:pPr>
+        <w:bidi/>
+      </w:pPr>
+      <w:r>
+        <w:rPr>
+          <w:rtl/>
+          <w:cs/>
           <w:lang w:val="ar_AE" w:bidi="ar_AE"/>
         </w:rPr>
       </w:r>
       <w:r>
         <w:rPr>
           <w:b/>
+          <w:rtl/>
+          <w:cs/>
           <w:lang w:val="ar_AE" w:bidi="ar_AE"/>
         </w:rPr>
         <w:t>ما الإيمان بذاته، إذا لم يكن له أعمال؟</w:t>
@@ -2190,32 +2742,42 @@
       </w:pPr>
       <w:r>
         <w:rPr>
-          <w:lang w:val="ar_AE" w:bidi="ar_AE"/>
-        </w:rPr>
-      </w:r>
-      <w:r>
-        <w:rPr>
+          <w:rtl/>
+          <w:cs/>
+          <w:lang w:val="ar_AE" w:bidi="ar_AE"/>
+        </w:rPr>
+      </w:r>
+      <w:r>
+        <w:rPr>
+          <w:rtl/>
+          <w:cs/>
           <w:lang w:val="ar_AE" w:bidi="ar_AE"/>
         </w:rPr>
         <w:t>الإيمان دون أعمال مَيِّت.</w:t>
       </w:r>
       <w:r>
         <w:rPr>
-          <w:lang w:val="ar_AE" w:bidi="ar_AE"/>
-        </w:rPr>
-      </w:r>
-      <w:r>
-        <w:rPr>
-          <w:lang w:val="ar_AE" w:bidi="ar_AE"/>
-        </w:rPr>
-      </w:r>
-    </w:p>
-    <w:p>
-      <w:pPr>
-        <w:bidi/>
-      </w:pPr>
-      <w:r>
-        <w:rPr>
+          <w:rtl/>
+          <w:cs/>
+          <w:lang w:val="ar_AE" w:bidi="ar_AE"/>
+        </w:rPr>
+      </w:r>
+      <w:r>
+        <w:rPr>
+          <w:rtl/>
+          <w:cs/>
+          <w:lang w:val="ar_AE" w:bidi="ar_AE"/>
+        </w:rPr>
+      </w:r>
+    </w:p>
+    <w:p>
+      <w:pPr>
+        <w:bidi/>
+      </w:pPr>
+      <w:r>
+        <w:rPr>
+          <w:rtl/>
+          <w:cs/>
           <w:lang w:val="ar_AE" w:bidi="ar_AE"/>
         </w:rPr>
       </w:r>
@@ -2227,28 +2789,36 @@
       </w:pPr>
       <w:r>
         <w:rPr>
+          <w:rtl/>
+          <w:cs/>
           <w:lang w:val="ar_AE" w:bidi="ar_AE"/>
         </w:rPr>
         <w:t>يعقوب ٢: ١٨</w:t>
       </w:r>
       <w:r>
         <w:rPr>
-          <w:lang w:val="ar_AE" w:bidi="ar_AE"/>
-        </w:rPr>
-      </w:r>
-    </w:p>
-    <w:p>
-      <w:pPr>
-        <w:bidi/>
-      </w:pPr>
-      <w:r>
-        <w:rPr>
+          <w:rtl/>
+          <w:cs/>
+          <w:lang w:val="ar_AE" w:bidi="ar_AE"/>
+        </w:rPr>
+      </w:r>
+    </w:p>
+    <w:p>
+      <w:pPr>
+        <w:bidi/>
+      </w:pPr>
+      <w:r>
+        <w:rPr>
+          <w:rtl/>
+          <w:cs/>
           <w:lang w:val="ar_AE" w:bidi="ar_AE"/>
         </w:rPr>
       </w:r>
       <w:r>
         <w:rPr>
           <w:b/>
+          <w:rtl/>
+          <w:cs/>
           <w:lang w:val="ar_AE" w:bidi="ar_AE"/>
         </w:rPr>
         <w:t>كيف يقول يَعْقوب أنه يجب علينا إظهار إيماننا؟</w:t>
@@ -2260,32 +2830,42 @@
       </w:pPr>
       <w:r>
         <w:rPr>
-          <w:lang w:val="ar_AE" w:bidi="ar_AE"/>
-        </w:rPr>
-      </w:r>
-      <w:r>
-        <w:rPr>
+          <w:rtl/>
+          <w:cs/>
+          <w:lang w:val="ar_AE" w:bidi="ar_AE"/>
+        </w:rPr>
+      </w:r>
+      <w:r>
+        <w:rPr>
+          <w:rtl/>
+          <w:cs/>
           <w:lang w:val="ar_AE" w:bidi="ar_AE"/>
         </w:rPr>
         <w:t>يقول يَعْقوبَ إننا يجب أن نظهر إيماننا مِن خلال أعمالنا.</w:t>
       </w:r>
       <w:r>
         <w:rPr>
-          <w:lang w:val="ar_AE" w:bidi="ar_AE"/>
-        </w:rPr>
-      </w:r>
-      <w:r>
-        <w:rPr>
-          <w:lang w:val="ar_AE" w:bidi="ar_AE"/>
-        </w:rPr>
-      </w:r>
-    </w:p>
-    <w:p>
-      <w:pPr>
-        <w:bidi/>
-      </w:pPr>
-      <w:r>
-        <w:rPr>
+          <w:rtl/>
+          <w:cs/>
+          <w:lang w:val="ar_AE" w:bidi="ar_AE"/>
+        </w:rPr>
+      </w:r>
+      <w:r>
+        <w:rPr>
+          <w:rtl/>
+          <w:cs/>
+          <w:lang w:val="ar_AE" w:bidi="ar_AE"/>
+        </w:rPr>
+      </w:r>
+    </w:p>
+    <w:p>
+      <w:pPr>
+        <w:bidi/>
+      </w:pPr>
+      <w:r>
+        <w:rPr>
+          <w:rtl/>
+          <w:cs/>
           <w:lang w:val="ar_AE" w:bidi="ar_AE"/>
         </w:rPr>
       </w:r>
@@ -2297,28 +2877,36 @@
       </w:pPr>
       <w:r>
         <w:rPr>
+          <w:rtl/>
+          <w:cs/>
           <w:lang w:val="ar_AE" w:bidi="ar_AE"/>
         </w:rPr>
         <w:t>يعقوب 2: 19</w:t>
       </w:r>
       <w:r>
         <w:rPr>
-          <w:lang w:val="ar_AE" w:bidi="ar_AE"/>
-        </w:rPr>
-      </w:r>
-    </w:p>
-    <w:p>
-      <w:pPr>
-        <w:bidi/>
-      </w:pPr>
-      <w:r>
-        <w:rPr>
+          <w:rtl/>
+          <w:cs/>
+          <w:lang w:val="ar_AE" w:bidi="ar_AE"/>
+        </w:rPr>
+      </w:r>
+    </w:p>
+    <w:p>
+      <w:pPr>
+        <w:bidi/>
+      </w:pPr>
+      <w:r>
+        <w:rPr>
+          <w:rtl/>
+          <w:cs/>
           <w:lang w:val="ar_AE" w:bidi="ar_AE"/>
         </w:rPr>
       </w:r>
       <w:r>
         <w:rPr>
           <w:b/>
+          <w:rtl/>
+          <w:cs/>
           <w:lang w:val="ar_AE" w:bidi="ar_AE"/>
         </w:rPr>
         <w:t>بماذا تؤمن ٱلشياطين وأولئك الذين يدَّعون الإيمان؟</w:t>
@@ -2330,32 +2918,42 @@
       </w:pPr>
       <w:r>
         <w:rPr>
-          <w:lang w:val="ar_AE" w:bidi="ar_AE"/>
-        </w:rPr>
-      </w:r>
-      <w:r>
-        <w:rPr>
+          <w:rtl/>
+          <w:cs/>
+          <w:lang w:val="ar_AE" w:bidi="ar_AE"/>
+        </w:rPr>
+      </w:r>
+      <w:r>
+        <w:rPr>
+          <w:rtl/>
+          <w:cs/>
           <w:lang w:val="ar_AE" w:bidi="ar_AE"/>
         </w:rPr>
         <w:t>أولئك الذين يدَّعون الإيمان وكذا الشياطين، كلاهما يؤمن بوجود إله واحد.</w:t>
       </w:r>
       <w:r>
         <w:rPr>
-          <w:lang w:val="ar_AE" w:bidi="ar_AE"/>
-        </w:rPr>
-      </w:r>
-      <w:r>
-        <w:rPr>
-          <w:lang w:val="ar_AE" w:bidi="ar_AE"/>
-        </w:rPr>
-      </w:r>
-    </w:p>
-    <w:p>
-      <w:pPr>
-        <w:bidi/>
-      </w:pPr>
-      <w:r>
-        <w:rPr>
+          <w:rtl/>
+          <w:cs/>
+          <w:lang w:val="ar_AE" w:bidi="ar_AE"/>
+        </w:rPr>
+      </w:r>
+      <w:r>
+        <w:rPr>
+          <w:rtl/>
+          <w:cs/>
+          <w:lang w:val="ar_AE" w:bidi="ar_AE"/>
+        </w:rPr>
+      </w:r>
+    </w:p>
+    <w:p>
+      <w:pPr>
+        <w:bidi/>
+      </w:pPr>
+      <w:r>
+        <w:rPr>
+          <w:rtl/>
+          <w:cs/>
           <w:lang w:val="ar_AE" w:bidi="ar_AE"/>
         </w:rPr>
       </w:r>
@@ -2367,28 +2965,36 @@
       </w:pPr>
       <w:r>
         <w:rPr>
+          <w:rtl/>
+          <w:cs/>
           <w:lang w:val="ar_AE" w:bidi="ar_AE"/>
         </w:rPr>
         <w:t>يعقوب 2: 21</w:t>
       </w:r>
       <w:r>
         <w:rPr>
-          <w:lang w:val="ar_AE" w:bidi="ar_AE"/>
-        </w:rPr>
-      </w:r>
-    </w:p>
-    <w:p>
-      <w:pPr>
-        <w:bidi/>
-      </w:pPr>
-      <w:r>
-        <w:rPr>
+          <w:rtl/>
+          <w:cs/>
+          <w:lang w:val="ar_AE" w:bidi="ar_AE"/>
+        </w:rPr>
+      </w:r>
+    </w:p>
+    <w:p>
+      <w:pPr>
+        <w:bidi/>
+      </w:pPr>
+      <w:r>
+        <w:rPr>
+          <w:rtl/>
+          <w:cs/>
           <w:lang w:val="ar_AE" w:bidi="ar_AE"/>
         </w:rPr>
       </w:r>
       <w:r>
         <w:rPr>
           <w:b/>
+          <w:rtl/>
+          <w:cs/>
           <w:lang w:val="ar_AE" w:bidi="ar_AE"/>
         </w:rPr>
         <w:t>كيف أظهر إِبْرَاهِيم إيمانه مِن خلال أعماله؟</w:t>
@@ -2400,32 +3006,42 @@
       </w:pPr>
       <w:r>
         <w:rPr>
-          <w:lang w:val="ar_AE" w:bidi="ar_AE"/>
-        </w:rPr>
-      </w:r>
-      <w:r>
-        <w:rPr>
+          <w:rtl/>
+          <w:cs/>
+          <w:lang w:val="ar_AE" w:bidi="ar_AE"/>
+        </w:rPr>
+      </w:r>
+      <w:r>
+        <w:rPr>
+          <w:rtl/>
+          <w:cs/>
           <w:lang w:val="ar_AE" w:bidi="ar_AE"/>
         </w:rPr>
         <w:t>أظهر إِبْرَاهِيمَ إيمانه مِن خلال أعماله عندما قدَّم إِسْحَاق على المذبح.</w:t>
       </w:r>
       <w:r>
         <w:rPr>
-          <w:lang w:val="ar_AE" w:bidi="ar_AE"/>
-        </w:rPr>
-      </w:r>
-      <w:r>
-        <w:rPr>
-          <w:lang w:val="ar_AE" w:bidi="ar_AE"/>
-        </w:rPr>
-      </w:r>
-    </w:p>
-    <w:p>
-      <w:pPr>
-        <w:bidi/>
-      </w:pPr>
-      <w:r>
-        <w:rPr>
+          <w:rtl/>
+          <w:cs/>
+          <w:lang w:val="ar_AE" w:bidi="ar_AE"/>
+        </w:rPr>
+      </w:r>
+      <w:r>
+        <w:rPr>
+          <w:rtl/>
+          <w:cs/>
+          <w:lang w:val="ar_AE" w:bidi="ar_AE"/>
+        </w:rPr>
+      </w:r>
+    </w:p>
+    <w:p>
+      <w:pPr>
+        <w:bidi/>
+      </w:pPr>
+      <w:r>
+        <w:rPr>
+          <w:rtl/>
+          <w:cs/>
           <w:lang w:val="ar_AE" w:bidi="ar_AE"/>
         </w:rPr>
       </w:r>
@@ -2437,28 +3053,36 @@
       </w:pPr>
       <w:r>
         <w:rPr>
+          <w:rtl/>
+          <w:cs/>
           <w:lang w:val="ar_AE" w:bidi="ar_AE"/>
         </w:rPr>
         <w:t>يعقوب ٢: ٢٢</w:t>
       </w:r>
       <w:r>
         <w:rPr>
-          <w:lang w:val="ar_AE" w:bidi="ar_AE"/>
-        </w:rPr>
-      </w:r>
-    </w:p>
-    <w:p>
-      <w:pPr>
-        <w:bidi/>
-      </w:pPr>
-      <w:r>
-        <w:rPr>
+          <w:rtl/>
+          <w:cs/>
+          <w:lang w:val="ar_AE" w:bidi="ar_AE"/>
+        </w:rPr>
+      </w:r>
+    </w:p>
+    <w:p>
+      <w:pPr>
+        <w:bidi/>
+      </w:pPr>
+      <w:r>
+        <w:rPr>
+          <w:rtl/>
+          <w:cs/>
           <w:lang w:val="ar_AE" w:bidi="ar_AE"/>
         </w:rPr>
       </w:r>
       <w:r>
         <w:rPr>
           <w:b/>
+          <w:rtl/>
+          <w:cs/>
           <w:lang w:val="ar_AE" w:bidi="ar_AE"/>
         </w:rPr>
         <w:t>كيف أُكمِل إيمان إِبْرَاهِيم؟</w:t>
@@ -2470,32 +3094,42 @@
       </w:pPr>
       <w:r>
         <w:rPr>
-          <w:lang w:val="ar_AE" w:bidi="ar_AE"/>
-        </w:rPr>
-      </w:r>
-      <w:r>
-        <w:rPr>
+          <w:rtl/>
+          <w:cs/>
+          <w:lang w:val="ar_AE" w:bidi="ar_AE"/>
+        </w:rPr>
+      </w:r>
+      <w:r>
+        <w:rPr>
+          <w:rtl/>
+          <w:cs/>
           <w:lang w:val="ar_AE" w:bidi="ar_AE"/>
         </w:rPr>
         <w:t>أُكمِلَ إيمان إِبْرَاهِيم بأعماله.</w:t>
       </w:r>
       <w:r>
         <w:rPr>
-          <w:lang w:val="ar_AE" w:bidi="ar_AE"/>
-        </w:rPr>
-      </w:r>
-      <w:r>
-        <w:rPr>
-          <w:lang w:val="ar_AE" w:bidi="ar_AE"/>
-        </w:rPr>
-      </w:r>
-    </w:p>
-    <w:p>
-      <w:pPr>
-        <w:bidi/>
-      </w:pPr>
-      <w:r>
-        <w:rPr>
+          <w:rtl/>
+          <w:cs/>
+          <w:lang w:val="ar_AE" w:bidi="ar_AE"/>
+        </w:rPr>
+      </w:r>
+      <w:r>
+        <w:rPr>
+          <w:rtl/>
+          <w:cs/>
+          <w:lang w:val="ar_AE" w:bidi="ar_AE"/>
+        </w:rPr>
+      </w:r>
+    </w:p>
+    <w:p>
+      <w:pPr>
+        <w:bidi/>
+      </w:pPr>
+      <w:r>
+        <w:rPr>
+          <w:rtl/>
+          <w:cs/>
           <w:lang w:val="ar_AE" w:bidi="ar_AE"/>
         </w:rPr>
       </w:r>
@@ -2507,28 +3141,36 @@
       </w:pPr>
       <w:r>
         <w:rPr>
+          <w:rtl/>
+          <w:cs/>
           <w:lang w:val="ar_AE" w:bidi="ar_AE"/>
         </w:rPr>
         <w:t>يعقوب ٢: ٢٣</w:t>
       </w:r>
       <w:r>
         <w:rPr>
-          <w:lang w:val="ar_AE" w:bidi="ar_AE"/>
-        </w:rPr>
-      </w:r>
-    </w:p>
-    <w:p>
-      <w:pPr>
-        <w:bidi/>
-      </w:pPr>
-      <w:r>
-        <w:rPr>
+          <w:rtl/>
+          <w:cs/>
+          <w:lang w:val="ar_AE" w:bidi="ar_AE"/>
+        </w:rPr>
+      </w:r>
+    </w:p>
+    <w:p>
+      <w:pPr>
+        <w:bidi/>
+      </w:pPr>
+      <w:r>
+        <w:rPr>
+          <w:rtl/>
+          <w:cs/>
           <w:lang w:val="ar_AE" w:bidi="ar_AE"/>
         </w:rPr>
       </w:r>
       <w:r>
         <w:rPr>
           <w:b/>
+          <w:rtl/>
+          <w:cs/>
           <w:lang w:val="ar_AE" w:bidi="ar_AE"/>
         </w:rPr>
         <w:t>ما المكتوب الذي تحقَّق بإيمان وأعمال إِبْرَاهِيم؟</w:t>
@@ -2540,32 +3182,42 @@
       </w:pPr>
       <w:r>
         <w:rPr>
-          <w:lang w:val="ar_AE" w:bidi="ar_AE"/>
-        </w:rPr>
-      </w:r>
-      <w:r>
-        <w:rPr>
+          <w:rtl/>
+          <w:cs/>
+          <w:lang w:val="ar_AE" w:bidi="ar_AE"/>
+        </w:rPr>
+      </w:r>
+      <w:r>
+        <w:rPr>
+          <w:rtl/>
+          <w:cs/>
           <w:lang w:val="ar_AE" w:bidi="ar_AE"/>
         </w:rPr>
         <w:t>تحقَّق المكتوب الذي يقول: "آمن إِبْرَاهِيم بٱللهِ وحُسب له بِرًّا".</w:t>
       </w:r>
       <w:r>
         <w:rPr>
-          <w:lang w:val="ar_AE" w:bidi="ar_AE"/>
-        </w:rPr>
-      </w:r>
-      <w:r>
-        <w:rPr>
-          <w:lang w:val="ar_AE" w:bidi="ar_AE"/>
-        </w:rPr>
-      </w:r>
-    </w:p>
-    <w:p>
-      <w:pPr>
-        <w:bidi/>
-      </w:pPr>
-      <w:r>
-        <w:rPr>
+          <w:rtl/>
+          <w:cs/>
+          <w:lang w:val="ar_AE" w:bidi="ar_AE"/>
+        </w:rPr>
+      </w:r>
+      <w:r>
+        <w:rPr>
+          <w:rtl/>
+          <w:cs/>
+          <w:lang w:val="ar_AE" w:bidi="ar_AE"/>
+        </w:rPr>
+      </w:r>
+    </w:p>
+    <w:p>
+      <w:pPr>
+        <w:bidi/>
+      </w:pPr>
+      <w:r>
+        <w:rPr>
+          <w:rtl/>
+          <w:cs/>
           <w:lang w:val="ar_AE" w:bidi="ar_AE"/>
         </w:rPr>
       </w:r>
@@ -2577,28 +3229,36 @@
       </w:pPr>
       <w:r>
         <w:rPr>
+          <w:rtl/>
+          <w:cs/>
           <w:lang w:val="ar_AE" w:bidi="ar_AE"/>
         </w:rPr>
         <w:t>يعقوب ٢: ٢٥</w:t>
       </w:r>
       <w:r>
         <w:rPr>
-          <w:lang w:val="ar_AE" w:bidi="ar_AE"/>
-        </w:rPr>
-      </w:r>
-    </w:p>
-    <w:p>
-      <w:pPr>
-        <w:bidi/>
-      </w:pPr>
-      <w:r>
-        <w:rPr>
+          <w:rtl/>
+          <w:cs/>
+          <w:lang w:val="ar_AE" w:bidi="ar_AE"/>
+        </w:rPr>
+      </w:r>
+    </w:p>
+    <w:p>
+      <w:pPr>
+        <w:bidi/>
+      </w:pPr>
+      <w:r>
+        <w:rPr>
+          <w:rtl/>
+          <w:cs/>
           <w:lang w:val="ar_AE" w:bidi="ar_AE"/>
         </w:rPr>
       </w:r>
       <w:r>
         <w:rPr>
           <w:b/>
+          <w:rtl/>
+          <w:cs/>
           <w:lang w:val="ar_AE" w:bidi="ar_AE"/>
         </w:rPr>
         <w:t>كيف أَظهرت رَاحَاب إيمانها مِن خلال أعمالها؟</w:t>
@@ -2610,32 +3270,42 @@
       </w:pPr>
       <w:r>
         <w:rPr>
-          <w:lang w:val="ar_AE" w:bidi="ar_AE"/>
-        </w:rPr>
-      </w:r>
-      <w:r>
-        <w:rPr>
+          <w:rtl/>
+          <w:cs/>
+          <w:lang w:val="ar_AE" w:bidi="ar_AE"/>
+        </w:rPr>
+      </w:r>
+      <w:r>
+        <w:rPr>
+          <w:rtl/>
+          <w:cs/>
           <w:lang w:val="ar_AE" w:bidi="ar_AE"/>
         </w:rPr>
         <w:t>أظهرتْ رَاحَاب إيمانها مِن خلال أعمالها عندما رحَّبت بالرسولَيْن وأرسلتهما في طريق آخر.</w:t>
       </w:r>
       <w:r>
         <w:rPr>
-          <w:lang w:val="ar_AE" w:bidi="ar_AE"/>
-        </w:rPr>
-      </w:r>
-      <w:r>
-        <w:rPr>
-          <w:lang w:val="ar_AE" w:bidi="ar_AE"/>
-        </w:rPr>
-      </w:r>
-    </w:p>
-    <w:p>
-      <w:pPr>
-        <w:bidi/>
-      </w:pPr>
-      <w:r>
-        <w:rPr>
+          <w:rtl/>
+          <w:cs/>
+          <w:lang w:val="ar_AE" w:bidi="ar_AE"/>
+        </w:rPr>
+      </w:r>
+      <w:r>
+        <w:rPr>
+          <w:rtl/>
+          <w:cs/>
+          <w:lang w:val="ar_AE" w:bidi="ar_AE"/>
+        </w:rPr>
+      </w:r>
+    </w:p>
+    <w:p>
+      <w:pPr>
+        <w:bidi/>
+      </w:pPr>
+      <w:r>
+        <w:rPr>
+          <w:rtl/>
+          <w:cs/>
           <w:lang w:val="ar_AE" w:bidi="ar_AE"/>
         </w:rPr>
       </w:r>
@@ -2647,28 +3317,36 @@
       </w:pPr>
       <w:r>
         <w:rPr>
+          <w:rtl/>
+          <w:cs/>
           <w:lang w:val="ar_AE" w:bidi="ar_AE"/>
         </w:rPr>
         <w:t>يعقوب ٢: ٢٦</w:t>
       </w:r>
       <w:r>
         <w:rPr>
-          <w:lang w:val="ar_AE" w:bidi="ar_AE"/>
-        </w:rPr>
-      </w:r>
-    </w:p>
-    <w:p>
-      <w:pPr>
-        <w:bidi/>
-      </w:pPr>
-      <w:r>
-        <w:rPr>
+          <w:rtl/>
+          <w:cs/>
+          <w:lang w:val="ar_AE" w:bidi="ar_AE"/>
+        </w:rPr>
+      </w:r>
+    </w:p>
+    <w:p>
+      <w:pPr>
+        <w:bidi/>
+      </w:pPr>
+      <w:r>
+        <w:rPr>
+          <w:rtl/>
+          <w:cs/>
           <w:lang w:val="ar_AE" w:bidi="ar_AE"/>
         </w:rPr>
       </w:r>
       <w:r>
         <w:rPr>
           <w:b/>
+          <w:rtl/>
+          <w:cs/>
           <w:lang w:val="ar_AE" w:bidi="ar_AE"/>
         </w:rPr>
         <w:t>ما الجسد بعيدًا عن الروح؟</w:t>
@@ -2680,32 +3358,42 @@
       </w:pPr>
       <w:r>
         <w:rPr>
-          <w:lang w:val="ar_AE" w:bidi="ar_AE"/>
-        </w:rPr>
-      </w:r>
-      <w:r>
-        <w:rPr>
+          <w:rtl/>
+          <w:cs/>
+          <w:lang w:val="ar_AE" w:bidi="ar_AE"/>
+        </w:rPr>
+      </w:r>
+      <w:r>
+        <w:rPr>
+          <w:rtl/>
+          <w:cs/>
           <w:lang w:val="ar_AE" w:bidi="ar_AE"/>
         </w:rPr>
         <w:t>الجسد دون الروح مَيِّت.</w:t>
       </w:r>
       <w:r>
         <w:rPr>
-          <w:lang w:val="ar_AE" w:bidi="ar_AE"/>
-        </w:rPr>
-      </w:r>
-      <w:r>
-        <w:rPr>
-          <w:lang w:val="ar_AE" w:bidi="ar_AE"/>
-        </w:rPr>
-      </w:r>
-    </w:p>
-    <w:p>
-      <w:pPr>
-        <w:bidi/>
-      </w:pPr>
-      <w:r>
-        <w:rPr>
+          <w:rtl/>
+          <w:cs/>
+          <w:lang w:val="ar_AE" w:bidi="ar_AE"/>
+        </w:rPr>
+      </w:r>
+      <w:r>
+        <w:rPr>
+          <w:rtl/>
+          <w:cs/>
+          <w:lang w:val="ar_AE" w:bidi="ar_AE"/>
+        </w:rPr>
+      </w:r>
+    </w:p>
+    <w:p>
+      <w:pPr>
+        <w:bidi/>
+      </w:pPr>
+      <w:r>
+        <w:rPr>
+          <w:rtl/>
+          <w:cs/>
           <w:lang w:val="ar_AE" w:bidi="ar_AE"/>
         </w:rPr>
       </w:r>
@@ -2717,28 +3405,36 @@
       </w:pPr>
       <w:r>
         <w:rPr>
+          <w:rtl/>
+          <w:cs/>
           <w:lang w:val="ar_AE" w:bidi="ar_AE"/>
         </w:rPr>
         <w:t>يعقوب 3: 1</w:t>
       </w:r>
       <w:r>
         <w:rPr>
-          <w:lang w:val="ar_AE" w:bidi="ar_AE"/>
-        </w:rPr>
-      </w:r>
-    </w:p>
-    <w:p>
-      <w:pPr>
-        <w:bidi/>
-      </w:pPr>
-      <w:r>
-        <w:rPr>
+          <w:rtl/>
+          <w:cs/>
+          <w:lang w:val="ar_AE" w:bidi="ar_AE"/>
+        </w:rPr>
+      </w:r>
+    </w:p>
+    <w:p>
+      <w:pPr>
+        <w:bidi/>
+      </w:pPr>
+      <w:r>
+        <w:rPr>
+          <w:rtl/>
+          <w:cs/>
           <w:lang w:val="ar_AE" w:bidi="ar_AE"/>
         </w:rPr>
       </w:r>
       <w:r>
         <w:rPr>
           <w:b/>
+          <w:rtl/>
+          <w:cs/>
           <w:lang w:val="ar_AE" w:bidi="ar_AE"/>
         </w:rPr>
         <w:t>لماذا يقول يَعْقوب إنه لا ينبغي للكثيرين أن يصبحوا مُعلِّمين؟</w:t>
@@ -2750,32 +3446,42 @@
       </w:pPr>
       <w:r>
         <w:rPr>
-          <w:lang w:val="ar_AE" w:bidi="ar_AE"/>
-        </w:rPr>
-      </w:r>
-      <w:r>
-        <w:rPr>
+          <w:rtl/>
+          <w:cs/>
+          <w:lang w:val="ar_AE" w:bidi="ar_AE"/>
+        </w:rPr>
+      </w:r>
+      <w:r>
+        <w:rPr>
+          <w:rtl/>
+          <w:cs/>
           <w:lang w:val="ar_AE" w:bidi="ar_AE"/>
         </w:rPr>
         <w:t>لا ينبغي للكثيرين أن يصبحوا معلمين لأنهم سيواجهون دينونة أعظم.</w:t>
       </w:r>
       <w:r>
         <w:rPr>
-          <w:lang w:val="ar_AE" w:bidi="ar_AE"/>
-        </w:rPr>
-      </w:r>
-      <w:r>
-        <w:rPr>
-          <w:lang w:val="ar_AE" w:bidi="ar_AE"/>
-        </w:rPr>
-      </w:r>
-    </w:p>
-    <w:p>
-      <w:pPr>
-        <w:bidi/>
-      </w:pPr>
-      <w:r>
-        <w:rPr>
+          <w:rtl/>
+          <w:cs/>
+          <w:lang w:val="ar_AE" w:bidi="ar_AE"/>
+        </w:rPr>
+      </w:r>
+      <w:r>
+        <w:rPr>
+          <w:rtl/>
+          <w:cs/>
+          <w:lang w:val="ar_AE" w:bidi="ar_AE"/>
+        </w:rPr>
+      </w:r>
+    </w:p>
+    <w:p>
+      <w:pPr>
+        <w:bidi/>
+      </w:pPr>
+      <w:r>
+        <w:rPr>
+          <w:rtl/>
+          <w:cs/>
           <w:lang w:val="ar_AE" w:bidi="ar_AE"/>
         </w:rPr>
       </w:r>
@@ -2787,28 +3493,36 @@
       </w:pPr>
       <w:r>
         <w:rPr>
+          <w:rtl/>
+          <w:cs/>
           <w:lang w:val="ar_AE" w:bidi="ar_AE"/>
         </w:rPr>
         <w:t>يعقوب 3: 2</w:t>
       </w:r>
       <w:r>
         <w:rPr>
-          <w:lang w:val="ar_AE" w:bidi="ar_AE"/>
-        </w:rPr>
-      </w:r>
-    </w:p>
-    <w:p>
-      <w:pPr>
-        <w:bidi/>
-      </w:pPr>
-      <w:r>
-        <w:rPr>
+          <w:rtl/>
+          <w:cs/>
+          <w:lang w:val="ar_AE" w:bidi="ar_AE"/>
+        </w:rPr>
+      </w:r>
+    </w:p>
+    <w:p>
+      <w:pPr>
+        <w:bidi/>
+      </w:pPr>
+      <w:r>
+        <w:rPr>
+          <w:rtl/>
+          <w:cs/>
           <w:lang w:val="ar_AE" w:bidi="ar_AE"/>
         </w:rPr>
       </w:r>
       <w:r>
         <w:rPr>
           <w:b/>
+          <w:rtl/>
+          <w:cs/>
           <w:lang w:val="ar_AE" w:bidi="ar_AE"/>
         </w:rPr>
         <w:t>مَن يعثُر، وبكم طريقة؟</w:t>
@@ -2820,32 +3534,42 @@
       </w:pPr>
       <w:r>
         <w:rPr>
-          <w:lang w:val="ar_AE" w:bidi="ar_AE"/>
-        </w:rPr>
-      </w:r>
-      <w:r>
-        <w:rPr>
+          <w:rtl/>
+          <w:cs/>
+          <w:lang w:val="ar_AE" w:bidi="ar_AE"/>
+        </w:rPr>
+      </w:r>
+      <w:r>
+        <w:rPr>
+          <w:rtl/>
+          <w:cs/>
           <w:lang w:val="ar_AE" w:bidi="ar_AE"/>
         </w:rPr>
         <w:t>نحن جميعًا نعثُر بطرق عدّة.</w:t>
       </w:r>
       <w:r>
         <w:rPr>
-          <w:lang w:val="ar_AE" w:bidi="ar_AE"/>
-        </w:rPr>
-      </w:r>
-      <w:r>
-        <w:rPr>
-          <w:lang w:val="ar_AE" w:bidi="ar_AE"/>
-        </w:rPr>
-      </w:r>
-    </w:p>
-    <w:p>
-      <w:pPr>
-        <w:bidi/>
-      </w:pPr>
-      <w:r>
-        <w:rPr>
+          <w:rtl/>
+          <w:cs/>
+          <w:lang w:val="ar_AE" w:bidi="ar_AE"/>
+        </w:rPr>
+      </w:r>
+      <w:r>
+        <w:rPr>
+          <w:rtl/>
+          <w:cs/>
+          <w:lang w:val="ar_AE" w:bidi="ar_AE"/>
+        </w:rPr>
+      </w:r>
+    </w:p>
+    <w:p>
+      <w:pPr>
+        <w:bidi/>
+      </w:pPr>
+      <w:r>
+        <w:rPr>
+          <w:rtl/>
+          <w:cs/>
           <w:lang w:val="ar_AE" w:bidi="ar_AE"/>
         </w:rPr>
       </w:r>
@@ -2857,28 +3581,36 @@
       </w:pPr>
       <w:r>
         <w:rPr>
+          <w:rtl/>
+          <w:cs/>
           <w:lang w:val="ar_AE" w:bidi="ar_AE"/>
         </w:rPr>
         <w:t>يعقوب 3: 2 (#2)</w:t>
       </w:r>
       <w:r>
         <w:rPr>
-          <w:lang w:val="ar_AE" w:bidi="ar_AE"/>
-        </w:rPr>
-      </w:r>
-    </w:p>
-    <w:p>
-      <w:pPr>
-        <w:bidi/>
-      </w:pPr>
-      <w:r>
-        <w:rPr>
+          <w:rtl/>
+          <w:cs/>
+          <w:lang w:val="ar_AE" w:bidi="ar_AE"/>
+        </w:rPr>
+      </w:r>
+    </w:p>
+    <w:p>
+      <w:pPr>
+        <w:bidi/>
+      </w:pPr>
+      <w:r>
+        <w:rPr>
+          <w:rtl/>
+          <w:cs/>
           <w:lang w:val="ar_AE" w:bidi="ar_AE"/>
         </w:rPr>
       </w:r>
       <w:r>
         <w:rPr>
           <w:b/>
+          <w:rtl/>
+          <w:cs/>
           <w:lang w:val="ar_AE" w:bidi="ar_AE"/>
         </w:rPr>
         <w:t>ما نوع الشخص الذي يستطيع التحكم في جسمه بالكامل؟</w:t>
@@ -2890,32 +3622,42 @@
       </w:pPr>
       <w:r>
         <w:rPr>
-          <w:lang w:val="ar_AE" w:bidi="ar_AE"/>
-        </w:rPr>
-      </w:r>
-      <w:r>
-        <w:rPr>
+          <w:rtl/>
+          <w:cs/>
+          <w:lang w:val="ar_AE" w:bidi="ar_AE"/>
+        </w:rPr>
+      </w:r>
+      <w:r>
+        <w:rPr>
+          <w:rtl/>
+          <w:cs/>
           <w:lang w:val="ar_AE" w:bidi="ar_AE"/>
         </w:rPr>
         <w:t>الشخص الذي لا يعثر بكلماته قادر أيضًا على التحكم في جسمه بالكامل.</w:t>
       </w:r>
       <w:r>
         <w:rPr>
-          <w:lang w:val="ar_AE" w:bidi="ar_AE"/>
-        </w:rPr>
-      </w:r>
-      <w:r>
-        <w:rPr>
-          <w:lang w:val="ar_AE" w:bidi="ar_AE"/>
-        </w:rPr>
-      </w:r>
-    </w:p>
-    <w:p>
-      <w:pPr>
-        <w:bidi/>
-      </w:pPr>
-      <w:r>
-        <w:rPr>
+          <w:rtl/>
+          <w:cs/>
+          <w:lang w:val="ar_AE" w:bidi="ar_AE"/>
+        </w:rPr>
+      </w:r>
+      <w:r>
+        <w:rPr>
+          <w:rtl/>
+          <w:cs/>
+          <w:lang w:val="ar_AE" w:bidi="ar_AE"/>
+        </w:rPr>
+      </w:r>
+    </w:p>
+    <w:p>
+      <w:pPr>
+        <w:bidi/>
+      </w:pPr>
+      <w:r>
+        <w:rPr>
+          <w:rtl/>
+          <w:cs/>
           <w:lang w:val="ar_AE" w:bidi="ar_AE"/>
         </w:rPr>
       </w:r>
@@ -2927,28 +3669,36 @@
       </w:pPr>
       <w:r>
         <w:rPr>
+          <w:rtl/>
+          <w:cs/>
           <w:lang w:val="ar_AE" w:bidi="ar_AE"/>
         </w:rPr>
         <w:t>يعقوب 3:3</w:t>
       </w:r>
       <w:r>
         <w:rPr>
-          <w:lang w:val="ar_AE" w:bidi="ar_AE"/>
-        </w:rPr>
-      </w:r>
-    </w:p>
-    <w:p>
-      <w:pPr>
-        <w:bidi/>
-      </w:pPr>
-      <w:r>
-        <w:rPr>
+          <w:rtl/>
+          <w:cs/>
+          <w:lang w:val="ar_AE" w:bidi="ar_AE"/>
+        </w:rPr>
+      </w:r>
+    </w:p>
+    <w:p>
+      <w:pPr>
+        <w:bidi/>
+      </w:pPr>
+      <w:r>
+        <w:rPr>
+          <w:rtl/>
+          <w:cs/>
           <w:lang w:val="ar_AE" w:bidi="ar_AE"/>
         </w:rPr>
       </w:r>
       <w:r>
         <w:rPr>
           <w:b/>
+          <w:rtl/>
+          <w:cs/>
           <w:lang w:val="ar_AE" w:bidi="ar_AE"/>
         </w:rPr>
         <w:t>ما الشيء الصغير الذي يمكنه توجيه سفينة كبيرة إلى حيث يريد القبطان أن تذهب؟</w:t>
@@ -2960,32 +3710,42 @@
       </w:pPr>
       <w:r>
         <w:rPr>
-          <w:lang w:val="ar_AE" w:bidi="ar_AE"/>
-        </w:rPr>
-      </w:r>
-      <w:r>
-        <w:rPr>
+          <w:rtl/>
+          <w:cs/>
+          <w:lang w:val="ar_AE" w:bidi="ar_AE"/>
+        </w:rPr>
+      </w:r>
+      <w:r>
+        <w:rPr>
+          <w:rtl/>
+          <w:cs/>
           <w:lang w:val="ar_AE" w:bidi="ar_AE"/>
         </w:rPr>
         <w:t>دفَّة صغيرة قادرة على توجيه سفينة كبيرة.</w:t>
       </w:r>
       <w:r>
         <w:rPr>
-          <w:lang w:val="ar_AE" w:bidi="ar_AE"/>
-        </w:rPr>
-      </w:r>
-      <w:r>
-        <w:rPr>
-          <w:lang w:val="ar_AE" w:bidi="ar_AE"/>
-        </w:rPr>
-      </w:r>
-    </w:p>
-    <w:p>
-      <w:pPr>
-        <w:bidi/>
-      </w:pPr>
-      <w:r>
-        <w:rPr>
+          <w:rtl/>
+          <w:cs/>
+          <w:lang w:val="ar_AE" w:bidi="ar_AE"/>
+        </w:rPr>
+      </w:r>
+      <w:r>
+        <w:rPr>
+          <w:rtl/>
+          <w:cs/>
+          <w:lang w:val="ar_AE" w:bidi="ar_AE"/>
+        </w:rPr>
+      </w:r>
+    </w:p>
+    <w:p>
+      <w:pPr>
+        <w:bidi/>
+      </w:pPr>
+      <w:r>
+        <w:rPr>
+          <w:rtl/>
+          <w:cs/>
           <w:lang w:val="ar_AE" w:bidi="ar_AE"/>
         </w:rPr>
       </w:r>
@@ -2997,28 +3757,36 @@
       </w:pPr>
       <w:r>
         <w:rPr>
+          <w:rtl/>
+          <w:cs/>
           <w:lang w:val="ar_AE" w:bidi="ar_AE"/>
         </w:rPr>
         <w:t>يعقوب 3: 4</w:t>
       </w:r>
       <w:r>
         <w:rPr>
-          <w:lang w:val="ar_AE" w:bidi="ar_AE"/>
-        </w:rPr>
-      </w:r>
-    </w:p>
-    <w:p>
-      <w:pPr>
-        <w:bidi/>
-      </w:pPr>
-      <w:r>
-        <w:rPr>
+          <w:rtl/>
+          <w:cs/>
+          <w:lang w:val="ar_AE" w:bidi="ar_AE"/>
+        </w:rPr>
+      </w:r>
+    </w:p>
+    <w:p>
+      <w:pPr>
+        <w:bidi/>
+      </w:pPr>
+      <w:r>
+        <w:rPr>
+          <w:rtl/>
+          <w:cs/>
           <w:lang w:val="ar_AE" w:bidi="ar_AE"/>
         </w:rPr>
       </w:r>
       <w:r>
         <w:rPr>
           <w:b/>
+          <w:rtl/>
+          <w:cs/>
           <w:lang w:val="ar_AE" w:bidi="ar_AE"/>
         </w:rPr>
         <w:t>ما الشيء الصغير الذي يمكنه أن يشعل حريقًا كبيرًا في غابة؟</w:t>
@@ -3030,32 +3798,42 @@
       </w:pPr>
       <w:r>
         <w:rPr>
-          <w:lang w:val="ar_AE" w:bidi="ar_AE"/>
-        </w:rPr>
-      </w:r>
-      <w:r>
-        <w:rPr>
+          <w:rtl/>
+          <w:cs/>
+          <w:lang w:val="ar_AE" w:bidi="ar_AE"/>
+        </w:rPr>
+      </w:r>
+      <w:r>
+        <w:rPr>
+          <w:rtl/>
+          <w:cs/>
           <w:lang w:val="ar_AE" w:bidi="ar_AE"/>
         </w:rPr>
         <w:t>يمكن لنار صغيرة أنْ تُشعل حريقًا كبيرًا في غابة.</w:t>
       </w:r>
       <w:r>
         <w:rPr>
-          <w:lang w:val="ar_AE" w:bidi="ar_AE"/>
-        </w:rPr>
-      </w:r>
-      <w:r>
-        <w:rPr>
-          <w:lang w:val="ar_AE" w:bidi="ar_AE"/>
-        </w:rPr>
-      </w:r>
-    </w:p>
-    <w:p>
-      <w:pPr>
-        <w:bidi/>
-      </w:pPr>
-      <w:r>
-        <w:rPr>
+          <w:rtl/>
+          <w:cs/>
+          <w:lang w:val="ar_AE" w:bidi="ar_AE"/>
+        </w:rPr>
+      </w:r>
+      <w:r>
+        <w:rPr>
+          <w:rtl/>
+          <w:cs/>
+          <w:lang w:val="ar_AE" w:bidi="ar_AE"/>
+        </w:rPr>
+      </w:r>
+    </w:p>
+    <w:p>
+      <w:pPr>
+        <w:bidi/>
+      </w:pPr>
+      <w:r>
+        <w:rPr>
+          <w:rtl/>
+          <w:cs/>
           <w:lang w:val="ar_AE" w:bidi="ar_AE"/>
         </w:rPr>
       </w:r>
@@ -3067,28 +3845,36 @@
       </w:pPr>
       <w:r>
         <w:rPr>
+          <w:rtl/>
+          <w:cs/>
           <w:lang w:val="ar_AE" w:bidi="ar_AE"/>
         </w:rPr>
         <w:t>يعقوب ٣: ٦</w:t>
       </w:r>
       <w:r>
         <w:rPr>
-          <w:lang w:val="ar_AE" w:bidi="ar_AE"/>
-        </w:rPr>
-      </w:r>
-    </w:p>
-    <w:p>
-      <w:pPr>
-        <w:bidi/>
-      </w:pPr>
-      <w:r>
-        <w:rPr>
+          <w:rtl/>
+          <w:cs/>
+          <w:lang w:val="ar_AE" w:bidi="ar_AE"/>
+        </w:rPr>
+      </w:r>
+    </w:p>
+    <w:p>
+      <w:pPr>
+        <w:bidi/>
+      </w:pPr>
+      <w:r>
+        <w:rPr>
+          <w:rtl/>
+          <w:cs/>
           <w:lang w:val="ar_AE" w:bidi="ar_AE"/>
         </w:rPr>
       </w:r>
       <w:r>
         <w:rPr>
           <w:b/>
+          <w:rtl/>
+          <w:cs/>
           <w:lang w:val="ar_AE" w:bidi="ar_AE"/>
         </w:rPr>
         <w:t>ماذا يمكن للِّسان الآثم أن يفعل بالجسد كله؟</w:t>
@@ -3100,32 +3886,42 @@
       </w:pPr>
       <w:r>
         <w:rPr>
-          <w:lang w:val="ar_AE" w:bidi="ar_AE"/>
-        </w:rPr>
-      </w:r>
-      <w:r>
-        <w:rPr>
+          <w:rtl/>
+          <w:cs/>
+          <w:lang w:val="ar_AE" w:bidi="ar_AE"/>
+        </w:rPr>
+      </w:r>
+      <w:r>
+        <w:rPr>
+          <w:rtl/>
+          <w:cs/>
           <w:lang w:val="ar_AE" w:bidi="ar_AE"/>
         </w:rPr>
         <w:t>اللسان الخاطئ قادر على تدنيس الجسد كله.</w:t>
       </w:r>
       <w:r>
         <w:rPr>
-          <w:lang w:val="ar_AE" w:bidi="ar_AE"/>
-        </w:rPr>
-      </w:r>
-      <w:r>
-        <w:rPr>
-          <w:lang w:val="ar_AE" w:bidi="ar_AE"/>
-        </w:rPr>
-      </w:r>
-    </w:p>
-    <w:p>
-      <w:pPr>
-        <w:bidi/>
-      </w:pPr>
-      <w:r>
-        <w:rPr>
+          <w:rtl/>
+          <w:cs/>
+          <w:lang w:val="ar_AE" w:bidi="ar_AE"/>
+        </w:rPr>
+      </w:r>
+      <w:r>
+        <w:rPr>
+          <w:rtl/>
+          <w:cs/>
+          <w:lang w:val="ar_AE" w:bidi="ar_AE"/>
+        </w:rPr>
+      </w:r>
+    </w:p>
+    <w:p>
+      <w:pPr>
+        <w:bidi/>
+      </w:pPr>
+      <w:r>
+        <w:rPr>
+          <w:rtl/>
+          <w:cs/>
           <w:lang w:val="ar_AE" w:bidi="ar_AE"/>
         </w:rPr>
       </w:r>
@@ -3137,28 +3933,36 @@
       </w:pPr>
       <w:r>
         <w:rPr>
+          <w:rtl/>
+          <w:cs/>
           <w:lang w:val="ar_AE" w:bidi="ar_AE"/>
         </w:rPr>
         <w:t>يعقوب ٣: ٨</w:t>
       </w:r>
       <w:r>
         <w:rPr>
-          <w:lang w:val="ar_AE" w:bidi="ar_AE"/>
-        </w:rPr>
-      </w:r>
-    </w:p>
-    <w:p>
-      <w:pPr>
-        <w:bidi/>
-      </w:pPr>
-      <w:r>
-        <w:rPr>
+          <w:rtl/>
+          <w:cs/>
+          <w:lang w:val="ar_AE" w:bidi="ar_AE"/>
+        </w:rPr>
+      </w:r>
+    </w:p>
+    <w:p>
+      <w:pPr>
+        <w:bidi/>
+      </w:pPr>
+      <w:r>
+        <w:rPr>
+          <w:rtl/>
+          <w:cs/>
           <w:lang w:val="ar_AE" w:bidi="ar_AE"/>
         </w:rPr>
       </w:r>
       <w:r>
         <w:rPr>
           <w:b/>
+          <w:rtl/>
+          <w:cs/>
           <w:lang w:val="ar_AE" w:bidi="ar_AE"/>
         </w:rPr>
         <w:t>ما الذي لم يستطِع أحد من الرجال ترويضه؟</w:t>
@@ -3170,32 +3974,42 @@
       </w:pPr>
       <w:r>
         <w:rPr>
-          <w:lang w:val="ar_AE" w:bidi="ar_AE"/>
-        </w:rPr>
-      </w:r>
-      <w:r>
-        <w:rPr>
+          <w:rtl/>
+          <w:cs/>
+          <w:lang w:val="ar_AE" w:bidi="ar_AE"/>
+        </w:rPr>
+      </w:r>
+      <w:r>
+        <w:rPr>
+          <w:rtl/>
+          <w:cs/>
           <w:lang w:val="ar_AE" w:bidi="ar_AE"/>
         </w:rPr>
         <w:t>لم يتمكن أحد من بين الرجال من ترويض اللسان.</w:t>
       </w:r>
       <w:r>
         <w:rPr>
-          <w:lang w:val="ar_AE" w:bidi="ar_AE"/>
-        </w:rPr>
-      </w:r>
-      <w:r>
-        <w:rPr>
-          <w:lang w:val="ar_AE" w:bidi="ar_AE"/>
-        </w:rPr>
-      </w:r>
-    </w:p>
-    <w:p>
-      <w:pPr>
-        <w:bidi/>
-      </w:pPr>
-      <w:r>
-        <w:rPr>
+          <w:rtl/>
+          <w:cs/>
+          <w:lang w:val="ar_AE" w:bidi="ar_AE"/>
+        </w:rPr>
+      </w:r>
+      <w:r>
+        <w:rPr>
+          <w:rtl/>
+          <w:cs/>
+          <w:lang w:val="ar_AE" w:bidi="ar_AE"/>
+        </w:rPr>
+      </w:r>
+    </w:p>
+    <w:p>
+      <w:pPr>
+        <w:bidi/>
+      </w:pPr>
+      <w:r>
+        <w:rPr>
+          <w:rtl/>
+          <w:cs/>
           <w:lang w:val="ar_AE" w:bidi="ar_AE"/>
         </w:rPr>
       </w:r>
@@ -3207,28 +4021,36 @@
       </w:pPr>
       <w:r>
         <w:rPr>
+          <w:rtl/>
+          <w:cs/>
           <w:lang w:val="ar_AE" w:bidi="ar_AE"/>
         </w:rPr>
         <w:t>يعقوب 3: 9</w:t>
       </w:r>
       <w:r>
         <w:rPr>
-          <w:lang w:val="ar_AE" w:bidi="ar_AE"/>
-        </w:rPr>
-      </w:r>
-    </w:p>
-    <w:p>
-      <w:pPr>
-        <w:bidi/>
-      </w:pPr>
-      <w:r>
-        <w:rPr>
+          <w:rtl/>
+          <w:cs/>
+          <w:lang w:val="ar_AE" w:bidi="ar_AE"/>
+        </w:rPr>
+      </w:r>
+    </w:p>
+    <w:p>
+      <w:pPr>
+        <w:bidi/>
+      </w:pPr>
+      <w:r>
+        <w:rPr>
+          <w:rtl/>
+          <w:cs/>
           <w:lang w:val="ar_AE" w:bidi="ar_AE"/>
         </w:rPr>
       </w:r>
       <w:r>
         <w:rPr>
           <w:b/>
+          <w:rtl/>
+          <w:cs/>
           <w:lang w:val="ar_AE" w:bidi="ar_AE"/>
         </w:rPr>
         <w:t>ما الطريقتان اللتان يعامل بهما الناس كلًّا من الله والآخرين بألسنتهم؟</w:t>
@@ -3240,32 +4062,42 @@
       </w:pPr>
       <w:r>
         <w:rPr>
-          <w:lang w:val="ar_AE" w:bidi="ar_AE"/>
-        </w:rPr>
-      </w:r>
-      <w:r>
-        <w:rPr>
+          <w:rtl/>
+          <w:cs/>
+          <w:lang w:val="ar_AE" w:bidi="ar_AE"/>
+        </w:rPr>
+      </w:r>
+      <w:r>
+        <w:rPr>
+          <w:rtl/>
+          <w:cs/>
           <w:lang w:val="ar_AE" w:bidi="ar_AE"/>
         </w:rPr>
         <w:t>بلسان واحد، يباركون ٱلله ويلعنون الناس.</w:t>
       </w:r>
       <w:r>
         <w:rPr>
-          <w:lang w:val="ar_AE" w:bidi="ar_AE"/>
-        </w:rPr>
-      </w:r>
-      <w:r>
-        <w:rPr>
-          <w:lang w:val="ar_AE" w:bidi="ar_AE"/>
-        </w:rPr>
-      </w:r>
-    </w:p>
-    <w:p>
-      <w:pPr>
-        <w:bidi/>
-      </w:pPr>
-      <w:r>
-        <w:rPr>
+          <w:rtl/>
+          <w:cs/>
+          <w:lang w:val="ar_AE" w:bidi="ar_AE"/>
+        </w:rPr>
+      </w:r>
+      <w:r>
+        <w:rPr>
+          <w:rtl/>
+          <w:cs/>
+          <w:lang w:val="ar_AE" w:bidi="ar_AE"/>
+        </w:rPr>
+      </w:r>
+    </w:p>
+    <w:p>
+      <w:pPr>
+        <w:bidi/>
+      </w:pPr>
+      <w:r>
+        <w:rPr>
+          <w:rtl/>
+          <w:cs/>
           <w:lang w:val="ar_AE" w:bidi="ar_AE"/>
         </w:rPr>
       </w:r>
@@ -3277,28 +4109,36 @@
       </w:pPr>
       <w:r>
         <w:rPr>
+          <w:rtl/>
+          <w:cs/>
           <w:lang w:val="ar_AE" w:bidi="ar_AE"/>
         </w:rPr>
         <w:t>يعقوب 3: 11</w:t>
       </w:r>
       <w:r>
         <w:rPr>
-          <w:lang w:val="ar_AE" w:bidi="ar_AE"/>
-        </w:rPr>
-      </w:r>
-    </w:p>
-    <w:p>
-      <w:pPr>
-        <w:bidi/>
-      </w:pPr>
-      <w:r>
-        <w:rPr>
+          <w:rtl/>
+          <w:cs/>
+          <w:lang w:val="ar_AE" w:bidi="ar_AE"/>
+        </w:rPr>
+      </w:r>
+    </w:p>
+    <w:p>
+      <w:pPr>
+        <w:bidi/>
+      </w:pPr>
+      <w:r>
+        <w:rPr>
+          <w:rtl/>
+          <w:cs/>
           <w:lang w:val="ar_AE" w:bidi="ar_AE"/>
         </w:rPr>
       </w:r>
       <w:r>
         <w:rPr>
           <w:b/>
+          <w:rtl/>
+          <w:cs/>
           <w:lang w:val="ar_AE" w:bidi="ar_AE"/>
         </w:rPr>
         <w:t>ما الشيئان اللَّذان لا يمكن لنبع الماء توفيرهما؟</w:t>
@@ -3310,32 +4150,42 @@
       </w:pPr>
       <w:r>
         <w:rPr>
-          <w:lang w:val="ar_AE" w:bidi="ar_AE"/>
-        </w:rPr>
-      </w:r>
-      <w:r>
-        <w:rPr>
+          <w:rtl/>
+          <w:cs/>
+          <w:lang w:val="ar_AE" w:bidi="ar_AE"/>
+        </w:rPr>
+      </w:r>
+      <w:r>
+        <w:rPr>
+          <w:rtl/>
+          <w:cs/>
           <w:lang w:val="ar_AE" w:bidi="ar_AE"/>
         </w:rPr>
         <w:t>لا يمكن لنبع واحد أنْ يوفر الماء الحلو والمر في الوقت ذاته.</w:t>
       </w:r>
       <w:r>
         <w:rPr>
-          <w:lang w:val="ar_AE" w:bidi="ar_AE"/>
-        </w:rPr>
-      </w:r>
-      <w:r>
-        <w:rPr>
-          <w:lang w:val="ar_AE" w:bidi="ar_AE"/>
-        </w:rPr>
-      </w:r>
-    </w:p>
-    <w:p>
-      <w:pPr>
-        <w:bidi/>
-      </w:pPr>
-      <w:r>
-        <w:rPr>
+          <w:rtl/>
+          <w:cs/>
+          <w:lang w:val="ar_AE" w:bidi="ar_AE"/>
+        </w:rPr>
+      </w:r>
+      <w:r>
+        <w:rPr>
+          <w:rtl/>
+          <w:cs/>
+          <w:lang w:val="ar_AE" w:bidi="ar_AE"/>
+        </w:rPr>
+      </w:r>
+    </w:p>
+    <w:p>
+      <w:pPr>
+        <w:bidi/>
+      </w:pPr>
+      <w:r>
+        <w:rPr>
+          <w:rtl/>
+          <w:cs/>
           <w:lang w:val="ar_AE" w:bidi="ar_AE"/>
         </w:rPr>
       </w:r>
@@ -3347,28 +4197,36 @@
       </w:pPr>
       <w:r>
         <w:rPr>
+          <w:rtl/>
+          <w:cs/>
           <w:lang w:val="ar_AE" w:bidi="ar_AE"/>
         </w:rPr>
         <w:t>يعقوب 3: 13</w:t>
       </w:r>
       <w:r>
         <w:rPr>
-          <w:lang w:val="ar_AE" w:bidi="ar_AE"/>
-        </w:rPr>
-      </w:r>
-    </w:p>
-    <w:p>
-      <w:pPr>
-        <w:bidi/>
-      </w:pPr>
-      <w:r>
-        <w:rPr>
+          <w:rtl/>
+          <w:cs/>
+          <w:lang w:val="ar_AE" w:bidi="ar_AE"/>
+        </w:rPr>
+      </w:r>
+    </w:p>
+    <w:p>
+      <w:pPr>
+        <w:bidi/>
+      </w:pPr>
+      <w:r>
+        <w:rPr>
+          <w:rtl/>
+          <w:cs/>
           <w:lang w:val="ar_AE" w:bidi="ar_AE"/>
         </w:rPr>
       </w:r>
       <w:r>
         <w:rPr>
           <w:b/>
+          <w:rtl/>
+          <w:cs/>
           <w:lang w:val="ar_AE" w:bidi="ar_AE"/>
         </w:rPr>
         <w:t>كيف يُظهر الشخص الحكمة والفهم؟</w:t>
@@ -3380,32 +4238,42 @@
       </w:pPr>
       <w:r>
         <w:rPr>
-          <w:lang w:val="ar_AE" w:bidi="ar_AE"/>
-        </w:rPr>
-      </w:r>
-      <w:r>
-        <w:rPr>
+          <w:rtl/>
+          <w:cs/>
+          <w:lang w:val="ar_AE" w:bidi="ar_AE"/>
+        </w:rPr>
+      </w:r>
+      <w:r>
+        <w:rPr>
+          <w:rtl/>
+          <w:cs/>
           <w:lang w:val="ar_AE" w:bidi="ar_AE"/>
         </w:rPr>
         <w:t>يُظهر الشخص الحكمة والفهم مِن خلال أعماله التي تتم بتواضع.</w:t>
       </w:r>
       <w:r>
         <w:rPr>
-          <w:lang w:val="ar_AE" w:bidi="ar_AE"/>
-        </w:rPr>
-      </w:r>
-      <w:r>
-        <w:rPr>
-          <w:lang w:val="ar_AE" w:bidi="ar_AE"/>
-        </w:rPr>
-      </w:r>
-    </w:p>
-    <w:p>
-      <w:pPr>
-        <w:bidi/>
-      </w:pPr>
-      <w:r>
-        <w:rPr>
+          <w:rtl/>
+          <w:cs/>
+          <w:lang w:val="ar_AE" w:bidi="ar_AE"/>
+        </w:rPr>
+      </w:r>
+      <w:r>
+        <w:rPr>
+          <w:rtl/>
+          <w:cs/>
+          <w:lang w:val="ar_AE" w:bidi="ar_AE"/>
+        </w:rPr>
+      </w:r>
+    </w:p>
+    <w:p>
+      <w:pPr>
+        <w:bidi/>
+      </w:pPr>
+      <w:r>
+        <w:rPr>
+          <w:rtl/>
+          <w:cs/>
           <w:lang w:val="ar_AE" w:bidi="ar_AE"/>
         </w:rPr>
       </w:r>
@@ -3417,28 +4285,36 @@
       </w:pPr>
       <w:r>
         <w:rPr>
+          <w:rtl/>
+          <w:cs/>
           <w:lang w:val="ar_AE" w:bidi="ar_AE"/>
         </w:rPr>
         <w:t>يعقوب ٣: ١٥</w:t>
       </w:r>
       <w:r>
         <w:rPr>
-          <w:lang w:val="ar_AE" w:bidi="ar_AE"/>
-        </w:rPr>
-      </w:r>
-    </w:p>
-    <w:p>
-      <w:pPr>
-        <w:bidi/>
-      </w:pPr>
-      <w:r>
-        <w:rPr>
+          <w:rtl/>
+          <w:cs/>
+          <w:lang w:val="ar_AE" w:bidi="ar_AE"/>
+        </w:rPr>
+      </w:r>
+    </w:p>
+    <w:p>
+      <w:pPr>
+        <w:bidi/>
+      </w:pPr>
+      <w:r>
+        <w:rPr>
+          <w:rtl/>
+          <w:cs/>
           <w:lang w:val="ar_AE" w:bidi="ar_AE"/>
         </w:rPr>
       </w:r>
       <w:r>
         <w:rPr>
           <w:b/>
+          <w:rtl/>
+          <w:cs/>
           <w:lang w:val="ar_AE" w:bidi="ar_AE"/>
         </w:rPr>
         <w:t>أي نوع من الحكمة يجعل الشخص غَيورًا وطموحًا، يكذب؟</w:t>
@@ -3450,32 +4326,42 @@
       </w:pPr>
       <w:r>
         <w:rPr>
-          <w:lang w:val="ar_AE" w:bidi="ar_AE"/>
-        </w:rPr>
-      </w:r>
-      <w:r>
-        <w:rPr>
+          <w:rtl/>
+          <w:cs/>
+          <w:lang w:val="ar_AE" w:bidi="ar_AE"/>
+        </w:rPr>
+      </w:r>
+      <w:r>
+        <w:rPr>
+          <w:rtl/>
+          <w:cs/>
           <w:lang w:val="ar_AE" w:bidi="ar_AE"/>
         </w:rPr>
         <w:t>الحكمة الأرضية، نفسية وشيطانية تجعل الشخص غيورًا وطموحًا، ويكذب.</w:t>
       </w:r>
       <w:r>
         <w:rPr>
-          <w:lang w:val="ar_AE" w:bidi="ar_AE"/>
-        </w:rPr>
-      </w:r>
-      <w:r>
-        <w:rPr>
-          <w:lang w:val="ar_AE" w:bidi="ar_AE"/>
-        </w:rPr>
-      </w:r>
-    </w:p>
-    <w:p>
-      <w:pPr>
-        <w:bidi/>
-      </w:pPr>
-      <w:r>
-        <w:rPr>
+          <w:rtl/>
+          <w:cs/>
+          <w:lang w:val="ar_AE" w:bidi="ar_AE"/>
+        </w:rPr>
+      </w:r>
+      <w:r>
+        <w:rPr>
+          <w:rtl/>
+          <w:cs/>
+          <w:lang w:val="ar_AE" w:bidi="ar_AE"/>
+        </w:rPr>
+      </w:r>
+    </w:p>
+    <w:p>
+      <w:pPr>
+        <w:bidi/>
+      </w:pPr>
+      <w:r>
+        <w:rPr>
+          <w:rtl/>
+          <w:cs/>
           <w:lang w:val="ar_AE" w:bidi="ar_AE"/>
         </w:rPr>
       </w:r>
@@ -3487,28 +4373,36 @@
       </w:pPr>
       <w:r>
         <w:rPr>
+          <w:rtl/>
+          <w:cs/>
           <w:lang w:val="ar_AE" w:bidi="ar_AE"/>
         </w:rPr>
         <w:t>يعقوب ٣: ١٦</w:t>
       </w:r>
       <w:r>
         <w:rPr>
-          <w:lang w:val="ar_AE" w:bidi="ar_AE"/>
-        </w:rPr>
-      </w:r>
-    </w:p>
-    <w:p>
-      <w:pPr>
-        <w:bidi/>
-      </w:pPr>
-      <w:r>
-        <w:rPr>
+          <w:rtl/>
+          <w:cs/>
+          <w:lang w:val="ar_AE" w:bidi="ar_AE"/>
+        </w:rPr>
+      </w:r>
+    </w:p>
+    <w:p>
+      <w:pPr>
+        <w:bidi/>
+      </w:pPr>
+      <w:r>
+        <w:rPr>
+          <w:rtl/>
+          <w:cs/>
           <w:lang w:val="ar_AE" w:bidi="ar_AE"/>
         </w:rPr>
       </w:r>
       <w:r>
         <w:rPr>
           <w:b/>
+          <w:rtl/>
+          <w:cs/>
           <w:lang w:val="ar_AE" w:bidi="ar_AE"/>
         </w:rPr>
         <w:t>ما نتائج الغَيْرَة والطموح؟</w:t>
@@ -3520,32 +4414,42 @@
       </w:pPr>
       <w:r>
         <w:rPr>
-          <w:lang w:val="ar_AE" w:bidi="ar_AE"/>
-        </w:rPr>
-      </w:r>
-      <w:r>
-        <w:rPr>
+          <w:rtl/>
+          <w:cs/>
+          <w:lang w:val="ar_AE" w:bidi="ar_AE"/>
+        </w:rPr>
+      </w:r>
+      <w:r>
+        <w:rPr>
+          <w:rtl/>
+          <w:cs/>
           <w:lang w:val="ar_AE" w:bidi="ar_AE"/>
         </w:rPr>
         <w:t>الغَيْرَة والطموح يسببان الاضطراب وكل فِعل شرير.</w:t>
       </w:r>
       <w:r>
         <w:rPr>
-          <w:lang w:val="ar_AE" w:bidi="ar_AE"/>
-        </w:rPr>
-      </w:r>
-      <w:r>
-        <w:rPr>
-          <w:lang w:val="ar_AE" w:bidi="ar_AE"/>
-        </w:rPr>
-      </w:r>
-    </w:p>
-    <w:p>
-      <w:pPr>
-        <w:bidi/>
-      </w:pPr>
-      <w:r>
-        <w:rPr>
+          <w:rtl/>
+          <w:cs/>
+          <w:lang w:val="ar_AE" w:bidi="ar_AE"/>
+        </w:rPr>
+      </w:r>
+      <w:r>
+        <w:rPr>
+          <w:rtl/>
+          <w:cs/>
+          <w:lang w:val="ar_AE" w:bidi="ar_AE"/>
+        </w:rPr>
+      </w:r>
+    </w:p>
+    <w:p>
+      <w:pPr>
+        <w:bidi/>
+      </w:pPr>
+      <w:r>
+        <w:rPr>
+          <w:rtl/>
+          <w:cs/>
           <w:lang w:val="ar_AE" w:bidi="ar_AE"/>
         </w:rPr>
       </w:r>
@@ -3557,28 +4461,36 @@
       </w:pPr>
       <w:r>
         <w:rPr>
+          <w:rtl/>
+          <w:cs/>
           <w:lang w:val="ar_AE" w:bidi="ar_AE"/>
         </w:rPr>
         <w:t>يعقوب ٣: ١٧</w:t>
       </w:r>
       <w:r>
         <w:rPr>
-          <w:lang w:val="ar_AE" w:bidi="ar_AE"/>
-        </w:rPr>
-      </w:r>
-    </w:p>
-    <w:p>
-      <w:pPr>
-        <w:bidi/>
-      </w:pPr>
-      <w:r>
-        <w:rPr>
+          <w:rtl/>
+          <w:cs/>
+          <w:lang w:val="ar_AE" w:bidi="ar_AE"/>
+        </w:rPr>
+      </w:r>
+    </w:p>
+    <w:p>
+      <w:pPr>
+        <w:bidi/>
+      </w:pPr>
+      <w:r>
+        <w:rPr>
+          <w:rtl/>
+          <w:cs/>
           <w:lang w:val="ar_AE" w:bidi="ar_AE"/>
         </w:rPr>
       </w:r>
       <w:r>
         <w:rPr>
           <w:b/>
+          <w:rtl/>
+          <w:cs/>
           <w:lang w:val="ar_AE" w:bidi="ar_AE"/>
         </w:rPr>
         <w:t>ما المواقف التي تُظهر حكمة من فوق؟</w:t>
@@ -3590,32 +4502,42 @@
       </w:pPr>
       <w:r>
         <w:rPr>
-          <w:lang w:val="ar_AE" w:bidi="ar_AE"/>
-        </w:rPr>
-      </w:r>
-      <w:r>
-        <w:rPr>
+          <w:rtl/>
+          <w:cs/>
+          <w:lang w:val="ar_AE" w:bidi="ar_AE"/>
+        </w:rPr>
+      </w:r>
+      <w:r>
+        <w:rPr>
+          <w:rtl/>
+          <w:cs/>
           <w:lang w:val="ar_AE" w:bidi="ar_AE"/>
         </w:rPr>
         <w:t>الشخص الذي يحب السلام، لطيف، دفيء القلب، مملوء بالرحمة والثمار الجيدة، بلا محاباة، ووفي، لديه حكمة من فوق.</w:t>
       </w:r>
       <w:r>
         <w:rPr>
-          <w:lang w:val="ar_AE" w:bidi="ar_AE"/>
-        </w:rPr>
-      </w:r>
-      <w:r>
-        <w:rPr>
-          <w:lang w:val="ar_AE" w:bidi="ar_AE"/>
-        </w:rPr>
-      </w:r>
-    </w:p>
-    <w:p>
-      <w:pPr>
-        <w:bidi/>
-      </w:pPr>
-      <w:r>
-        <w:rPr>
+          <w:rtl/>
+          <w:cs/>
+          <w:lang w:val="ar_AE" w:bidi="ar_AE"/>
+        </w:rPr>
+      </w:r>
+      <w:r>
+        <w:rPr>
+          <w:rtl/>
+          <w:cs/>
+          <w:lang w:val="ar_AE" w:bidi="ar_AE"/>
+        </w:rPr>
+      </w:r>
+    </w:p>
+    <w:p>
+      <w:pPr>
+        <w:bidi/>
+      </w:pPr>
+      <w:r>
+        <w:rPr>
+          <w:rtl/>
+          <w:cs/>
           <w:lang w:val="ar_AE" w:bidi="ar_AE"/>
         </w:rPr>
       </w:r>
@@ -3627,28 +4549,36 @@
       </w:pPr>
       <w:r>
         <w:rPr>
+          <w:rtl/>
+          <w:cs/>
           <w:lang w:val="ar_AE" w:bidi="ar_AE"/>
         </w:rPr>
         <w:t>يعقوب 4: 1</w:t>
       </w:r>
       <w:r>
         <w:rPr>
-          <w:lang w:val="ar_AE" w:bidi="ar_AE"/>
-        </w:rPr>
-      </w:r>
-    </w:p>
-    <w:p>
-      <w:pPr>
-        <w:bidi/>
-      </w:pPr>
-      <w:r>
-        <w:rPr>
+          <w:rtl/>
+          <w:cs/>
+          <w:lang w:val="ar_AE" w:bidi="ar_AE"/>
+        </w:rPr>
+      </w:r>
+    </w:p>
+    <w:p>
+      <w:pPr>
+        <w:bidi/>
+      </w:pPr>
+      <w:r>
+        <w:rPr>
+          <w:rtl/>
+          <w:cs/>
           <w:lang w:val="ar_AE" w:bidi="ar_AE"/>
         </w:rPr>
       </w:r>
       <w:r>
         <w:rPr>
           <w:b/>
+          <w:rtl/>
+          <w:cs/>
           <w:lang w:val="ar_AE" w:bidi="ar_AE"/>
         </w:rPr>
         <w:t>ما الذي يقوله يَعْقوب عن مصدر الشِجار والنزاع بين المؤمنين؟</w:t>
@@ -3660,32 +4590,42 @@
       </w:pPr>
       <w:r>
         <w:rPr>
-          <w:lang w:val="ar_AE" w:bidi="ar_AE"/>
-        </w:rPr>
-      </w:r>
-      <w:r>
-        <w:rPr>
+          <w:rtl/>
+          <w:cs/>
+          <w:lang w:val="ar_AE" w:bidi="ar_AE"/>
+        </w:rPr>
+      </w:r>
+      <w:r>
+        <w:rPr>
+          <w:rtl/>
+          <w:cs/>
           <w:lang w:val="ar_AE" w:bidi="ar_AE"/>
         </w:rPr>
         <w:t>المصدر هو الرغبات الشريرة التي تحارب بينهم.</w:t>
       </w:r>
       <w:r>
         <w:rPr>
-          <w:lang w:val="ar_AE" w:bidi="ar_AE"/>
-        </w:rPr>
-      </w:r>
-      <w:r>
-        <w:rPr>
-          <w:lang w:val="ar_AE" w:bidi="ar_AE"/>
-        </w:rPr>
-      </w:r>
-    </w:p>
-    <w:p>
-      <w:pPr>
-        <w:bidi/>
-      </w:pPr>
-      <w:r>
-        <w:rPr>
+          <w:rtl/>
+          <w:cs/>
+          <w:lang w:val="ar_AE" w:bidi="ar_AE"/>
+        </w:rPr>
+      </w:r>
+      <w:r>
+        <w:rPr>
+          <w:rtl/>
+          <w:cs/>
+          <w:lang w:val="ar_AE" w:bidi="ar_AE"/>
+        </w:rPr>
+      </w:r>
+    </w:p>
+    <w:p>
+      <w:pPr>
+        <w:bidi/>
+      </w:pPr>
+      <w:r>
+        <w:rPr>
+          <w:rtl/>
+          <w:cs/>
           <w:lang w:val="ar_AE" w:bidi="ar_AE"/>
         </w:rPr>
       </w:r>
@@ -3697,28 +4637,36 @@
       </w:pPr>
       <w:r>
         <w:rPr>
+          <w:rtl/>
+          <w:cs/>
           <w:lang w:val="ar_AE" w:bidi="ar_AE"/>
         </w:rPr>
         <w:t>يعقوب 4: 3</w:t>
       </w:r>
       <w:r>
         <w:rPr>
-          <w:lang w:val="ar_AE" w:bidi="ar_AE"/>
-        </w:rPr>
-      </w:r>
-    </w:p>
-    <w:p>
-      <w:pPr>
-        <w:bidi/>
-      </w:pPr>
-      <w:r>
-        <w:rPr>
+          <w:rtl/>
+          <w:cs/>
+          <w:lang w:val="ar_AE" w:bidi="ar_AE"/>
+        </w:rPr>
+      </w:r>
+    </w:p>
+    <w:p>
+      <w:pPr>
+        <w:bidi/>
+      </w:pPr>
+      <w:r>
+        <w:rPr>
+          <w:rtl/>
+          <w:cs/>
           <w:lang w:val="ar_AE" w:bidi="ar_AE"/>
         </w:rPr>
       </w:r>
       <w:r>
         <w:rPr>
           <w:b/>
+          <w:rtl/>
+          <w:cs/>
           <w:lang w:val="ar_AE" w:bidi="ar_AE"/>
         </w:rPr>
         <w:t>لماذا لا يتلقى المؤمنون طلباتهم من ٱللهِ؟</w:t>
@@ -3730,32 +4678,42 @@
       </w:pPr>
       <w:r>
         <w:rPr>
-          <w:lang w:val="ar_AE" w:bidi="ar_AE"/>
-        </w:rPr>
-      </w:r>
-      <w:r>
-        <w:rPr>
+          <w:rtl/>
+          <w:cs/>
+          <w:lang w:val="ar_AE" w:bidi="ar_AE"/>
+        </w:rPr>
+      </w:r>
+      <w:r>
+        <w:rPr>
+          <w:rtl/>
+          <w:cs/>
           <w:lang w:val="ar_AE" w:bidi="ar_AE"/>
         </w:rPr>
         <w:t>لا يتلقونها لأنهم يطلبون أشياء سيئة ليُنفقوا على رغباتهم الشريرة.</w:t>
       </w:r>
       <w:r>
         <w:rPr>
-          <w:lang w:val="ar_AE" w:bidi="ar_AE"/>
-        </w:rPr>
-      </w:r>
-      <w:r>
-        <w:rPr>
-          <w:lang w:val="ar_AE" w:bidi="ar_AE"/>
-        </w:rPr>
-      </w:r>
-    </w:p>
-    <w:p>
-      <w:pPr>
-        <w:bidi/>
-      </w:pPr>
-      <w:r>
-        <w:rPr>
+          <w:rtl/>
+          <w:cs/>
+          <w:lang w:val="ar_AE" w:bidi="ar_AE"/>
+        </w:rPr>
+      </w:r>
+      <w:r>
+        <w:rPr>
+          <w:rtl/>
+          <w:cs/>
+          <w:lang w:val="ar_AE" w:bidi="ar_AE"/>
+        </w:rPr>
+      </w:r>
+    </w:p>
+    <w:p>
+      <w:pPr>
+        <w:bidi/>
+      </w:pPr>
+      <w:r>
+        <w:rPr>
+          <w:rtl/>
+          <w:cs/>
           <w:lang w:val="ar_AE" w:bidi="ar_AE"/>
         </w:rPr>
       </w:r>
@@ -3767,28 +4725,36 @@
       </w:pPr>
       <w:r>
         <w:rPr>
+          <w:rtl/>
+          <w:cs/>
           <w:lang w:val="ar_AE" w:bidi="ar_AE"/>
         </w:rPr>
         <w:t>يعقوب 4: 4</w:t>
       </w:r>
       <w:r>
         <w:rPr>
-          <w:lang w:val="ar_AE" w:bidi="ar_AE"/>
-        </w:rPr>
-      </w:r>
-    </w:p>
-    <w:p>
-      <w:pPr>
-        <w:bidi/>
-      </w:pPr>
-      <w:r>
-        <w:rPr>
+          <w:rtl/>
+          <w:cs/>
+          <w:lang w:val="ar_AE" w:bidi="ar_AE"/>
+        </w:rPr>
+      </w:r>
+    </w:p>
+    <w:p>
+      <w:pPr>
+        <w:bidi/>
+      </w:pPr>
+      <w:r>
+        <w:rPr>
+          <w:rtl/>
+          <w:cs/>
           <w:lang w:val="ar_AE" w:bidi="ar_AE"/>
         </w:rPr>
       </w:r>
       <w:r>
         <w:rPr>
           <w:b/>
+          <w:rtl/>
+          <w:cs/>
           <w:lang w:val="ar_AE" w:bidi="ar_AE"/>
         </w:rPr>
         <w:t>إذا قرر شخص أن يكون صديقًا للعالم، فمَا عَلاقة هذا الشخص بٱللهِ؟</w:t>
@@ -3800,32 +4766,42 @@
       </w:pPr>
       <w:r>
         <w:rPr>
-          <w:lang w:val="ar_AE" w:bidi="ar_AE"/>
-        </w:rPr>
-      </w:r>
-      <w:r>
-        <w:rPr>
+          <w:rtl/>
+          <w:cs/>
+          <w:lang w:val="ar_AE" w:bidi="ar_AE"/>
+        </w:rPr>
+      </w:r>
+      <w:r>
+        <w:rPr>
+          <w:rtl/>
+          <w:cs/>
           <w:lang w:val="ar_AE" w:bidi="ar_AE"/>
         </w:rPr>
         <w:t>الشخص الذي يقرر أن يكون صديقًا للعالم يجعل نفسه عدوًا للهِ.</w:t>
       </w:r>
       <w:r>
         <w:rPr>
-          <w:lang w:val="ar_AE" w:bidi="ar_AE"/>
-        </w:rPr>
-      </w:r>
-      <w:r>
-        <w:rPr>
-          <w:lang w:val="ar_AE" w:bidi="ar_AE"/>
-        </w:rPr>
-      </w:r>
-    </w:p>
-    <w:p>
-      <w:pPr>
-        <w:bidi/>
-      </w:pPr>
-      <w:r>
-        <w:rPr>
+          <w:rtl/>
+          <w:cs/>
+          <w:lang w:val="ar_AE" w:bidi="ar_AE"/>
+        </w:rPr>
+      </w:r>
+      <w:r>
+        <w:rPr>
+          <w:rtl/>
+          <w:cs/>
+          <w:lang w:val="ar_AE" w:bidi="ar_AE"/>
+        </w:rPr>
+      </w:r>
+    </w:p>
+    <w:p>
+      <w:pPr>
+        <w:bidi/>
+      </w:pPr>
+      <w:r>
+        <w:rPr>
+          <w:rtl/>
+          <w:cs/>
           <w:lang w:val="ar_AE" w:bidi="ar_AE"/>
         </w:rPr>
       </w:r>
@@ -3837,28 +4813,36 @@
       </w:pPr>
       <w:r>
         <w:rPr>
+          <w:rtl/>
+          <w:cs/>
           <w:lang w:val="ar_AE" w:bidi="ar_AE"/>
         </w:rPr>
         <w:t>يعقوب 4: 6</w:t>
       </w:r>
       <w:r>
         <w:rPr>
-          <w:lang w:val="ar_AE" w:bidi="ar_AE"/>
-        </w:rPr>
-      </w:r>
-    </w:p>
-    <w:p>
-      <w:pPr>
-        <w:bidi/>
-      </w:pPr>
-      <w:r>
-        <w:rPr>
+          <w:rtl/>
+          <w:cs/>
+          <w:lang w:val="ar_AE" w:bidi="ar_AE"/>
+        </w:rPr>
+      </w:r>
+    </w:p>
+    <w:p>
+      <w:pPr>
+        <w:bidi/>
+      </w:pPr>
+      <w:r>
+        <w:rPr>
+          <w:rtl/>
+          <w:cs/>
           <w:lang w:val="ar_AE" w:bidi="ar_AE"/>
         </w:rPr>
       </w:r>
       <w:r>
         <w:rPr>
           <w:b/>
+          <w:rtl/>
+          <w:cs/>
           <w:lang w:val="ar_AE" w:bidi="ar_AE"/>
         </w:rPr>
         <w:t>مَن الذي يقاومه ٱلله، ولمَن يعطي النعمة؟</w:t>
@@ -3870,32 +4854,42 @@
       </w:pPr>
       <w:r>
         <w:rPr>
-          <w:lang w:val="ar_AE" w:bidi="ar_AE"/>
-        </w:rPr>
-      </w:r>
-      <w:r>
-        <w:rPr>
+          <w:rtl/>
+          <w:cs/>
+          <w:lang w:val="ar_AE" w:bidi="ar_AE"/>
+        </w:rPr>
+      </w:r>
+      <w:r>
+        <w:rPr>
+          <w:rtl/>
+          <w:cs/>
           <w:lang w:val="ar_AE" w:bidi="ar_AE"/>
         </w:rPr>
         <w:t>يقاوم ٱللهِ المتكبرين، لكنه يمنح النعمة للمتواضعين.</w:t>
       </w:r>
       <w:r>
         <w:rPr>
-          <w:lang w:val="ar_AE" w:bidi="ar_AE"/>
-        </w:rPr>
-      </w:r>
-      <w:r>
-        <w:rPr>
-          <w:lang w:val="ar_AE" w:bidi="ar_AE"/>
-        </w:rPr>
-      </w:r>
-    </w:p>
-    <w:p>
-      <w:pPr>
-        <w:bidi/>
-      </w:pPr>
-      <w:r>
-        <w:rPr>
+          <w:rtl/>
+          <w:cs/>
+          <w:lang w:val="ar_AE" w:bidi="ar_AE"/>
+        </w:rPr>
+      </w:r>
+      <w:r>
+        <w:rPr>
+          <w:rtl/>
+          <w:cs/>
+          <w:lang w:val="ar_AE" w:bidi="ar_AE"/>
+        </w:rPr>
+      </w:r>
+    </w:p>
+    <w:p>
+      <w:pPr>
+        <w:bidi/>
+      </w:pPr>
+      <w:r>
+        <w:rPr>
+          <w:rtl/>
+          <w:cs/>
           <w:lang w:val="ar_AE" w:bidi="ar_AE"/>
         </w:rPr>
       </w:r>
@@ -3907,28 +4901,36 @@
       </w:pPr>
       <w:r>
         <w:rPr>
+          <w:rtl/>
+          <w:cs/>
           <w:lang w:val="ar_AE" w:bidi="ar_AE"/>
         </w:rPr>
         <w:t>يعقوب 4: 7</w:t>
       </w:r>
       <w:r>
         <w:rPr>
-          <w:lang w:val="ar_AE" w:bidi="ar_AE"/>
-        </w:rPr>
-      </w:r>
-    </w:p>
-    <w:p>
-      <w:pPr>
-        <w:bidi/>
-      </w:pPr>
-      <w:r>
-        <w:rPr>
+          <w:rtl/>
+          <w:cs/>
+          <w:lang w:val="ar_AE" w:bidi="ar_AE"/>
+        </w:rPr>
+      </w:r>
+    </w:p>
+    <w:p>
+      <w:pPr>
+        <w:bidi/>
+      </w:pPr>
+      <w:r>
+        <w:rPr>
+          <w:rtl/>
+          <w:cs/>
           <w:lang w:val="ar_AE" w:bidi="ar_AE"/>
         </w:rPr>
       </w:r>
       <w:r>
         <w:rPr>
           <w:b/>
+          <w:rtl/>
+          <w:cs/>
           <w:lang w:val="ar_AE" w:bidi="ar_AE"/>
         </w:rPr>
         <w:t>ماذا سيفعل الشيطان عندما يخضع المؤمن لله ويقاوم الشيطان؟</w:t>
@@ -3940,32 +4942,42 @@
       </w:pPr>
       <w:r>
         <w:rPr>
-          <w:lang w:val="ar_AE" w:bidi="ar_AE"/>
-        </w:rPr>
-      </w:r>
-      <w:r>
-        <w:rPr>
+          <w:rtl/>
+          <w:cs/>
+          <w:lang w:val="ar_AE" w:bidi="ar_AE"/>
+        </w:rPr>
+      </w:r>
+      <w:r>
+        <w:rPr>
+          <w:rtl/>
+          <w:cs/>
           <w:lang w:val="ar_AE" w:bidi="ar_AE"/>
         </w:rPr>
         <w:t>سيهرب الشيطان.</w:t>
       </w:r>
       <w:r>
         <w:rPr>
-          <w:lang w:val="ar_AE" w:bidi="ar_AE"/>
-        </w:rPr>
-      </w:r>
-      <w:r>
-        <w:rPr>
-          <w:lang w:val="ar_AE" w:bidi="ar_AE"/>
-        </w:rPr>
-      </w:r>
-    </w:p>
-    <w:p>
-      <w:pPr>
-        <w:bidi/>
-      </w:pPr>
-      <w:r>
-        <w:rPr>
+          <w:rtl/>
+          <w:cs/>
+          <w:lang w:val="ar_AE" w:bidi="ar_AE"/>
+        </w:rPr>
+      </w:r>
+      <w:r>
+        <w:rPr>
+          <w:rtl/>
+          <w:cs/>
+          <w:lang w:val="ar_AE" w:bidi="ar_AE"/>
+        </w:rPr>
+      </w:r>
+    </w:p>
+    <w:p>
+      <w:pPr>
+        <w:bidi/>
+      </w:pPr>
+      <w:r>
+        <w:rPr>
+          <w:rtl/>
+          <w:cs/>
           <w:lang w:val="ar_AE" w:bidi="ar_AE"/>
         </w:rPr>
       </w:r>
@@ -3977,28 +4989,36 @@
       </w:pPr>
       <w:r>
         <w:rPr>
+          <w:rtl/>
+          <w:cs/>
           <w:lang w:val="ar_AE" w:bidi="ar_AE"/>
         </w:rPr>
         <w:t>يعقوب 4: 8</w:t>
       </w:r>
       <w:r>
         <w:rPr>
-          <w:lang w:val="ar_AE" w:bidi="ar_AE"/>
-        </w:rPr>
-      </w:r>
-    </w:p>
-    <w:p>
-      <w:pPr>
-        <w:bidi/>
-      </w:pPr>
-      <w:r>
-        <w:rPr>
+          <w:rtl/>
+          <w:cs/>
+          <w:lang w:val="ar_AE" w:bidi="ar_AE"/>
+        </w:rPr>
+      </w:r>
+    </w:p>
+    <w:p>
+      <w:pPr>
+        <w:bidi/>
+      </w:pPr>
+      <w:r>
+        <w:rPr>
+          <w:rtl/>
+          <w:cs/>
           <w:lang w:val="ar_AE" w:bidi="ar_AE"/>
         </w:rPr>
       </w:r>
       <w:r>
         <w:rPr>
           <w:b/>
+          <w:rtl/>
+          <w:cs/>
           <w:lang w:val="ar_AE" w:bidi="ar_AE"/>
         </w:rPr>
         <w:t>ماذا سيفعل ٱلله لأولئك الذين يقتربون منه؟</w:t>
@@ -4010,32 +5030,42 @@
       </w:pPr>
       <w:r>
         <w:rPr>
-          <w:lang w:val="ar_AE" w:bidi="ar_AE"/>
-        </w:rPr>
-      </w:r>
-      <w:r>
-        <w:rPr>
+          <w:rtl/>
+          <w:cs/>
+          <w:lang w:val="ar_AE" w:bidi="ar_AE"/>
+        </w:rPr>
+      </w:r>
+      <w:r>
+        <w:rPr>
+          <w:rtl/>
+          <w:cs/>
           <w:lang w:val="ar_AE" w:bidi="ar_AE"/>
         </w:rPr>
         <w:t>سوف يقترب الله إلى الذين يقتربون منه.</w:t>
       </w:r>
       <w:r>
         <w:rPr>
-          <w:lang w:val="ar_AE" w:bidi="ar_AE"/>
-        </w:rPr>
-      </w:r>
-      <w:r>
-        <w:rPr>
-          <w:lang w:val="ar_AE" w:bidi="ar_AE"/>
-        </w:rPr>
-      </w:r>
-    </w:p>
-    <w:p>
-      <w:pPr>
-        <w:bidi/>
-      </w:pPr>
-      <w:r>
-        <w:rPr>
+          <w:rtl/>
+          <w:cs/>
+          <w:lang w:val="ar_AE" w:bidi="ar_AE"/>
+        </w:rPr>
+      </w:r>
+      <w:r>
+        <w:rPr>
+          <w:rtl/>
+          <w:cs/>
+          <w:lang w:val="ar_AE" w:bidi="ar_AE"/>
+        </w:rPr>
+      </w:r>
+    </w:p>
+    <w:p>
+      <w:pPr>
+        <w:bidi/>
+      </w:pPr>
+      <w:r>
+        <w:rPr>
+          <w:rtl/>
+          <w:cs/>
           <w:lang w:val="ar_AE" w:bidi="ar_AE"/>
         </w:rPr>
       </w:r>
@@ -4047,28 +5077,36 @@
       </w:pPr>
       <w:r>
         <w:rPr>
+          <w:rtl/>
+          <w:cs/>
           <w:lang w:val="ar_AE" w:bidi="ar_AE"/>
         </w:rPr>
         <w:t>يعقوب ٤: ١١</w:t>
       </w:r>
       <w:r>
         <w:rPr>
-          <w:lang w:val="ar_AE" w:bidi="ar_AE"/>
-        </w:rPr>
-      </w:r>
-    </w:p>
-    <w:p>
-      <w:pPr>
-        <w:bidi/>
-      </w:pPr>
-      <w:r>
-        <w:rPr>
+          <w:rtl/>
+          <w:cs/>
+          <w:lang w:val="ar_AE" w:bidi="ar_AE"/>
+        </w:rPr>
+      </w:r>
+    </w:p>
+    <w:p>
+      <w:pPr>
+        <w:bidi/>
+      </w:pPr>
+      <w:r>
+        <w:rPr>
+          <w:rtl/>
+          <w:cs/>
           <w:lang w:val="ar_AE" w:bidi="ar_AE"/>
         </w:rPr>
       </w:r>
       <w:r>
         <w:rPr>
           <w:b/>
+          <w:rtl/>
+          <w:cs/>
           <w:lang w:val="ar_AE" w:bidi="ar_AE"/>
         </w:rPr>
         <w:t>ماذا يخبر يَعْقوب المؤمنين بعدم فعله؟</w:t>
@@ -4080,32 +5118,42 @@
       </w:pPr>
       <w:r>
         <w:rPr>
-          <w:lang w:val="ar_AE" w:bidi="ar_AE"/>
-        </w:rPr>
-      </w:r>
-      <w:r>
-        <w:rPr>
+          <w:rtl/>
+          <w:cs/>
+          <w:lang w:val="ar_AE" w:bidi="ar_AE"/>
+        </w:rPr>
+      </w:r>
+      <w:r>
+        <w:rPr>
+          <w:rtl/>
+          <w:cs/>
           <w:lang w:val="ar_AE" w:bidi="ar_AE"/>
         </w:rPr>
         <w:t>يخبر يَعْقوبَ المؤمنين بعدم التحدُّث ضد بعضهم بعضًا.</w:t>
       </w:r>
       <w:r>
         <w:rPr>
-          <w:lang w:val="ar_AE" w:bidi="ar_AE"/>
-        </w:rPr>
-      </w:r>
-      <w:r>
-        <w:rPr>
-          <w:lang w:val="ar_AE" w:bidi="ar_AE"/>
-        </w:rPr>
-      </w:r>
-    </w:p>
-    <w:p>
-      <w:pPr>
-        <w:bidi/>
-      </w:pPr>
-      <w:r>
-        <w:rPr>
+          <w:rtl/>
+          <w:cs/>
+          <w:lang w:val="ar_AE" w:bidi="ar_AE"/>
+        </w:rPr>
+      </w:r>
+      <w:r>
+        <w:rPr>
+          <w:rtl/>
+          <w:cs/>
+          <w:lang w:val="ar_AE" w:bidi="ar_AE"/>
+        </w:rPr>
+      </w:r>
+    </w:p>
+    <w:p>
+      <w:pPr>
+        <w:bidi/>
+      </w:pPr>
+      <w:r>
+        <w:rPr>
+          <w:rtl/>
+          <w:cs/>
           <w:lang w:val="ar_AE" w:bidi="ar_AE"/>
         </w:rPr>
       </w:r>
@@ -4117,28 +5165,36 @@
       </w:pPr>
       <w:r>
         <w:rPr>
+          <w:rtl/>
+          <w:cs/>
           <w:lang w:val="ar_AE" w:bidi="ar_AE"/>
         </w:rPr>
         <w:t>يعقوب ٤: ١٥</w:t>
       </w:r>
       <w:r>
         <w:rPr>
-          <w:lang w:val="ar_AE" w:bidi="ar_AE"/>
-        </w:rPr>
-      </w:r>
-    </w:p>
-    <w:p>
-      <w:pPr>
-        <w:bidi/>
-      </w:pPr>
-      <w:r>
-        <w:rPr>
+          <w:rtl/>
+          <w:cs/>
+          <w:lang w:val="ar_AE" w:bidi="ar_AE"/>
+        </w:rPr>
+      </w:r>
+    </w:p>
+    <w:p>
+      <w:pPr>
+        <w:bidi/>
+      </w:pPr>
+      <w:r>
+        <w:rPr>
+          <w:rtl/>
+          <w:cs/>
           <w:lang w:val="ar_AE" w:bidi="ar_AE"/>
         </w:rPr>
       </w:r>
       <w:r>
         <w:rPr>
           <w:b/>
+          <w:rtl/>
+          <w:cs/>
           <w:lang w:val="ar_AE" w:bidi="ar_AE"/>
         </w:rPr>
         <w:t>ماذا يُخبر يَعْقوب للمؤمنين أن يقولوا عمَّا سيحدث في المستقبل؟</w:t>
@@ -4150,32 +5206,42 @@
       </w:pPr>
       <w:r>
         <w:rPr>
-          <w:lang w:val="ar_AE" w:bidi="ar_AE"/>
-        </w:rPr>
-      </w:r>
-      <w:r>
-        <w:rPr>
+          <w:rtl/>
+          <w:cs/>
+          <w:lang w:val="ar_AE" w:bidi="ar_AE"/>
+        </w:rPr>
+      </w:r>
+      <w:r>
+        <w:rPr>
+          <w:rtl/>
+          <w:cs/>
           <w:lang w:val="ar_AE" w:bidi="ar_AE"/>
         </w:rPr>
         <w:t>يخبر يَعْقوب المؤمنين أن يقولوا: "إنْ شاء الرب سنعيش ونفعل هذا أو ذاك".</w:t>
       </w:r>
       <w:r>
         <w:rPr>
-          <w:lang w:val="ar_AE" w:bidi="ar_AE"/>
-        </w:rPr>
-      </w:r>
-      <w:r>
-        <w:rPr>
-          <w:lang w:val="ar_AE" w:bidi="ar_AE"/>
-        </w:rPr>
-      </w:r>
-    </w:p>
-    <w:p>
-      <w:pPr>
-        <w:bidi/>
-      </w:pPr>
-      <w:r>
-        <w:rPr>
+          <w:rtl/>
+          <w:cs/>
+          <w:lang w:val="ar_AE" w:bidi="ar_AE"/>
+        </w:rPr>
+      </w:r>
+      <w:r>
+        <w:rPr>
+          <w:rtl/>
+          <w:cs/>
+          <w:lang w:val="ar_AE" w:bidi="ar_AE"/>
+        </w:rPr>
+      </w:r>
+    </w:p>
+    <w:p>
+      <w:pPr>
+        <w:bidi/>
+      </w:pPr>
+      <w:r>
+        <w:rPr>
+          <w:rtl/>
+          <w:cs/>
           <w:lang w:val="ar_AE" w:bidi="ar_AE"/>
         </w:rPr>
       </w:r>
@@ -4187,28 +5253,36 @@
       </w:pPr>
       <w:r>
         <w:rPr>
+          <w:rtl/>
+          <w:cs/>
           <w:lang w:val="ar_AE" w:bidi="ar_AE"/>
         </w:rPr>
         <w:t>يعقوب ٤: ١٦</w:t>
       </w:r>
       <w:r>
         <w:rPr>
-          <w:lang w:val="ar_AE" w:bidi="ar_AE"/>
-        </w:rPr>
-      </w:r>
-    </w:p>
-    <w:p>
-      <w:pPr>
-        <w:bidi/>
-      </w:pPr>
-      <w:r>
-        <w:rPr>
+          <w:rtl/>
+          <w:cs/>
+          <w:lang w:val="ar_AE" w:bidi="ar_AE"/>
+        </w:rPr>
+      </w:r>
+    </w:p>
+    <w:p>
+      <w:pPr>
+        <w:bidi/>
+      </w:pPr>
+      <w:r>
+        <w:rPr>
+          <w:rtl/>
+          <w:cs/>
           <w:lang w:val="ar_AE" w:bidi="ar_AE"/>
         </w:rPr>
       </w:r>
       <w:r>
         <w:rPr>
           <w:b/>
+          <w:rtl/>
+          <w:cs/>
           <w:lang w:val="ar_AE" w:bidi="ar_AE"/>
         </w:rPr>
         <w:t>ماذا يقول يَعْقوب عن أولئك الذين يتفاخرون بخططهم؟</w:t>
@@ -4220,32 +5294,42 @@
       </w:pPr>
       <w:r>
         <w:rPr>
-          <w:lang w:val="ar_AE" w:bidi="ar_AE"/>
-        </w:rPr>
-      </w:r>
-      <w:r>
-        <w:rPr>
+          <w:rtl/>
+          <w:cs/>
+          <w:lang w:val="ar_AE" w:bidi="ar_AE"/>
+        </w:rPr>
+      </w:r>
+      <w:r>
+        <w:rPr>
+          <w:rtl/>
+          <w:cs/>
           <w:lang w:val="ar_AE" w:bidi="ar_AE"/>
         </w:rPr>
         <w:t>يقول يَعْقوب إنَّ الذين يتفاخرون بخططهم يرتكبون الشر.</w:t>
       </w:r>
       <w:r>
         <w:rPr>
-          <w:lang w:val="ar_AE" w:bidi="ar_AE"/>
-        </w:rPr>
-      </w:r>
-      <w:r>
-        <w:rPr>
-          <w:lang w:val="ar_AE" w:bidi="ar_AE"/>
-        </w:rPr>
-      </w:r>
-    </w:p>
-    <w:p>
-      <w:pPr>
-        <w:bidi/>
-      </w:pPr>
-      <w:r>
-        <w:rPr>
+          <w:rtl/>
+          <w:cs/>
+          <w:lang w:val="ar_AE" w:bidi="ar_AE"/>
+        </w:rPr>
+      </w:r>
+      <w:r>
+        <w:rPr>
+          <w:rtl/>
+          <w:cs/>
+          <w:lang w:val="ar_AE" w:bidi="ar_AE"/>
+        </w:rPr>
+      </w:r>
+    </w:p>
+    <w:p>
+      <w:pPr>
+        <w:bidi/>
+      </w:pPr>
+      <w:r>
+        <w:rPr>
+          <w:rtl/>
+          <w:cs/>
           <w:lang w:val="ar_AE" w:bidi="ar_AE"/>
         </w:rPr>
       </w:r>
@@ -4257,28 +5341,36 @@
       </w:pPr>
       <w:r>
         <w:rPr>
+          <w:rtl/>
+          <w:cs/>
           <w:lang w:val="ar_AE" w:bidi="ar_AE"/>
         </w:rPr>
         <w:t>يعقوب 4: 17</w:t>
       </w:r>
       <w:r>
         <w:rPr>
-          <w:lang w:val="ar_AE" w:bidi="ar_AE"/>
-        </w:rPr>
-      </w:r>
-    </w:p>
-    <w:p>
-      <w:pPr>
-        <w:bidi/>
-      </w:pPr>
-      <w:r>
-        <w:rPr>
+          <w:rtl/>
+          <w:cs/>
+          <w:lang w:val="ar_AE" w:bidi="ar_AE"/>
+        </w:rPr>
+      </w:r>
+    </w:p>
+    <w:p>
+      <w:pPr>
+        <w:bidi/>
+      </w:pPr>
+      <w:r>
+        <w:rPr>
+          <w:rtl/>
+          <w:cs/>
           <w:lang w:val="ar_AE" w:bidi="ar_AE"/>
         </w:rPr>
       </w:r>
       <w:r>
         <w:rPr>
           <w:b/>
+          <w:rtl/>
+          <w:cs/>
           <w:lang w:val="ar_AE" w:bidi="ar_AE"/>
         </w:rPr>
         <w:t>ماذا يعني أنْ يعرف شخص كيف يفعل الخير، لكنه لا يفعله؟</w:t>
@@ -4290,32 +5382,42 @@
       </w:pPr>
       <w:r>
         <w:rPr>
-          <w:lang w:val="ar_AE" w:bidi="ar_AE"/>
-        </w:rPr>
-      </w:r>
-      <w:r>
-        <w:rPr>
+          <w:rtl/>
+          <w:cs/>
+          <w:lang w:val="ar_AE" w:bidi="ar_AE"/>
+        </w:rPr>
+      </w:r>
+      <w:r>
+        <w:rPr>
+          <w:rtl/>
+          <w:cs/>
           <w:lang w:val="ar_AE" w:bidi="ar_AE"/>
         </w:rPr>
         <w:t>إنه خطيئة إذا كان شخص ما يعرف أن يفعل الخير، لكنه لا يفعله.</w:t>
       </w:r>
       <w:r>
         <w:rPr>
-          <w:lang w:val="ar_AE" w:bidi="ar_AE"/>
-        </w:rPr>
-      </w:r>
-      <w:r>
-        <w:rPr>
-          <w:lang w:val="ar_AE" w:bidi="ar_AE"/>
-        </w:rPr>
-      </w:r>
-    </w:p>
-    <w:p>
-      <w:pPr>
-        <w:bidi/>
-      </w:pPr>
-      <w:r>
-        <w:rPr>
+          <w:rtl/>
+          <w:cs/>
+          <w:lang w:val="ar_AE" w:bidi="ar_AE"/>
+        </w:rPr>
+      </w:r>
+      <w:r>
+        <w:rPr>
+          <w:rtl/>
+          <w:cs/>
+          <w:lang w:val="ar_AE" w:bidi="ar_AE"/>
+        </w:rPr>
+      </w:r>
+    </w:p>
+    <w:p>
+      <w:pPr>
+        <w:bidi/>
+      </w:pPr>
+      <w:r>
+        <w:rPr>
+          <w:rtl/>
+          <w:cs/>
           <w:lang w:val="ar_AE" w:bidi="ar_AE"/>
         </w:rPr>
       </w:r>
@@ -4327,28 +5429,36 @@
       </w:pPr>
       <w:r>
         <w:rPr>
+          <w:rtl/>
+          <w:cs/>
           <w:lang w:val="ar_AE" w:bidi="ar_AE"/>
         </w:rPr>
         <w:t>يعقوب 5: 3</w:t>
       </w:r>
       <w:r>
         <w:rPr>
-          <w:lang w:val="ar_AE" w:bidi="ar_AE"/>
-        </w:rPr>
-      </w:r>
-    </w:p>
-    <w:p>
-      <w:pPr>
-        <w:bidi/>
-      </w:pPr>
-      <w:r>
-        <w:rPr>
+          <w:rtl/>
+          <w:cs/>
+          <w:lang w:val="ar_AE" w:bidi="ar_AE"/>
+        </w:rPr>
+      </w:r>
+    </w:p>
+    <w:p>
+      <w:pPr>
+        <w:bidi/>
+      </w:pPr>
+      <w:r>
+        <w:rPr>
+          <w:rtl/>
+          <w:cs/>
           <w:lang w:val="ar_AE" w:bidi="ar_AE"/>
         </w:rPr>
       </w:r>
       <w:r>
         <w:rPr>
           <w:b/>
+          <w:rtl/>
+          <w:cs/>
           <w:lang w:val="ar_AE" w:bidi="ar_AE"/>
         </w:rPr>
         <w:t>ماذا فعل الأغنياء، الذين يتحدَّث عنهم يَعْقوبَ، في الأيام الأخيرة، الذي سيكون شاهدًا ضدهم؟</w:t>
@@ -4360,32 +5470,42 @@
       </w:pPr>
       <w:r>
         <w:rPr>
-          <w:lang w:val="ar_AE" w:bidi="ar_AE"/>
-        </w:rPr>
-      </w:r>
-      <w:r>
-        <w:rPr>
+          <w:rtl/>
+          <w:cs/>
+          <w:lang w:val="ar_AE" w:bidi="ar_AE"/>
+        </w:rPr>
+      </w:r>
+      <w:r>
+        <w:rPr>
+          <w:rtl/>
+          <w:cs/>
           <w:lang w:val="ar_AE" w:bidi="ar_AE"/>
         </w:rPr>
         <w:t>كنز الأثرياء ثرواتهم.</w:t>
       </w:r>
       <w:r>
         <w:rPr>
-          <w:lang w:val="ar_AE" w:bidi="ar_AE"/>
-        </w:rPr>
-      </w:r>
-      <w:r>
-        <w:rPr>
-          <w:lang w:val="ar_AE" w:bidi="ar_AE"/>
-        </w:rPr>
-      </w:r>
-    </w:p>
-    <w:p>
-      <w:pPr>
-        <w:bidi/>
-      </w:pPr>
-      <w:r>
-        <w:rPr>
+          <w:rtl/>
+          <w:cs/>
+          <w:lang w:val="ar_AE" w:bidi="ar_AE"/>
+        </w:rPr>
+      </w:r>
+      <w:r>
+        <w:rPr>
+          <w:rtl/>
+          <w:cs/>
+          <w:lang w:val="ar_AE" w:bidi="ar_AE"/>
+        </w:rPr>
+      </w:r>
+    </w:p>
+    <w:p>
+      <w:pPr>
+        <w:bidi/>
+      </w:pPr>
+      <w:r>
+        <w:rPr>
+          <w:rtl/>
+          <w:cs/>
           <w:lang w:val="ar_AE" w:bidi="ar_AE"/>
         </w:rPr>
       </w:r>
@@ -4397,28 +5517,36 @@
       </w:pPr>
       <w:r>
         <w:rPr>
+          <w:rtl/>
+          <w:cs/>
           <w:lang w:val="ar_AE" w:bidi="ar_AE"/>
         </w:rPr>
         <w:t>يعقوب 5: 4</w:t>
       </w:r>
       <w:r>
         <w:rPr>
-          <w:lang w:val="ar_AE" w:bidi="ar_AE"/>
-        </w:rPr>
-      </w:r>
-    </w:p>
-    <w:p>
-      <w:pPr>
-        <w:bidi/>
-      </w:pPr>
-      <w:r>
-        <w:rPr>
+          <w:rtl/>
+          <w:cs/>
+          <w:lang w:val="ar_AE" w:bidi="ar_AE"/>
+        </w:rPr>
+      </w:r>
+    </w:p>
+    <w:p>
+      <w:pPr>
+        <w:bidi/>
+      </w:pPr>
+      <w:r>
+        <w:rPr>
+          <w:rtl/>
+          <w:cs/>
           <w:lang w:val="ar_AE" w:bidi="ar_AE"/>
         </w:rPr>
       </w:r>
       <w:r>
         <w:rPr>
           <w:b/>
+          <w:rtl/>
+          <w:cs/>
           <w:lang w:val="ar_AE" w:bidi="ar_AE"/>
         </w:rPr>
         <w:t>كيف عامَل هؤلاء الأثرياء عُمَّالهم؟</w:t>
@@ -4430,32 +5558,42 @@
       </w:pPr>
       <w:r>
         <w:rPr>
-          <w:lang w:val="ar_AE" w:bidi="ar_AE"/>
-        </w:rPr>
-      </w:r>
-      <w:r>
-        <w:rPr>
+          <w:rtl/>
+          <w:cs/>
+          <w:lang w:val="ar_AE" w:bidi="ar_AE"/>
+        </w:rPr>
+      </w:r>
+      <w:r>
+        <w:rPr>
+          <w:rtl/>
+          <w:cs/>
           <w:lang w:val="ar_AE" w:bidi="ar_AE"/>
         </w:rPr>
         <w:t>هؤلاء الأغنياء لم يدفعوا أجور عُمَّالهم.</w:t>
       </w:r>
       <w:r>
         <w:rPr>
-          <w:lang w:val="ar_AE" w:bidi="ar_AE"/>
-        </w:rPr>
-      </w:r>
-      <w:r>
-        <w:rPr>
-          <w:lang w:val="ar_AE" w:bidi="ar_AE"/>
-        </w:rPr>
-      </w:r>
-    </w:p>
-    <w:p>
-      <w:pPr>
-        <w:bidi/>
-      </w:pPr>
-      <w:r>
-        <w:rPr>
+          <w:rtl/>
+          <w:cs/>
+          <w:lang w:val="ar_AE" w:bidi="ar_AE"/>
+        </w:rPr>
+      </w:r>
+      <w:r>
+        <w:rPr>
+          <w:rtl/>
+          <w:cs/>
+          <w:lang w:val="ar_AE" w:bidi="ar_AE"/>
+        </w:rPr>
+      </w:r>
+    </w:p>
+    <w:p>
+      <w:pPr>
+        <w:bidi/>
+      </w:pPr>
+      <w:r>
+        <w:rPr>
+          <w:rtl/>
+          <w:cs/>
           <w:lang w:val="ar_AE" w:bidi="ar_AE"/>
         </w:rPr>
       </w:r>
@@ -4467,28 +5605,36 @@
       </w:pPr>
       <w:r>
         <w:rPr>
+          <w:rtl/>
+          <w:cs/>
           <w:lang w:val="ar_AE" w:bidi="ar_AE"/>
         </w:rPr>
         <w:t>يعقوب 5: 6</w:t>
       </w:r>
       <w:r>
         <w:rPr>
-          <w:lang w:val="ar_AE" w:bidi="ar_AE"/>
-        </w:rPr>
-      </w:r>
-    </w:p>
-    <w:p>
-      <w:pPr>
-        <w:bidi/>
-      </w:pPr>
-      <w:r>
-        <w:rPr>
+          <w:rtl/>
+          <w:cs/>
+          <w:lang w:val="ar_AE" w:bidi="ar_AE"/>
+        </w:rPr>
+      </w:r>
+    </w:p>
+    <w:p>
+      <w:pPr>
+        <w:bidi/>
+      </w:pPr>
+      <w:r>
+        <w:rPr>
+          <w:rtl/>
+          <w:cs/>
           <w:lang w:val="ar_AE" w:bidi="ar_AE"/>
         </w:rPr>
       </w:r>
       <w:r>
         <w:rPr>
           <w:b/>
+          <w:rtl/>
+          <w:cs/>
           <w:lang w:val="ar_AE" w:bidi="ar_AE"/>
         </w:rPr>
         <w:t>كيف عامَل هؤلاء الأغنياء البار؟</w:t>
@@ -4500,32 +5646,42 @@
       </w:pPr>
       <w:r>
         <w:rPr>
-          <w:lang w:val="ar_AE" w:bidi="ar_AE"/>
-        </w:rPr>
-      </w:r>
-      <w:r>
-        <w:rPr>
+          <w:rtl/>
+          <w:cs/>
+          <w:lang w:val="ar_AE" w:bidi="ar_AE"/>
+        </w:rPr>
+      </w:r>
+      <w:r>
+        <w:rPr>
+          <w:rtl/>
+          <w:cs/>
           <w:lang w:val="ar_AE" w:bidi="ar_AE"/>
         </w:rPr>
         <w:t>أدان هؤلاء الأغنياء البار وقتلوه.</w:t>
       </w:r>
       <w:r>
         <w:rPr>
-          <w:lang w:val="ar_AE" w:bidi="ar_AE"/>
-        </w:rPr>
-      </w:r>
-      <w:r>
-        <w:rPr>
-          <w:lang w:val="ar_AE" w:bidi="ar_AE"/>
-        </w:rPr>
-      </w:r>
-    </w:p>
-    <w:p>
-      <w:pPr>
-        <w:bidi/>
-      </w:pPr>
-      <w:r>
-        <w:rPr>
+          <w:rtl/>
+          <w:cs/>
+          <w:lang w:val="ar_AE" w:bidi="ar_AE"/>
+        </w:rPr>
+      </w:r>
+      <w:r>
+        <w:rPr>
+          <w:rtl/>
+          <w:cs/>
+          <w:lang w:val="ar_AE" w:bidi="ar_AE"/>
+        </w:rPr>
+      </w:r>
+    </w:p>
+    <w:p>
+      <w:pPr>
+        <w:bidi/>
+      </w:pPr>
+      <w:r>
+        <w:rPr>
+          <w:rtl/>
+          <w:cs/>
           <w:lang w:val="ar_AE" w:bidi="ar_AE"/>
         </w:rPr>
       </w:r>
@@ -4537,28 +5693,36 @@
       </w:pPr>
       <w:r>
         <w:rPr>
+          <w:rtl/>
+          <w:cs/>
           <w:lang w:val="ar_AE" w:bidi="ar_AE"/>
         </w:rPr>
         <w:t>يعقوب 5: 7</w:t>
       </w:r>
       <w:r>
         <w:rPr>
-          <w:lang w:val="ar_AE" w:bidi="ar_AE"/>
-        </w:rPr>
-      </w:r>
-    </w:p>
-    <w:p>
-      <w:pPr>
-        <w:bidi/>
-      </w:pPr>
-      <w:r>
-        <w:rPr>
+          <w:rtl/>
+          <w:cs/>
+          <w:lang w:val="ar_AE" w:bidi="ar_AE"/>
+        </w:rPr>
+      </w:r>
+    </w:p>
+    <w:p>
+      <w:pPr>
+        <w:bidi/>
+      </w:pPr>
+      <w:r>
+        <w:rPr>
+          <w:rtl/>
+          <w:cs/>
           <w:lang w:val="ar_AE" w:bidi="ar_AE"/>
         </w:rPr>
       </w:r>
       <w:r>
         <w:rPr>
           <w:b/>
+          <w:rtl/>
+          <w:cs/>
           <w:lang w:val="ar_AE" w:bidi="ar_AE"/>
         </w:rPr>
         <w:t>ماذا يقول يَعْقوبَ عن موقف المؤمن تجاه قدوم الرب؟</w:t>
@@ -4570,32 +5734,42 @@
       </w:pPr>
       <w:r>
         <w:rPr>
-          <w:lang w:val="ar_AE" w:bidi="ar_AE"/>
-        </w:rPr>
-      </w:r>
-      <w:r>
-        <w:rPr>
+          <w:rtl/>
+          <w:cs/>
+          <w:lang w:val="ar_AE" w:bidi="ar_AE"/>
+        </w:rPr>
+      </w:r>
+      <w:r>
+        <w:rPr>
+          <w:rtl/>
+          <w:cs/>
           <w:lang w:val="ar_AE" w:bidi="ar_AE"/>
         </w:rPr>
         <w:t>يجب على المؤمنين انتظار قدوم الرب بصبر.</w:t>
       </w:r>
       <w:r>
         <w:rPr>
-          <w:lang w:val="ar_AE" w:bidi="ar_AE"/>
-        </w:rPr>
-      </w:r>
-      <w:r>
-        <w:rPr>
-          <w:lang w:val="ar_AE" w:bidi="ar_AE"/>
-        </w:rPr>
-      </w:r>
-    </w:p>
-    <w:p>
-      <w:pPr>
-        <w:bidi/>
-      </w:pPr>
-      <w:r>
-        <w:rPr>
+          <w:rtl/>
+          <w:cs/>
+          <w:lang w:val="ar_AE" w:bidi="ar_AE"/>
+        </w:rPr>
+      </w:r>
+      <w:r>
+        <w:rPr>
+          <w:rtl/>
+          <w:cs/>
+          <w:lang w:val="ar_AE" w:bidi="ar_AE"/>
+        </w:rPr>
+      </w:r>
+    </w:p>
+    <w:p>
+      <w:pPr>
+        <w:bidi/>
+      </w:pPr>
+      <w:r>
+        <w:rPr>
+          <w:rtl/>
+          <w:cs/>
           <w:lang w:val="ar_AE" w:bidi="ar_AE"/>
         </w:rPr>
       </w:r>
@@ -4607,28 +5781,36 @@
       </w:pPr>
       <w:r>
         <w:rPr>
+          <w:rtl/>
+          <w:cs/>
           <w:lang w:val="ar_AE" w:bidi="ar_AE"/>
         </w:rPr>
         <w:t>يعقوب 5: 8</w:t>
       </w:r>
       <w:r>
         <w:rPr>
-          <w:lang w:val="ar_AE" w:bidi="ar_AE"/>
-        </w:rPr>
-      </w:r>
-    </w:p>
-    <w:p>
-      <w:pPr>
-        <w:bidi/>
-      </w:pPr>
-      <w:r>
-        <w:rPr>
+          <w:rtl/>
+          <w:cs/>
+          <w:lang w:val="ar_AE" w:bidi="ar_AE"/>
+        </w:rPr>
+      </w:r>
+    </w:p>
+    <w:p>
+      <w:pPr>
+        <w:bidi/>
+      </w:pPr>
+      <w:r>
+        <w:rPr>
+          <w:rtl/>
+          <w:cs/>
           <w:lang w:val="ar_AE" w:bidi="ar_AE"/>
         </w:rPr>
       </w:r>
       <w:r>
         <w:rPr>
           <w:b/>
+          <w:rtl/>
+          <w:cs/>
           <w:lang w:val="ar_AE" w:bidi="ar_AE"/>
         </w:rPr>
         <w:t>لماذا يجب على المؤمنين تقوية قلوبهم في أثناء انتظارهم بصبر مجيء الرب؟</w:t>
@@ -4640,32 +5822,42 @@
       </w:pPr>
       <w:r>
         <w:rPr>
-          <w:lang w:val="ar_AE" w:bidi="ar_AE"/>
-        </w:rPr>
-      </w:r>
-      <w:r>
-        <w:rPr>
+          <w:rtl/>
+          <w:cs/>
+          <w:lang w:val="ar_AE" w:bidi="ar_AE"/>
+        </w:rPr>
+      </w:r>
+      <w:r>
+        <w:rPr>
+          <w:rtl/>
+          <w:cs/>
           <w:lang w:val="ar_AE" w:bidi="ar_AE"/>
         </w:rPr>
         <w:t>يجب أن يقووا قلوبهم لأن مجيء الرب قريب.</w:t>
       </w:r>
       <w:r>
         <w:rPr>
-          <w:lang w:val="ar_AE" w:bidi="ar_AE"/>
-        </w:rPr>
-      </w:r>
-      <w:r>
-        <w:rPr>
-          <w:lang w:val="ar_AE" w:bidi="ar_AE"/>
-        </w:rPr>
-      </w:r>
-    </w:p>
-    <w:p>
-      <w:pPr>
-        <w:bidi/>
-      </w:pPr>
-      <w:r>
-        <w:rPr>
+          <w:rtl/>
+          <w:cs/>
+          <w:lang w:val="ar_AE" w:bidi="ar_AE"/>
+        </w:rPr>
+      </w:r>
+      <w:r>
+        <w:rPr>
+          <w:rtl/>
+          <w:cs/>
+          <w:lang w:val="ar_AE" w:bidi="ar_AE"/>
+        </w:rPr>
+      </w:r>
+    </w:p>
+    <w:p>
+      <w:pPr>
+        <w:bidi/>
+      </w:pPr>
+      <w:r>
+        <w:rPr>
+          <w:rtl/>
+          <w:cs/>
           <w:lang w:val="ar_AE" w:bidi="ar_AE"/>
         </w:rPr>
       </w:r>
@@ -4677,28 +5869,36 @@
       </w:pPr>
       <w:r>
         <w:rPr>
+          <w:rtl/>
+          <w:cs/>
           <w:lang w:val="ar_AE" w:bidi="ar_AE"/>
         </w:rPr>
         <w:t>يعقوب 5: 10</w:t>
       </w:r>
       <w:r>
         <w:rPr>
-          <w:lang w:val="ar_AE" w:bidi="ar_AE"/>
-        </w:rPr>
-      </w:r>
-    </w:p>
-    <w:p>
-      <w:pPr>
-        <w:bidi/>
-      </w:pPr>
-      <w:r>
-        <w:rPr>
+          <w:rtl/>
+          <w:cs/>
+          <w:lang w:val="ar_AE" w:bidi="ar_AE"/>
+        </w:rPr>
+      </w:r>
+    </w:p>
+    <w:p>
+      <w:pPr>
+        <w:bidi/>
+      </w:pPr>
+      <w:r>
+        <w:rPr>
+          <w:rtl/>
+          <w:cs/>
           <w:lang w:val="ar_AE" w:bidi="ar_AE"/>
         </w:rPr>
       </w:r>
       <w:r>
         <w:rPr>
           <w:b/>
+          <w:rtl/>
+          <w:cs/>
           <w:lang w:val="ar_AE" w:bidi="ar_AE"/>
         </w:rPr>
         <w:t>ماذا يجب أن تصبح معاناة وصبر أنبياء العهد القديم لنا؟</w:t>
@@ -4710,32 +5910,42 @@
       </w:pPr>
       <w:r>
         <w:rPr>
-          <w:lang w:val="ar_AE" w:bidi="ar_AE"/>
-        </w:rPr>
-      </w:r>
-      <w:r>
-        <w:rPr>
+          <w:rtl/>
+          <w:cs/>
+          <w:lang w:val="ar_AE" w:bidi="ar_AE"/>
+        </w:rPr>
+      </w:r>
+      <w:r>
+        <w:rPr>
+          <w:rtl/>
+          <w:cs/>
           <w:lang w:val="ar_AE" w:bidi="ar_AE"/>
         </w:rPr>
         <w:t>يجب أن تصبح معاناة وصبر أنبياء العهد القديم مثالًا لنا.</w:t>
       </w:r>
       <w:r>
         <w:rPr>
-          <w:lang w:val="ar_AE" w:bidi="ar_AE"/>
-        </w:rPr>
-      </w:r>
-      <w:r>
-        <w:rPr>
-          <w:lang w:val="ar_AE" w:bidi="ar_AE"/>
-        </w:rPr>
-      </w:r>
-    </w:p>
-    <w:p>
-      <w:pPr>
-        <w:bidi/>
-      </w:pPr>
-      <w:r>
-        <w:rPr>
+          <w:rtl/>
+          <w:cs/>
+          <w:lang w:val="ar_AE" w:bidi="ar_AE"/>
+        </w:rPr>
+      </w:r>
+      <w:r>
+        <w:rPr>
+          <w:rtl/>
+          <w:cs/>
+          <w:lang w:val="ar_AE" w:bidi="ar_AE"/>
+        </w:rPr>
+      </w:r>
+    </w:p>
+    <w:p>
+      <w:pPr>
+        <w:bidi/>
+      </w:pPr>
+      <w:r>
+        <w:rPr>
+          <w:rtl/>
+          <w:cs/>
           <w:lang w:val="ar_AE" w:bidi="ar_AE"/>
         </w:rPr>
       </w:r>
@@ -4747,28 +5957,36 @@
       </w:pPr>
       <w:r>
         <w:rPr>
+          <w:rtl/>
+          <w:cs/>
           <w:lang w:val="ar_AE" w:bidi="ar_AE"/>
         </w:rPr>
         <w:t>يعقوب 5: 11</w:t>
       </w:r>
       <w:r>
         <w:rPr>
-          <w:lang w:val="ar_AE" w:bidi="ar_AE"/>
-        </w:rPr>
-      </w:r>
-    </w:p>
-    <w:p>
-      <w:pPr>
-        <w:bidi/>
-      </w:pPr>
-      <w:r>
-        <w:rPr>
+          <w:rtl/>
+          <w:cs/>
+          <w:lang w:val="ar_AE" w:bidi="ar_AE"/>
+        </w:rPr>
+      </w:r>
+    </w:p>
+    <w:p>
+      <w:pPr>
+        <w:bidi/>
+      </w:pPr>
+      <w:r>
+        <w:rPr>
+          <w:rtl/>
+          <w:cs/>
           <w:lang w:val="ar_AE" w:bidi="ar_AE"/>
         </w:rPr>
       </w:r>
       <w:r>
         <w:rPr>
           <w:b/>
+          <w:rtl/>
+          <w:cs/>
           <w:lang w:val="ar_AE" w:bidi="ar_AE"/>
         </w:rPr>
         <w:t>ما الصفة الإيجابية التي أظهرها أَيّوبَ؟</w:t>
@@ -4780,32 +5998,42 @@
       </w:pPr>
       <w:r>
         <w:rPr>
-          <w:lang w:val="ar_AE" w:bidi="ar_AE"/>
-        </w:rPr>
-      </w:r>
-      <w:r>
-        <w:rPr>
+          <w:rtl/>
+          <w:cs/>
+          <w:lang w:val="ar_AE" w:bidi="ar_AE"/>
+        </w:rPr>
+      </w:r>
+      <w:r>
+        <w:rPr>
+          <w:rtl/>
+          <w:cs/>
           <w:lang w:val="ar_AE" w:bidi="ar_AE"/>
         </w:rPr>
         <w:t>أظهر أَيّوبَ الصبر.</w:t>
       </w:r>
       <w:r>
         <w:rPr>
-          <w:lang w:val="ar_AE" w:bidi="ar_AE"/>
-        </w:rPr>
-      </w:r>
-      <w:r>
-        <w:rPr>
-          <w:lang w:val="ar_AE" w:bidi="ar_AE"/>
-        </w:rPr>
-      </w:r>
-    </w:p>
-    <w:p>
-      <w:pPr>
-        <w:bidi/>
-      </w:pPr>
-      <w:r>
-        <w:rPr>
+          <w:rtl/>
+          <w:cs/>
+          <w:lang w:val="ar_AE" w:bidi="ar_AE"/>
+        </w:rPr>
+      </w:r>
+      <w:r>
+        <w:rPr>
+          <w:rtl/>
+          <w:cs/>
+          <w:lang w:val="ar_AE" w:bidi="ar_AE"/>
+        </w:rPr>
+      </w:r>
+    </w:p>
+    <w:p>
+      <w:pPr>
+        <w:bidi/>
+      </w:pPr>
+      <w:r>
+        <w:rPr>
+          <w:rtl/>
+          <w:cs/>
           <w:lang w:val="ar_AE" w:bidi="ar_AE"/>
         </w:rPr>
       </w:r>
@@ -4817,28 +6045,36 @@
       </w:pPr>
       <w:r>
         <w:rPr>
+          <w:rtl/>
+          <w:cs/>
           <w:lang w:val="ar_AE" w:bidi="ar_AE"/>
         </w:rPr>
         <w:t>يعقوب 5: 12</w:t>
       </w:r>
       <w:r>
         <w:rPr>
-          <w:lang w:val="ar_AE" w:bidi="ar_AE"/>
-        </w:rPr>
-      </w:r>
-    </w:p>
-    <w:p>
-      <w:pPr>
-        <w:bidi/>
-      </w:pPr>
-      <w:r>
-        <w:rPr>
+          <w:rtl/>
+          <w:cs/>
+          <w:lang w:val="ar_AE" w:bidi="ar_AE"/>
+        </w:rPr>
+      </w:r>
+    </w:p>
+    <w:p>
+      <w:pPr>
+        <w:bidi/>
+      </w:pPr>
+      <w:r>
+        <w:rPr>
+          <w:rtl/>
+          <w:cs/>
           <w:lang w:val="ar_AE" w:bidi="ar_AE"/>
         </w:rPr>
       </w:r>
       <w:r>
         <w:rPr>
           <w:b/>
+          <w:rtl/>
+          <w:cs/>
           <w:lang w:val="ar_AE" w:bidi="ar_AE"/>
         </w:rPr>
         <w:t>ماذا يقول يعقوب عن مِصداقية "نعم" و "لا" للمؤمن؟</w:t>
@@ -4850,32 +6086,42 @@
       </w:pPr>
       <w:r>
         <w:rPr>
-          <w:lang w:val="ar_AE" w:bidi="ar_AE"/>
-        </w:rPr>
-      </w:r>
-      <w:r>
-        <w:rPr>
+          <w:rtl/>
+          <w:cs/>
+          <w:lang w:val="ar_AE" w:bidi="ar_AE"/>
+        </w:rPr>
+      </w:r>
+      <w:r>
+        <w:rPr>
+          <w:rtl/>
+          <w:cs/>
           <w:lang w:val="ar_AE" w:bidi="ar_AE"/>
         </w:rPr>
         <w:t>يجب أن يكون "نعم" المؤمن تعني "نعم" و"لا" تعني "لا".</w:t>
       </w:r>
       <w:r>
         <w:rPr>
-          <w:lang w:val="ar_AE" w:bidi="ar_AE"/>
-        </w:rPr>
-      </w:r>
-      <w:r>
-        <w:rPr>
-          <w:lang w:val="ar_AE" w:bidi="ar_AE"/>
-        </w:rPr>
-      </w:r>
-    </w:p>
-    <w:p>
-      <w:pPr>
-        <w:bidi/>
-      </w:pPr>
-      <w:r>
-        <w:rPr>
+          <w:rtl/>
+          <w:cs/>
+          <w:lang w:val="ar_AE" w:bidi="ar_AE"/>
+        </w:rPr>
+      </w:r>
+      <w:r>
+        <w:rPr>
+          <w:rtl/>
+          <w:cs/>
+          <w:lang w:val="ar_AE" w:bidi="ar_AE"/>
+        </w:rPr>
+      </w:r>
+    </w:p>
+    <w:p>
+      <w:pPr>
+        <w:bidi/>
+      </w:pPr>
+      <w:r>
+        <w:rPr>
+          <w:rtl/>
+          <w:cs/>
           <w:lang w:val="ar_AE" w:bidi="ar_AE"/>
         </w:rPr>
       </w:r>
@@ -4887,28 +6133,36 @@
       </w:pPr>
       <w:r>
         <w:rPr>
+          <w:rtl/>
+          <w:cs/>
           <w:lang w:val="ar_AE" w:bidi="ar_AE"/>
         </w:rPr>
         <w:t>يعقوب 5: 14</w:t>
       </w:r>
       <w:r>
         <w:rPr>
-          <w:lang w:val="ar_AE" w:bidi="ar_AE"/>
-        </w:rPr>
-      </w:r>
-    </w:p>
-    <w:p>
-      <w:pPr>
-        <w:bidi/>
-      </w:pPr>
-      <w:r>
-        <w:rPr>
+          <w:rtl/>
+          <w:cs/>
+          <w:lang w:val="ar_AE" w:bidi="ar_AE"/>
+        </w:rPr>
+      </w:r>
+    </w:p>
+    <w:p>
+      <w:pPr>
+        <w:bidi/>
+      </w:pPr>
+      <w:r>
+        <w:rPr>
+          <w:rtl/>
+          <w:cs/>
           <w:lang w:val="ar_AE" w:bidi="ar_AE"/>
         </w:rPr>
       </w:r>
       <w:r>
         <w:rPr>
           <w:b/>
+          <w:rtl/>
+          <w:cs/>
           <w:lang w:val="ar_AE" w:bidi="ar_AE"/>
         </w:rPr>
         <w:t>ماذا يجب أن يفعل المرضى؟</w:t>
@@ -4920,32 +6174,42 @@
       </w:pPr>
       <w:r>
         <w:rPr>
-          <w:lang w:val="ar_AE" w:bidi="ar_AE"/>
-        </w:rPr>
-      </w:r>
-      <w:r>
-        <w:rPr>
+          <w:rtl/>
+          <w:cs/>
+          <w:lang w:val="ar_AE" w:bidi="ar_AE"/>
+        </w:rPr>
+      </w:r>
+      <w:r>
+        <w:rPr>
+          <w:rtl/>
+          <w:cs/>
           <w:lang w:val="ar_AE" w:bidi="ar_AE"/>
         </w:rPr>
         <w:t>يجب على المريض أن يدعو الشيوخ حتى يتمكنوا من الصلاة عليه ودهنه بالزيت.</w:t>
       </w:r>
       <w:r>
         <w:rPr>
-          <w:lang w:val="ar_AE" w:bidi="ar_AE"/>
-        </w:rPr>
-      </w:r>
-      <w:r>
-        <w:rPr>
-          <w:lang w:val="ar_AE" w:bidi="ar_AE"/>
-        </w:rPr>
-      </w:r>
-    </w:p>
-    <w:p>
-      <w:pPr>
-        <w:bidi/>
-      </w:pPr>
-      <w:r>
-        <w:rPr>
+          <w:rtl/>
+          <w:cs/>
+          <w:lang w:val="ar_AE" w:bidi="ar_AE"/>
+        </w:rPr>
+      </w:r>
+      <w:r>
+        <w:rPr>
+          <w:rtl/>
+          <w:cs/>
+          <w:lang w:val="ar_AE" w:bidi="ar_AE"/>
+        </w:rPr>
+      </w:r>
+    </w:p>
+    <w:p>
+      <w:pPr>
+        <w:bidi/>
+      </w:pPr>
+      <w:r>
+        <w:rPr>
+          <w:rtl/>
+          <w:cs/>
           <w:lang w:val="ar_AE" w:bidi="ar_AE"/>
         </w:rPr>
       </w:r>
@@ -4957,28 +6221,36 @@
       </w:pPr>
       <w:r>
         <w:rPr>
+          <w:rtl/>
+          <w:cs/>
           <w:lang w:val="ar_AE" w:bidi="ar_AE"/>
         </w:rPr>
         <w:t>يعقوب 5: 16</w:t>
       </w:r>
       <w:r>
         <w:rPr>
-          <w:lang w:val="ar_AE" w:bidi="ar_AE"/>
-        </w:rPr>
-      </w:r>
-    </w:p>
-    <w:p>
-      <w:pPr>
-        <w:bidi/>
-      </w:pPr>
-      <w:r>
-        <w:rPr>
+          <w:rtl/>
+          <w:cs/>
+          <w:lang w:val="ar_AE" w:bidi="ar_AE"/>
+        </w:rPr>
+      </w:r>
+    </w:p>
+    <w:p>
+      <w:pPr>
+        <w:bidi/>
+      </w:pPr>
+      <w:r>
+        <w:rPr>
+          <w:rtl/>
+          <w:cs/>
           <w:lang w:val="ar_AE" w:bidi="ar_AE"/>
         </w:rPr>
       </w:r>
       <w:r>
         <w:rPr>
           <w:b/>
+          <w:rtl/>
+          <w:cs/>
           <w:lang w:val="ar_AE" w:bidi="ar_AE"/>
         </w:rPr>
         <w:t>ما الأمران اللَّذان يقول يَعْقوبَ إنه على المؤمنين فعلهما مع بعضهم بعضًا من أجل الشفاء؟</w:t>
@@ -4990,32 +6262,42 @@
       </w:pPr>
       <w:r>
         <w:rPr>
-          <w:lang w:val="ar_AE" w:bidi="ar_AE"/>
-        </w:rPr>
-      </w:r>
-      <w:r>
-        <w:rPr>
+          <w:rtl/>
+          <w:cs/>
+          <w:lang w:val="ar_AE" w:bidi="ar_AE"/>
+        </w:rPr>
+      </w:r>
+      <w:r>
+        <w:rPr>
+          <w:rtl/>
+          <w:cs/>
           <w:lang w:val="ar_AE" w:bidi="ar_AE"/>
         </w:rPr>
         <w:t>يجب على المؤمنين أن يعترفوا لبعضهم بعضًا ويصلوا من أجل بعضهم بعضًا.</w:t>
       </w:r>
       <w:r>
         <w:rPr>
-          <w:lang w:val="ar_AE" w:bidi="ar_AE"/>
-        </w:rPr>
-      </w:r>
-      <w:r>
-        <w:rPr>
-          <w:lang w:val="ar_AE" w:bidi="ar_AE"/>
-        </w:rPr>
-      </w:r>
-    </w:p>
-    <w:p>
-      <w:pPr>
-        <w:bidi/>
-      </w:pPr>
-      <w:r>
-        <w:rPr>
+          <w:rtl/>
+          <w:cs/>
+          <w:lang w:val="ar_AE" w:bidi="ar_AE"/>
+        </w:rPr>
+      </w:r>
+      <w:r>
+        <w:rPr>
+          <w:rtl/>
+          <w:cs/>
+          <w:lang w:val="ar_AE" w:bidi="ar_AE"/>
+        </w:rPr>
+      </w:r>
+    </w:p>
+    <w:p>
+      <w:pPr>
+        <w:bidi/>
+      </w:pPr>
+      <w:r>
+        <w:rPr>
+          <w:rtl/>
+          <w:cs/>
           <w:lang w:val="ar_AE" w:bidi="ar_AE"/>
         </w:rPr>
       </w:r>
@@ -5027,28 +6309,36 @@
       </w:pPr>
       <w:r>
         <w:rPr>
+          <w:rtl/>
+          <w:cs/>
           <w:lang w:val="ar_AE" w:bidi="ar_AE"/>
         </w:rPr>
         <w:t>يعقوب 5: 17</w:t>
       </w:r>
       <w:r>
         <w:rPr>
-          <w:lang w:val="ar_AE" w:bidi="ar_AE"/>
-        </w:rPr>
-      </w:r>
-    </w:p>
-    <w:p>
-      <w:pPr>
-        <w:bidi/>
-      </w:pPr>
-      <w:r>
-        <w:rPr>
+          <w:rtl/>
+          <w:cs/>
+          <w:lang w:val="ar_AE" w:bidi="ar_AE"/>
+        </w:rPr>
+      </w:r>
+    </w:p>
+    <w:p>
+      <w:pPr>
+        <w:bidi/>
+      </w:pPr>
+      <w:r>
+        <w:rPr>
+          <w:rtl/>
+          <w:cs/>
           <w:lang w:val="ar_AE" w:bidi="ar_AE"/>
         </w:rPr>
       </w:r>
       <w:r>
         <w:rPr>
           <w:b/>
+          <w:rtl/>
+          <w:cs/>
           <w:lang w:val="ar_AE" w:bidi="ar_AE"/>
         </w:rPr>
         <w:t>ماذا حدث عندما صلَّى إِيلِيَّا لعدم هطول المطر؟</w:t>
@@ -5060,32 +6350,42 @@
       </w:pPr>
       <w:r>
         <w:rPr>
-          <w:lang w:val="ar_AE" w:bidi="ar_AE"/>
-        </w:rPr>
-      </w:r>
-      <w:r>
-        <w:rPr>
+          <w:rtl/>
+          <w:cs/>
+          <w:lang w:val="ar_AE" w:bidi="ar_AE"/>
+        </w:rPr>
+      </w:r>
+      <w:r>
+        <w:rPr>
+          <w:rtl/>
+          <w:cs/>
           <w:lang w:val="ar_AE" w:bidi="ar_AE"/>
         </w:rPr>
         <w:t>لم تمطر الأرض مدة ثلاث سنوات وستة أشهر.</w:t>
       </w:r>
       <w:r>
         <w:rPr>
-          <w:lang w:val="ar_AE" w:bidi="ar_AE"/>
-        </w:rPr>
-      </w:r>
-      <w:r>
-        <w:rPr>
-          <w:lang w:val="ar_AE" w:bidi="ar_AE"/>
-        </w:rPr>
-      </w:r>
-    </w:p>
-    <w:p>
-      <w:pPr>
-        <w:bidi/>
-      </w:pPr>
-      <w:r>
-        <w:rPr>
+          <w:rtl/>
+          <w:cs/>
+          <w:lang w:val="ar_AE" w:bidi="ar_AE"/>
+        </w:rPr>
+      </w:r>
+      <w:r>
+        <w:rPr>
+          <w:rtl/>
+          <w:cs/>
+          <w:lang w:val="ar_AE" w:bidi="ar_AE"/>
+        </w:rPr>
+      </w:r>
+    </w:p>
+    <w:p>
+      <w:pPr>
+        <w:bidi/>
+      </w:pPr>
+      <w:r>
+        <w:rPr>
+          <w:rtl/>
+          <w:cs/>
           <w:lang w:val="ar_AE" w:bidi="ar_AE"/>
         </w:rPr>
       </w:r>
@@ -5097,28 +6397,36 @@
       </w:pPr>
       <w:r>
         <w:rPr>
+          <w:rtl/>
+          <w:cs/>
           <w:lang w:val="ar_AE" w:bidi="ar_AE"/>
         </w:rPr>
         <w:t>يعقوب 5: 18</w:t>
       </w:r>
       <w:r>
         <w:rPr>
-          <w:lang w:val="ar_AE" w:bidi="ar_AE"/>
-        </w:rPr>
-      </w:r>
-    </w:p>
-    <w:p>
-      <w:pPr>
-        <w:bidi/>
-      </w:pPr>
-      <w:r>
-        <w:rPr>
+          <w:rtl/>
+          <w:cs/>
+          <w:lang w:val="ar_AE" w:bidi="ar_AE"/>
+        </w:rPr>
+      </w:r>
+    </w:p>
+    <w:p>
+      <w:pPr>
+        <w:bidi/>
+      </w:pPr>
+      <w:r>
+        <w:rPr>
+          <w:rtl/>
+          <w:cs/>
           <w:lang w:val="ar_AE" w:bidi="ar_AE"/>
         </w:rPr>
       </w:r>
       <w:r>
         <w:rPr>
           <w:b/>
+          <w:rtl/>
+          <w:cs/>
           <w:lang w:val="ar_AE" w:bidi="ar_AE"/>
         </w:rPr>
         <w:t>ماذا حدث هذه المرَّة عندما صلَّى إِيلِيَّا مرة أخرى من أجل المطر؟</w:t>
@@ -5130,32 +6438,42 @@
       </w:pPr>
       <w:r>
         <w:rPr>
-          <w:lang w:val="ar_AE" w:bidi="ar_AE"/>
-        </w:rPr>
-      </w:r>
-      <w:r>
-        <w:rPr>
+          <w:rtl/>
+          <w:cs/>
+          <w:lang w:val="ar_AE" w:bidi="ar_AE"/>
+        </w:rPr>
+      </w:r>
+      <w:r>
+        <w:rPr>
+          <w:rtl/>
+          <w:cs/>
           <w:lang w:val="ar_AE" w:bidi="ar_AE"/>
         </w:rPr>
         <w:t>عندما صلَّى مرة أخرى، أعطت السماء المطر وأنتجت الأرض الثمار.</w:t>
       </w:r>
       <w:r>
         <w:rPr>
-          <w:lang w:val="ar_AE" w:bidi="ar_AE"/>
-        </w:rPr>
-      </w:r>
-      <w:r>
-        <w:rPr>
-          <w:lang w:val="ar_AE" w:bidi="ar_AE"/>
-        </w:rPr>
-      </w:r>
-    </w:p>
-    <w:p>
-      <w:pPr>
-        <w:bidi/>
-      </w:pPr>
-      <w:r>
-        <w:rPr>
+          <w:rtl/>
+          <w:cs/>
+          <w:lang w:val="ar_AE" w:bidi="ar_AE"/>
+        </w:rPr>
+      </w:r>
+      <w:r>
+        <w:rPr>
+          <w:rtl/>
+          <w:cs/>
+          <w:lang w:val="ar_AE" w:bidi="ar_AE"/>
+        </w:rPr>
+      </w:r>
+    </w:p>
+    <w:p>
+      <w:pPr>
+        <w:bidi/>
+      </w:pPr>
+      <w:r>
+        <w:rPr>
+          <w:rtl/>
+          <w:cs/>
           <w:lang w:val="ar_AE" w:bidi="ar_AE"/>
         </w:rPr>
       </w:r>
@@ -5167,28 +6485,36 @@
       </w:pPr>
       <w:r>
         <w:rPr>
+          <w:rtl/>
+          <w:cs/>
           <w:lang w:val="ar_AE" w:bidi="ar_AE"/>
         </w:rPr>
         <w:t>يعقوب 5: 20</w:t>
       </w:r>
       <w:r>
         <w:rPr>
-          <w:lang w:val="ar_AE" w:bidi="ar_AE"/>
-        </w:rPr>
-      </w:r>
-    </w:p>
-    <w:p>
-      <w:pPr>
-        <w:bidi/>
-      </w:pPr>
-      <w:r>
-        <w:rPr>
+          <w:rtl/>
+          <w:cs/>
+          <w:lang w:val="ar_AE" w:bidi="ar_AE"/>
+        </w:rPr>
+      </w:r>
+    </w:p>
+    <w:p>
+      <w:pPr>
+        <w:bidi/>
+      </w:pPr>
+      <w:r>
+        <w:rPr>
+          <w:rtl/>
+          <w:cs/>
           <w:lang w:val="ar_AE" w:bidi="ar_AE"/>
         </w:rPr>
       </w:r>
       <w:r>
         <w:rPr>
           <w:b/>
+          <w:rtl/>
+          <w:cs/>
           <w:lang w:val="ar_AE" w:bidi="ar_AE"/>
         </w:rPr>
         <w:t>ماذا يحقق الشخص الذي يقود الخاطئ للخروج من خطأ طريقه؟</w:t>
@@ -5200,22 +6526,30 @@
       </w:pPr>
       <w:r>
         <w:rPr>
-          <w:lang w:val="ar_AE" w:bidi="ar_AE"/>
-        </w:rPr>
-      </w:r>
-      <w:r>
-        <w:rPr>
+          <w:rtl/>
+          <w:cs/>
+          <w:lang w:val="ar_AE" w:bidi="ar_AE"/>
+        </w:rPr>
+      </w:r>
+      <w:r>
+        <w:rPr>
+          <w:rtl/>
+          <w:cs/>
           <w:lang w:val="ar_AE" w:bidi="ar_AE"/>
         </w:rPr>
         <w:t>الشخص الذي يقود الخاطئ للخروج من خطأ طريقه ينقذ نفسًا من الموت ويستر كثرة من الخطايا.</w:t>
       </w:r>
       <w:r>
         <w:rPr>
-          <w:lang w:val="ar_AE" w:bidi="ar_AE"/>
-        </w:rPr>
-      </w:r>
-      <w:r>
-        <w:rPr>
+          <w:rtl/>
+          <w:cs/>
+          <w:lang w:val="ar_AE" w:bidi="ar_AE"/>
+        </w:rPr>
+      </w:r>
+      <w:r>
+        <w:rPr>
+          <w:rtl/>
+          <w:cs/>
           <w:lang w:val="ar_AE" w:bidi="ar_AE"/>
         </w:rPr>
       </w:r>
